--- a/6-过程管理/运行记录类文件/060201-过程框架设计方案.docx
+++ b/6-过程管理/运行记录类文件/060201-过程框架设计方案.docx
@@ -1,11 +1,10 @@
 
 <file path=word/document.xml><?xml version="1.0" encoding="utf-8"?>
-<w:document xmlns:wpc="http://schemas.microsoft.com/office/word/2010/wordprocessingCanvas" xmlns:mc="http://schemas.openxmlformats.org/markup-compatibility/2006" xmlns:o="urn:schemas-microsoft-com:office:office" xmlns:r="http://schemas.openxmlformats.org/officeDocument/2006/relationships" xmlns:m="http://schemas.openxmlformats.org/officeDocument/2006/math" xmlns:v="urn:schemas-microsoft-com:vml" xmlns:wp14="http://schemas.microsoft.com/office/word/2010/wordprocessingDrawing" xmlns:wp="http://schemas.openxmlformats.org/drawingml/2006/wordprocessingDrawing" xmlns:w10="urn:schemas-microsoft-com:office:word" xmlns:w="http://schemas.openxmlformats.org/wordprocessingml/2006/main" xmlns:w14="http://schemas.microsoft.com/office/word/2010/wordml" xmlns:w15="http://schemas.microsoft.com/office/word/2012/wordml" xmlns:wne="http://schemas.microsoft.com/office/word/2006/wordml" xmlns:wpg="http://schemas.microsoft.com/office/word/2010/wordprocessingGroup" xmlns:wpi="http://schemas.microsoft.com/office/word/2010/wordprocessingInk" xmlns:wps="http://schemas.microsoft.com/office/word/2010/wordprocessingShape" mc:Ignorable="w14 w15 wp14">
-  <!-- Generated by Aspose.Words for .NET 13.3.0.1 -->
+<w:document xmlns:wpc="http://schemas.microsoft.com/office/word/2010/wordprocessingCanvas" xmlns:mc="http://schemas.openxmlformats.org/markup-compatibility/2006" xmlns:o="urn:schemas-microsoft-com:office:office" xmlns:r="http://schemas.openxmlformats.org/officeDocument/2006/relationships" xmlns:m="http://schemas.openxmlformats.org/officeDocument/2006/math" xmlns:v="urn:schemas-microsoft-com:vml" xmlns:wp14="http://schemas.microsoft.com/office/word/2010/wordprocessingDrawing" xmlns:wp="http://schemas.openxmlformats.org/drawingml/2006/wordprocessingDrawing" xmlns:w="http://schemas.openxmlformats.org/wordprocessingml/2006/main" xmlns:w14="http://schemas.microsoft.com/office/word/2010/wordml" xmlns:w10="urn:schemas-microsoft-com:office:word" xmlns:w15="http://schemas.microsoft.com/office/word/2012/wordml" xmlns:wpg="http://schemas.microsoft.com/office/word/2010/wordprocessingGroup" xmlns:wpi="http://schemas.microsoft.com/office/word/2010/wordprocessingInk" xmlns:wne="http://schemas.microsoft.com/office/word/2006/wordml" xmlns:wps="http://schemas.microsoft.com/office/word/2010/wordprocessingShape" xmlns:wpsCustomData="http://www.wps.cn/officeDocument/2013/wpsCustomData" mc:Ignorable="w14 w15 wp14">
   <w:body>
     <w:p>
       <w:pPr>
-        <w:pStyle w:val="a1"/>
+        <w:pStyle w:val="35"/>
         <w:bidi w:val="0"/>
         <w:rPr>
           <w:rFonts w:hint="eastAsia"/>
@@ -15,7 +14,7 @@
     </w:p>
     <w:p>
       <w:pPr>
-        <w:pStyle w:val="a1"/>
+        <w:pStyle w:val="35"/>
         <w:bidi w:val="0"/>
         <w:rPr>
           <w:rFonts w:hint="eastAsia"/>
@@ -25,7 +24,7 @@
     </w:p>
     <w:p>
       <w:pPr>
-        <w:pStyle w:val="a1"/>
+        <w:pStyle w:val="35"/>
         <w:bidi w:val="0"/>
         <w:rPr>
           <w:rFonts w:hint="default"/>
@@ -44,7 +43,7 @@
     </w:p>
     <w:p>
       <w:pPr>
-        <w:pStyle w:val="a2"/>
+        <w:pStyle w:val="36"/>
         <w:bidi w:val="0"/>
       </w:pPr>
       <w:bookmarkStart w:id="1" w:name="_Toc21663"/>
@@ -58,14 +57,14 @@
         <w:spacing w:before="275"/>
         <w:ind w:left="3285"/>
         <w:rPr>
-          <w:rFonts w:ascii="宋体" w:eastAsia="宋体" w:hAnsi="宋体" w:cs="宋体"/>
+          <w:rFonts w:ascii="宋体" w:hAnsi="宋体" w:eastAsia="宋体" w:cs="宋体"/>
           <w:sz w:val="36"/>
           <w:szCs w:val="36"/>
         </w:rPr>
       </w:pPr>
       <w:r>
         <w:rPr>
-          <w:rFonts w:ascii="宋体" w:eastAsia="宋体" w:hAnsi="宋体" w:cs="宋体"/>
+          <w:rFonts w:ascii="宋体" w:hAnsi="宋体" w:eastAsia="宋体" w:cs="宋体"/>
           <w:spacing w:val="-2"/>
           <w:sz w:val="36"/>
           <w:szCs w:val="36"/>
@@ -74,7 +73,7 @@
       </w:r>
       <w:r>
         <w:rPr>
-          <w:rFonts w:ascii="宋体" w:hAnsi="宋体" w:cs="宋体" w:hint="eastAsia"/>
+          <w:rFonts w:hint="eastAsia" w:ascii="宋体" w:hAnsi="宋体" w:cs="宋体"/>
           <w:spacing w:val="-2"/>
           <w:sz w:val="36"/>
           <w:szCs w:val="36"/>
@@ -84,7 +83,7 @@
       </w:r>
       <w:r>
         <w:rPr>
-          <w:rFonts w:ascii="宋体" w:eastAsia="宋体" w:hAnsi="宋体" w:cs="宋体"/>
+          <w:rFonts w:ascii="宋体" w:hAnsi="宋体" w:eastAsia="宋体" w:cs="宋体"/>
           <w:spacing w:val="-2"/>
           <w:sz w:val="36"/>
           <w:szCs w:val="36"/>
@@ -95,20 +94,20 @@
     <w:p>
       <w:pPr>
         <w:rPr>
-          <w:rFonts w:ascii="宋体" w:eastAsia="宋体" w:hAnsi="宋体" w:cs="宋体"/>
+          <w:rFonts w:ascii="宋体" w:hAnsi="宋体" w:eastAsia="宋体" w:cs="宋体"/>
           <w:sz w:val="36"/>
           <w:szCs w:val="36"/>
         </w:rPr>
         <w:sectPr>
           <w:pgSz w:w="11906" w:h="16839"/>
           <w:pgMar w:top="1431" w:right="1785" w:bottom="0" w:left="1785" w:header="0" w:footer="0" w:gutter="0"/>
-          <w:cols w:num="1" w:space="720"/>
+          <w:cols w:space="720" w:num="1"/>
         </w:sectPr>
       </w:pPr>
     </w:p>
     <w:p>
       <w:pPr>
-        <w:pStyle w:val="BodyText"/>
+        <w:pStyle w:val="13"/>
         <w:spacing w:line="258" w:lineRule="auto"/>
       </w:pPr>
     </w:p>
@@ -118,7 +117,7 @@
         <w:ind w:left="3954"/>
         <w:outlineLvl w:val="0"/>
         <w:rPr>
-          <w:rFonts w:ascii="宋体" w:eastAsia="宋体" w:hAnsi="宋体" w:cs="宋体"/>
+          <w:rFonts w:ascii="宋体" w:hAnsi="宋体" w:eastAsia="宋体" w:cs="宋体"/>
           <w:sz w:val="21"/>
           <w:szCs w:val="21"/>
         </w:rPr>
@@ -126,7 +125,7 @@
       <w:bookmarkStart w:id="2" w:name="_Toc14612"/>
       <w:r>
         <w:rPr>
-          <w:rFonts w:ascii="宋体" w:eastAsia="宋体" w:hAnsi="宋体" w:cs="宋体"/>
+          <w:rFonts w:ascii="宋体" w:hAnsi="宋体" w:eastAsia="宋体" w:cs="宋体"/>
           <w:spacing w:val="-2"/>
           <w:sz w:val="21"/>
           <w:szCs w:val="21"/>
@@ -142,16 +141,16 @@
     </w:p>
     <w:tbl>
       <w:tblPr>
-        <w:tblStyle w:val="TableNormal0"/>
+        <w:tblStyle w:val="28"/>
         <w:tblW w:w="9071" w:type="dxa"/>
         <w:tblInd w:w="5" w:type="dxa"/>
         <w:tblBorders>
-          <w:top w:val="single" w:sz="4" w:space="0" w:color="000000"/>
-          <w:left w:val="single" w:sz="4" w:space="0" w:color="000000"/>
-          <w:bottom w:val="single" w:sz="4" w:space="0" w:color="000000"/>
-          <w:right w:val="single" w:sz="4" w:space="0" w:color="000000"/>
-          <w:insideH w:val="single" w:sz="4" w:space="0" w:color="000000"/>
-          <w:insideV w:val="single" w:sz="4" w:space="0" w:color="000000"/>
+          <w:top w:val="single" w:color="000000" w:sz="4" w:space="0"/>
+          <w:left w:val="single" w:color="000000" w:sz="4" w:space="0"/>
+          <w:bottom w:val="single" w:color="000000" w:sz="4" w:space="0"/>
+          <w:right w:val="single" w:color="000000" w:sz="4" w:space="0"/>
+          <w:insideH w:val="single" w:color="000000" w:sz="4" w:space="0"/>
+          <w:insideV w:val="single" w:color="000000" w:sz="4" w:space="0"/>
         </w:tblBorders>
         <w:tblLayout w:type="fixed"/>
         <w:tblCellMar>
@@ -170,17 +169,14 @@
       </w:tblGrid>
       <w:tr>
         <w:tblPrEx>
-          <w:tblW w:w="9071" w:type="dxa"/>
-          <w:tblInd w:w="5" w:type="dxa"/>
           <w:tblBorders>
-            <w:top w:val="single" w:sz="4" w:space="0" w:color="000000"/>
-            <w:left w:val="single" w:sz="4" w:space="0" w:color="000000"/>
-            <w:bottom w:val="single" w:sz="4" w:space="0" w:color="000000"/>
-            <w:right w:val="single" w:sz="4" w:space="0" w:color="000000"/>
-            <w:insideH w:val="single" w:sz="4" w:space="0" w:color="000000"/>
-            <w:insideV w:val="single" w:sz="4" w:space="0" w:color="000000"/>
+            <w:top w:val="single" w:color="000000" w:sz="4" w:space="0"/>
+            <w:left w:val="single" w:color="000000" w:sz="4" w:space="0"/>
+            <w:bottom w:val="single" w:color="000000" w:sz="4" w:space="0"/>
+            <w:right w:val="single" w:color="000000" w:sz="4" w:space="0"/>
+            <w:insideH w:val="single" w:color="000000" w:sz="4" w:space="0"/>
+            <w:insideV w:val="single" w:color="000000" w:sz="4" w:space="0"/>
           </w:tblBorders>
-          <w:tblLayout w:type="fixed"/>
           <w:tblCellMar>
             <w:top w:w="0" w:type="dxa"/>
             <w:left w:w="0" w:type="dxa"/>
@@ -189,7 +185,7 @@
           </w:tblCellMar>
         </w:tblPrEx>
         <w:trPr>
-          <w:trHeight w:val="611"/>
+          <w:trHeight w:val="611" w:hRule="atLeast"/>
         </w:trPr>
         <w:tc>
           <w:tcPr>
@@ -197,7 +193,7 @@
           </w:tcPr>
           <w:p>
             <w:pPr>
-              <w:pStyle w:val="TableText"/>
+              <w:pStyle w:val="29"/>
               <w:spacing w:before="199" w:line="220" w:lineRule="auto"/>
               <w:ind w:left="225"/>
             </w:pPr>
@@ -216,13 +212,13 @@
           </w:tcPr>
           <w:p>
             <w:pPr>
-              <w:pStyle w:val="TableText"/>
+              <w:pStyle w:val="29"/>
               <w:spacing w:before="200" w:line="218" w:lineRule="auto"/>
               <w:ind w:left="108"/>
             </w:pPr>
             <w:r>
               <w:rPr>
-                <w:rFonts w:eastAsia="宋体" w:hint="eastAsia"/>
+                <w:rFonts w:hint="eastAsia" w:eastAsia="宋体"/>
                 <w:spacing w:val="-1"/>
                 <w:lang w:val="en-US" w:eastAsia="zh-CN"/>
               </w:rPr>
@@ -236,7 +232,7 @@
             </w:r>
             <w:r>
               <w:rPr>
-                <w:rFonts w:eastAsia="宋体" w:hint="eastAsia"/>
+                <w:rFonts w:hint="eastAsia" w:eastAsia="宋体"/>
                 <w:spacing w:val="-1"/>
                 <w:lang w:val="en-US" w:eastAsia="zh-CN"/>
               </w:rPr>
@@ -253,9 +249,14 @@
       </w:tr>
       <w:tr>
         <w:tblPrEx>
-          <w:tblW w:w="9071" w:type="dxa"/>
-          <w:tblInd w:w="5" w:type="dxa"/>
-          <w:tblLayout w:type="fixed"/>
+          <w:tblBorders>
+            <w:top w:val="single" w:color="000000" w:sz="4" w:space="0"/>
+            <w:left w:val="single" w:color="000000" w:sz="4" w:space="0"/>
+            <w:bottom w:val="single" w:color="000000" w:sz="4" w:space="0"/>
+            <w:right w:val="single" w:color="000000" w:sz="4" w:space="0"/>
+            <w:insideH w:val="single" w:color="000000" w:sz="4" w:space="0"/>
+            <w:insideV w:val="single" w:color="000000" w:sz="4" w:space="0"/>
+          </w:tblBorders>
           <w:tblCellMar>
             <w:top w:w="0" w:type="dxa"/>
             <w:left w:w="0" w:type="dxa"/>
@@ -264,7 +265,7 @@
           </w:tblCellMar>
         </w:tblPrEx>
         <w:trPr>
-          <w:trHeight w:val="606"/>
+          <w:trHeight w:val="606" w:hRule="atLeast"/>
         </w:trPr>
         <w:tc>
           <w:tcPr>
@@ -272,7 +273,7 @@
           </w:tcPr>
           <w:p>
             <w:pPr>
-              <w:pStyle w:val="TableText"/>
+              <w:pStyle w:val="29"/>
               <w:spacing w:before="196" w:line="220" w:lineRule="auto"/>
               <w:ind w:left="435"/>
             </w:pPr>
@@ -291,7 +292,7 @@
           </w:tcPr>
           <w:p>
             <w:pPr>
-              <w:pStyle w:val="TableText"/>
+              <w:pStyle w:val="29"/>
               <w:spacing w:before="197" w:line="219" w:lineRule="auto"/>
               <w:ind w:left="108"/>
             </w:pPr>
@@ -306,9 +307,14 @@
       </w:tr>
       <w:tr>
         <w:tblPrEx>
-          <w:tblW w:w="9071" w:type="dxa"/>
-          <w:tblInd w:w="5" w:type="dxa"/>
-          <w:tblLayout w:type="fixed"/>
+          <w:tblBorders>
+            <w:top w:val="single" w:color="000000" w:sz="4" w:space="0"/>
+            <w:left w:val="single" w:color="000000" w:sz="4" w:space="0"/>
+            <w:bottom w:val="single" w:color="000000" w:sz="4" w:space="0"/>
+            <w:right w:val="single" w:color="000000" w:sz="4" w:space="0"/>
+            <w:insideH w:val="single" w:color="000000" w:sz="4" w:space="0"/>
+            <w:insideV w:val="single" w:color="000000" w:sz="4" w:space="0"/>
+          </w:tblBorders>
           <w:tblCellMar>
             <w:top w:w="0" w:type="dxa"/>
             <w:left w:w="0" w:type="dxa"/>
@@ -317,7 +323,7 @@
           </w:tblCellMar>
         </w:tblPrEx>
         <w:trPr>
-          <w:trHeight w:val="607"/>
+          <w:trHeight w:val="607" w:hRule="atLeast"/>
         </w:trPr>
         <w:tc>
           <w:tcPr>
@@ -325,7 +331,7 @@
           </w:tcPr>
           <w:p>
             <w:pPr>
-              <w:pStyle w:val="TableText"/>
+              <w:pStyle w:val="29"/>
               <w:spacing w:before="199" w:line="219" w:lineRule="auto"/>
               <w:ind w:left="435"/>
             </w:pPr>
@@ -343,7 +349,7 @@
           </w:tcPr>
           <w:p>
             <w:pPr>
-              <w:pStyle w:val="TableText"/>
+              <w:pStyle w:val="29"/>
               <w:spacing w:before="199" w:line="219" w:lineRule="auto"/>
               <w:ind w:left="359"/>
             </w:pPr>
@@ -361,7 +367,7 @@
           </w:tcPr>
           <w:p>
             <w:pPr>
-              <w:pStyle w:val="TableText"/>
+              <w:pStyle w:val="29"/>
               <w:spacing w:before="199" w:line="219" w:lineRule="auto"/>
               <w:ind w:left="735"/>
             </w:pPr>
@@ -379,7 +385,7 @@
           </w:tcPr>
           <w:p>
             <w:pPr>
-              <w:pStyle w:val="TableText"/>
+              <w:pStyle w:val="29"/>
               <w:spacing w:before="199" w:line="220" w:lineRule="auto"/>
               <w:ind w:left="575"/>
             </w:pPr>
@@ -397,7 +403,7 @@
           </w:tcPr>
           <w:p>
             <w:pPr>
-              <w:pStyle w:val="TableText"/>
+              <w:pStyle w:val="29"/>
               <w:spacing w:before="199" w:line="220" w:lineRule="auto"/>
               <w:ind w:left="782"/>
             </w:pPr>
@@ -412,9 +418,14 @@
       </w:tr>
       <w:tr>
         <w:tblPrEx>
-          <w:tblW w:w="9071" w:type="dxa"/>
-          <w:tblInd w:w="5" w:type="dxa"/>
-          <w:tblLayout w:type="fixed"/>
+          <w:tblBorders>
+            <w:top w:val="single" w:color="000000" w:sz="4" w:space="0"/>
+            <w:left w:val="single" w:color="000000" w:sz="4" w:space="0"/>
+            <w:bottom w:val="single" w:color="000000" w:sz="4" w:space="0"/>
+            <w:right w:val="single" w:color="000000" w:sz="4" w:space="0"/>
+            <w:insideH w:val="single" w:color="000000" w:sz="4" w:space="0"/>
+            <w:insideV w:val="single" w:color="000000" w:sz="4" w:space="0"/>
+          </w:tblBorders>
           <w:tblCellMar>
             <w:top w:w="0" w:type="dxa"/>
             <w:left w:w="0" w:type="dxa"/>
@@ -423,7 +434,7 @@
           </w:tblCellMar>
         </w:tblPrEx>
         <w:trPr>
-          <w:trHeight w:val="474"/>
+          <w:trHeight w:val="474" w:hRule="atLeast"/>
         </w:trPr>
         <w:tc>
           <w:tcPr>
@@ -431,7 +442,7 @@
           </w:tcPr>
           <w:p>
             <w:pPr>
-              <w:pStyle w:val="TableText"/>
+              <w:pStyle w:val="29"/>
               <w:spacing w:before="163" w:line="239" w:lineRule="auto"/>
               <w:ind w:left="638"/>
             </w:pPr>
@@ -449,7 +460,7 @@
           </w:tcPr>
           <w:p>
             <w:pPr>
-              <w:pStyle w:val="TableText"/>
+              <w:pStyle w:val="29"/>
               <w:spacing w:before="163"/>
               <w:ind w:left="361"/>
             </w:pPr>
@@ -461,7 +472,7 @@
             </w:r>
             <w:r>
               <w:rPr>
-                <w:rFonts w:eastAsia="宋体" w:hint="eastAsia"/>
+                <w:rFonts w:hint="eastAsia" w:eastAsia="宋体"/>
                 <w:spacing w:val="-2"/>
                 <w:lang w:val="en-US" w:eastAsia="zh-CN"/>
               </w:rPr>
@@ -481,7 +492,7 @@
           </w:tcPr>
           <w:p>
             <w:pPr>
-              <w:pStyle w:val="TableText"/>
+              <w:pStyle w:val="29"/>
               <w:spacing w:before="133" w:line="219" w:lineRule="auto"/>
               <w:ind w:left="738"/>
             </w:pPr>
@@ -499,17 +510,17 @@
           </w:tcPr>
           <w:p>
             <w:pPr>
-              <w:pStyle w:val="TableText"/>
+              <w:pStyle w:val="29"/>
               <w:spacing w:before="134" w:line="220" w:lineRule="auto"/>
               <w:ind w:left="480"/>
               <w:rPr>
-                <w:rFonts w:eastAsia="宋体" w:hint="eastAsia"/>
-                <w:lang w:val="en-US" w:eastAsia="zh-CN"/>
-              </w:rPr>
-            </w:pPr>
-            <w:r>
-              <w:rPr>
-                <w:rFonts w:eastAsia="宋体" w:hint="eastAsia"/>
+                <w:rFonts w:hint="eastAsia" w:eastAsia="宋体"/>
+                <w:lang w:val="en-US" w:eastAsia="zh-CN"/>
+              </w:rPr>
+            </w:pPr>
+            <w:r>
+              <w:rPr>
+                <w:rFonts w:hint="eastAsia" w:eastAsia="宋体"/>
                 <w:lang w:val="en-US" w:eastAsia="zh-CN"/>
               </w:rPr>
               <w:t>王朋</w:t>
@@ -522,7 +533,7 @@
           </w:tcPr>
           <w:p>
             <w:pPr>
-              <w:pStyle w:val="TableText"/>
+              <w:pStyle w:val="29"/>
               <w:spacing w:before="133" w:line="220" w:lineRule="auto"/>
               <w:ind w:left="672"/>
             </w:pPr>
@@ -537,9 +548,14 @@
       </w:tr>
       <w:tr>
         <w:tblPrEx>
-          <w:tblW w:w="9071" w:type="dxa"/>
-          <w:tblInd w:w="5" w:type="dxa"/>
-          <w:tblLayout w:type="fixed"/>
+          <w:tblBorders>
+            <w:top w:val="single" w:color="000000" w:sz="4" w:space="0"/>
+            <w:left w:val="single" w:color="000000" w:sz="4" w:space="0"/>
+            <w:bottom w:val="single" w:color="000000" w:sz="4" w:space="0"/>
+            <w:right w:val="single" w:color="000000" w:sz="4" w:space="0"/>
+            <w:insideH w:val="single" w:color="000000" w:sz="4" w:space="0"/>
+            <w:insideV w:val="single" w:color="000000" w:sz="4" w:space="0"/>
+          </w:tblBorders>
           <w:tblCellMar>
             <w:top w:w="0" w:type="dxa"/>
             <w:left w:w="0" w:type="dxa"/>
@@ -548,7 +564,7 @@
           </w:tblCellMar>
         </w:tblPrEx>
         <w:trPr>
-          <w:trHeight w:val="474"/>
+          <w:trHeight w:val="474" w:hRule="atLeast"/>
         </w:trPr>
         <w:tc>
           <w:tcPr>
@@ -556,7 +572,7 @@
           </w:tcPr>
           <w:p>
             <w:pPr>
-              <w:pStyle w:val="TableText"/>
+              <w:pStyle w:val="29"/>
               <w:spacing w:before="164" w:line="239" w:lineRule="auto"/>
               <w:ind w:left="638"/>
             </w:pPr>
@@ -568,7 +584,7 @@
           </w:tcPr>
           <w:p>
             <w:pPr>
-              <w:pStyle w:val="TableText"/>
+              <w:pStyle w:val="29"/>
               <w:spacing w:before="164"/>
               <w:ind w:left="361"/>
             </w:pPr>
@@ -580,7 +596,7 @@
           </w:tcPr>
           <w:p>
             <w:pPr>
-              <w:pStyle w:val="TableText"/>
+              <w:pStyle w:val="29"/>
               <w:spacing w:before="134" w:line="219" w:lineRule="auto"/>
               <w:ind w:left="737"/>
             </w:pPr>
@@ -592,7 +608,7 @@
           </w:tcPr>
           <w:p>
             <w:pPr>
-              <w:pStyle w:val="TableText"/>
+              <w:pStyle w:val="29"/>
               <w:spacing w:before="135" w:line="220" w:lineRule="auto"/>
               <w:ind w:left="480"/>
             </w:pPr>
@@ -604,7 +620,7 @@
           </w:tcPr>
           <w:p>
             <w:pPr>
-              <w:pStyle w:val="TableText"/>
+              <w:pStyle w:val="29"/>
               <w:spacing w:before="134" w:line="220" w:lineRule="auto"/>
               <w:ind w:left="672"/>
             </w:pPr>
@@ -613,9 +629,14 @@
       </w:tr>
       <w:tr>
         <w:tblPrEx>
-          <w:tblW w:w="9071" w:type="dxa"/>
-          <w:tblInd w:w="5" w:type="dxa"/>
-          <w:tblLayout w:type="fixed"/>
+          <w:tblBorders>
+            <w:top w:val="single" w:color="000000" w:sz="4" w:space="0"/>
+            <w:left w:val="single" w:color="000000" w:sz="4" w:space="0"/>
+            <w:bottom w:val="single" w:color="000000" w:sz="4" w:space="0"/>
+            <w:right w:val="single" w:color="000000" w:sz="4" w:space="0"/>
+            <w:insideH w:val="single" w:color="000000" w:sz="4" w:space="0"/>
+            <w:insideV w:val="single" w:color="000000" w:sz="4" w:space="0"/>
+          </w:tblBorders>
           <w:tblCellMar>
             <w:top w:w="0" w:type="dxa"/>
             <w:left w:w="0" w:type="dxa"/>
@@ -624,7 +645,7 @@
           </w:tblCellMar>
         </w:tblPrEx>
         <w:trPr>
-          <w:trHeight w:val="474"/>
+          <w:trHeight w:val="474" w:hRule="atLeast"/>
         </w:trPr>
         <w:tc>
           <w:tcPr>
@@ -632,7 +653,7 @@
           </w:tcPr>
           <w:p>
             <w:pPr>
-              <w:pStyle w:val="TableText"/>
+              <w:pStyle w:val="29"/>
               <w:spacing w:before="165" w:line="239" w:lineRule="auto"/>
               <w:ind w:left="638"/>
             </w:pPr>
@@ -644,7 +665,7 @@
           </w:tcPr>
           <w:p>
             <w:pPr>
-              <w:pStyle w:val="TableText"/>
+              <w:pStyle w:val="29"/>
               <w:spacing w:before="165"/>
               <w:ind w:left="361"/>
             </w:pPr>
@@ -656,7 +677,7 @@
           </w:tcPr>
           <w:p>
             <w:pPr>
-              <w:pStyle w:val="TableText"/>
+              <w:pStyle w:val="29"/>
               <w:spacing w:before="135" w:line="219" w:lineRule="auto"/>
               <w:ind w:left="737"/>
             </w:pPr>
@@ -668,7 +689,7 @@
           </w:tcPr>
           <w:p>
             <w:pPr>
-              <w:pStyle w:val="TableText"/>
+              <w:pStyle w:val="29"/>
               <w:spacing w:before="136" w:line="220" w:lineRule="auto"/>
               <w:ind w:left="480"/>
             </w:pPr>
@@ -680,7 +701,7 @@
           </w:tcPr>
           <w:p>
             <w:pPr>
-              <w:pStyle w:val="TableText"/>
+              <w:pStyle w:val="29"/>
               <w:spacing w:before="135" w:line="220" w:lineRule="auto"/>
               <w:ind w:left="672"/>
             </w:pPr>
@@ -689,9 +710,14 @@
       </w:tr>
       <w:tr>
         <w:tblPrEx>
-          <w:tblW w:w="9071" w:type="dxa"/>
-          <w:tblInd w:w="5" w:type="dxa"/>
-          <w:tblLayout w:type="fixed"/>
+          <w:tblBorders>
+            <w:top w:val="single" w:color="000000" w:sz="4" w:space="0"/>
+            <w:left w:val="single" w:color="000000" w:sz="4" w:space="0"/>
+            <w:bottom w:val="single" w:color="000000" w:sz="4" w:space="0"/>
+            <w:right w:val="single" w:color="000000" w:sz="4" w:space="0"/>
+            <w:insideH w:val="single" w:color="000000" w:sz="4" w:space="0"/>
+            <w:insideV w:val="single" w:color="000000" w:sz="4" w:space="0"/>
+          </w:tblBorders>
           <w:tblCellMar>
             <w:top w:w="0" w:type="dxa"/>
             <w:left w:w="0" w:type="dxa"/>
@@ -700,7 +726,7 @@
           </w:tblCellMar>
         </w:tblPrEx>
         <w:trPr>
-          <w:trHeight w:val="474"/>
+          <w:trHeight w:val="474" w:hRule="atLeast"/>
         </w:trPr>
         <w:tc>
           <w:tcPr>
@@ -708,7 +734,7 @@
           </w:tcPr>
           <w:p>
             <w:pPr>
-              <w:pStyle w:val="TableText"/>
+              <w:pStyle w:val="29"/>
               <w:spacing w:before="166" w:line="239" w:lineRule="auto"/>
               <w:ind w:left="638"/>
             </w:pPr>
@@ -720,7 +746,7 @@
           </w:tcPr>
           <w:p>
             <w:pPr>
-              <w:pStyle w:val="TableText"/>
+              <w:pStyle w:val="29"/>
               <w:spacing w:before="166"/>
               <w:ind w:left="361"/>
             </w:pPr>
@@ -732,7 +758,7 @@
           </w:tcPr>
           <w:p>
             <w:pPr>
-              <w:pStyle w:val="TableText"/>
+              <w:pStyle w:val="29"/>
               <w:spacing w:before="136" w:line="219" w:lineRule="auto"/>
               <w:ind w:left="737"/>
             </w:pPr>
@@ -744,7 +770,7 @@
           </w:tcPr>
           <w:p>
             <w:pPr>
-              <w:pStyle w:val="TableText"/>
+              <w:pStyle w:val="29"/>
               <w:spacing w:before="137" w:line="220" w:lineRule="auto"/>
               <w:ind w:left="480"/>
             </w:pPr>
@@ -756,7 +782,7 @@
           </w:tcPr>
           <w:p>
             <w:pPr>
-              <w:pStyle w:val="TableText"/>
+              <w:pStyle w:val="29"/>
               <w:spacing w:before="136" w:line="220" w:lineRule="auto"/>
               <w:ind w:left="672"/>
             </w:pPr>
@@ -765,9 +791,14 @@
       </w:tr>
       <w:tr>
         <w:tblPrEx>
-          <w:tblW w:w="9071" w:type="dxa"/>
-          <w:tblInd w:w="5" w:type="dxa"/>
-          <w:tblLayout w:type="fixed"/>
+          <w:tblBorders>
+            <w:top w:val="single" w:color="000000" w:sz="4" w:space="0"/>
+            <w:left w:val="single" w:color="000000" w:sz="4" w:space="0"/>
+            <w:bottom w:val="single" w:color="000000" w:sz="4" w:space="0"/>
+            <w:right w:val="single" w:color="000000" w:sz="4" w:space="0"/>
+            <w:insideH w:val="single" w:color="000000" w:sz="4" w:space="0"/>
+            <w:insideV w:val="single" w:color="000000" w:sz="4" w:space="0"/>
+          </w:tblBorders>
           <w:tblCellMar>
             <w:top w:w="0" w:type="dxa"/>
             <w:left w:w="0" w:type="dxa"/>
@@ -776,7 +807,7 @@
           </w:tblCellMar>
         </w:tblPrEx>
         <w:trPr>
-          <w:trHeight w:val="589"/>
+          <w:trHeight w:val="589" w:hRule="atLeast"/>
         </w:trPr>
         <w:tc>
           <w:tcPr>
@@ -847,7 +878,7 @@
     </w:tbl>
     <w:p>
       <w:pPr>
-        <w:pStyle w:val="BodyText"/>
+        <w:pStyle w:val="13"/>
       </w:pPr>
     </w:p>
     <w:p>
@@ -858,7 +889,7 @@
     <w:sdt>
       <w:sdtPr>
         <w:rPr>
-          <w:rFonts w:ascii="宋体" w:eastAsia="宋体" w:hAnsi="宋体" w:cs="Arial"/>
+          <w:rFonts w:ascii="宋体" w:hAnsi="宋体" w:eastAsia="宋体" w:cs="Arial"/>
           <w:snapToGrid w:val="0"/>
           <w:color w:val="000000"/>
           <w:kern w:val="0"/>
@@ -874,7 +905,7 @@
       </w:sdtPr>
       <w:sdtEndPr>
         <w:rPr>
-          <w:rFonts w:ascii="Arial" w:eastAsia="宋体" w:hAnsi="Arial" w:cs="Arial"/>
+          <w:rFonts w:ascii="Arial" w:hAnsi="Arial" w:eastAsia="宋体" w:cs="Arial"/>
           <w:snapToGrid w:val="0"/>
           <w:color w:val="000000"/>
           <w:kern w:val="0"/>
@@ -887,12 +918,12 @@
         <w:p>
           <w:pPr>
             <w:spacing w:before="0" w:beforeLines="0" w:after="0" w:afterLines="0" w:line="240" w:lineRule="auto"/>
-            <w:ind w:left="0" w:right="0" w:firstLine="0" w:leftChars="0" w:rightChars="0" w:firstLineChars="0"/>
+            <w:ind w:left="0" w:leftChars="0" w:right="0" w:rightChars="0" w:firstLine="0" w:firstLineChars="0"/>
             <w:jc w:val="center"/>
           </w:pPr>
           <w:r>
             <w:rPr>
-              <w:rFonts w:ascii="宋体" w:eastAsia="宋体" w:hAnsi="宋体"/>
+              <w:rFonts w:ascii="宋体" w:hAnsi="宋体" w:eastAsia="宋体"/>
               <w:sz w:val="21"/>
             </w:rPr>
             <w:t>目录</w:t>
@@ -900,7 +931,7 @@
         </w:p>
         <w:p>
           <w:pPr>
-            <w:pStyle w:val="TOC1"/>
+            <w:pStyle w:val="17"/>
             <w:tabs>
               <w:tab w:val="right" w:leader="dot" w:pos="9082"/>
             </w:tabs>
@@ -954,7 +985,7 @@
         </w:p>
         <w:p>
           <w:pPr>
-            <w:pStyle w:val="TOC1"/>
+            <w:pStyle w:val="17"/>
             <w:tabs>
               <w:tab w:val="right" w:leader="dot" w:pos="9082"/>
             </w:tabs>
@@ -995,7 +1026,7 @@
         </w:p>
         <w:p>
           <w:pPr>
-            <w:pStyle w:val="TOC1"/>
+            <w:pStyle w:val="17"/>
             <w:tabs>
               <w:tab w:val="right" w:leader="dot" w:pos="9082"/>
             </w:tabs>
@@ -1011,7 +1042,7 @@
           </w:r>
           <w:r>
             <w:rPr>
-              <w:rFonts w:ascii="宋体" w:eastAsia="宋体" w:hAnsi="宋体" w:cs="宋体"/>
+              <w:rFonts w:ascii="宋体" w:hAnsi="宋体" w:eastAsia="宋体" w:cs="宋体"/>
               <w:spacing w:val="-2"/>
               <w:szCs w:val="21"/>
             </w:rPr>
@@ -1041,7 +1072,7 @@
         </w:p>
         <w:p>
           <w:pPr>
-            <w:pStyle w:val="TOC1"/>
+            <w:pStyle w:val="17"/>
             <w:tabs>
               <w:tab w:val="right" w:leader="dot" w:pos="9082"/>
             </w:tabs>
@@ -1086,7 +1117,7 @@
         </w:p>
         <w:p>
           <w:pPr>
-            <w:pStyle w:val="TOC1"/>
+            <w:pStyle w:val="17"/>
             <w:tabs>
               <w:tab w:val="right" w:leader="dot" w:pos="9082"/>
             </w:tabs>
@@ -1138,7 +1169,7 @@
         </w:p>
         <w:p>
           <w:pPr>
-            <w:pStyle w:val="TOC1"/>
+            <w:pStyle w:val="17"/>
             <w:tabs>
               <w:tab w:val="right" w:leader="dot" w:pos="9082"/>
             </w:tabs>
@@ -1190,7 +1221,7 @@
         </w:p>
         <w:p>
           <w:pPr>
-            <w:pStyle w:val="TOC1"/>
+            <w:pStyle w:val="17"/>
             <w:tabs>
               <w:tab w:val="right" w:leader="dot" w:pos="9082"/>
             </w:tabs>
@@ -1235,7 +1266,7 @@
         </w:p>
         <w:p>
           <w:pPr>
-            <w:pStyle w:val="TOC1"/>
+            <w:pStyle w:val="17"/>
             <w:tabs>
               <w:tab w:val="right" w:leader="dot" w:pos="9082"/>
             </w:tabs>
@@ -1287,7 +1318,7 @@
         </w:p>
         <w:p>
           <w:pPr>
-            <w:pStyle w:val="TOC1"/>
+            <w:pStyle w:val="17"/>
             <w:tabs>
               <w:tab w:val="right" w:leader="dot" w:pos="9082"/>
             </w:tabs>
@@ -1339,7 +1370,7 @@
         </w:p>
         <w:p>
           <w:pPr>
-            <w:pStyle w:val="TOC1"/>
+            <w:pStyle w:val="17"/>
             <w:tabs>
               <w:tab w:val="right" w:leader="dot" w:pos="9082"/>
             </w:tabs>
@@ -1384,7 +1415,7 @@
         </w:p>
         <w:p>
           <w:pPr>
-            <w:pStyle w:val="TOC1"/>
+            <w:pStyle w:val="17"/>
             <w:tabs>
               <w:tab w:val="right" w:leader="dot" w:pos="9082"/>
             </w:tabs>
@@ -1430,7 +1461,7 @@
         <w:p>
           <w:pPr>
             <w:rPr>
-              <w:rFonts w:ascii="Arial" w:eastAsia="宋体" w:hAnsi="Arial" w:cs="Arial"/>
+              <w:rFonts w:ascii="Arial" w:hAnsi="Arial" w:eastAsia="宋体" w:cs="Arial"/>
               <w:snapToGrid w:val="0"/>
               <w:color w:val="000000"/>
               <w:kern w:val="0"/>
@@ -1448,7 +1479,7 @@
     <w:p>
       <w:pPr>
         <w:rPr>
-          <w:rFonts w:ascii="Arial" w:eastAsia="宋体" w:hAnsi="Arial" w:cs="Arial"/>
+          <w:rFonts w:ascii="Arial" w:hAnsi="Arial" w:eastAsia="宋体" w:cs="Arial"/>
           <w:snapToGrid w:val="0"/>
           <w:color w:val="000000"/>
           <w:kern w:val="0"/>
@@ -1459,13 +1490,13 @@
         <w:sectPr>
           <w:pgSz w:w="11906" w:h="16839"/>
           <w:pgMar w:top="1431" w:right="1236" w:bottom="0" w:left="1588" w:header="0" w:footer="0" w:gutter="0"/>
-          <w:cols w:num="1" w:space="720"/>
+          <w:cols w:space="720" w:num="1"/>
         </w:sectPr>
       </w:pPr>
     </w:p>
     <w:p>
       <w:pPr>
-        <w:pStyle w:val="1"/>
+        <w:pStyle w:val="30"/>
         <w:bidi w:val="0"/>
         <w:rPr>
           <w:rFonts w:hint="default"/>
@@ -1484,7 +1515,7 @@
     </w:p>
     <w:p>
       <w:pPr>
-        <w:pStyle w:val="a"/>
+        <w:pStyle w:val="31"/>
         <w:bidi w:val="0"/>
         <w:rPr>
           <w:rFonts w:hint="default"/>
@@ -1508,7 +1539,7 @@
     </w:p>
     <w:p>
       <w:pPr>
-        <w:pStyle w:val="1"/>
+        <w:pStyle w:val="30"/>
         <w:bidi w:val="0"/>
         <w:rPr>
           <w:rFonts w:hint="default"/>
@@ -1527,10 +1558,10 @@
     </w:p>
     <w:p>
       <w:pPr>
-        <w:pStyle w:val="a"/>
+        <w:pStyle w:val="31"/>
         <w:bidi w:val="0"/>
         <w:rPr>
-          <w:rFonts w:eastAsia="宋体" w:hint="eastAsia"/>
+          <w:rFonts w:hint="eastAsia" w:eastAsia="宋体"/>
           <w:lang w:val="en-US" w:eastAsia="zh-CN"/>
         </w:rPr>
       </w:pPr>
@@ -1557,7 +1588,7 @@
     </w:p>
     <w:p>
       <w:pPr>
-        <w:pStyle w:val="1"/>
+        <w:pStyle w:val="30"/>
         <w:bidi w:val="0"/>
         <w:rPr>
           <w:rFonts w:hint="default"/>
@@ -1583,7 +1614,7 @@
     </w:p>
     <w:p>
       <w:pPr>
-        <w:pStyle w:val="a"/>
+        <w:pStyle w:val="31"/>
         <w:bidi w:val="0"/>
         <w:rPr>
           <w:rFonts w:hint="default"/>
@@ -1600,7 +1631,7 @@
     </w:p>
     <w:p>
       <w:pPr>
-        <w:pStyle w:val="a"/>
+        <w:pStyle w:val="31"/>
         <w:bidi w:val="0"/>
         <w:rPr>
           <w:rFonts w:hint="default"/>
@@ -1617,7 +1648,7 @@
     </w:p>
     <w:p>
       <w:pPr>
-        <w:pStyle w:val="a"/>
+        <w:pStyle w:val="31"/>
         <w:bidi w:val="0"/>
         <w:rPr>
           <w:rFonts w:hint="default"/>
@@ -1634,7 +1665,7 @@
     </w:p>
     <w:p>
       <w:pPr>
-        <w:pStyle w:val="a"/>
+        <w:pStyle w:val="31"/>
         <w:bidi w:val="0"/>
         <w:rPr>
           <w:rFonts w:hint="default"/>
@@ -1651,7 +1682,7 @@
     </w:p>
     <w:p>
       <w:pPr>
-        <w:pStyle w:val="1"/>
+        <w:pStyle w:val="30"/>
         <w:bidi w:val="0"/>
         <w:rPr>
           <w:rFonts w:hint="default"/>
@@ -1670,7 +1701,7 @@
     </w:p>
     <w:p>
       <w:pPr>
-        <w:pStyle w:val="a"/>
+        <w:pStyle w:val="31"/>
         <w:bidi w:val="0"/>
         <w:rPr>
           <w:rFonts w:hint="default"/>
@@ -1689,7 +1720,16 @@
           <w:rFonts w:hint="eastAsia"/>
           <w:lang w:val="en-US" w:eastAsia="zh-CN"/>
         </w:rPr>
-        <w:t>服务级别管理、服务报告管理、事件管理、问题管理、变更管理、发布管理、配制管理、服务可用性和连续性管理、容量管理、信息安全管理</w:t>
+        <w:t>服务级别管理、服务报告管理、事件管理、问题管理、变更管理、发布管理、配置</w:t>
+      </w:r>
+      <w:bookmarkStart w:id="11" w:name="_GoBack"/>
+      <w:bookmarkEnd w:id="11"/>
+      <w:r>
+        <w:rPr>
+          <w:rFonts w:hint="eastAsia"/>
+          <w:lang w:val="en-US" w:eastAsia="zh-CN"/>
+        </w:rPr>
+        <w:t>管理、服务可用性和连续性管理、容量管理、信息安全管理</w:t>
       </w:r>
       <w:r>
         <w:rPr>
@@ -1715,11 +1755,10 @@
         <w:adjustRightInd/>
         <w:snapToGrid/>
         <w:spacing w:line="360" w:lineRule="auto"/>
-        <w:ind w:left="0" w:right="0" w:firstLine="0" w:leftChars="0" w:rightChars="0" w:firstLineChars="0"/>
+        <w:ind w:left="0" w:leftChars="0" w:right="0" w:rightChars="0" w:firstLine="0" w:firstLineChars="0"/>
         <w:jc w:val="center"/>
         <w:textAlignment w:val="auto"/>
       </w:pPr>
-      <w:bookmarkStart w:id="7" w:name="_GoBack"/>
       <w:r>
         <w:drawing>
           <wp:inline distT="0" distB="0" distL="114300" distR="114300">
@@ -1739,7 +1778,7 @@
                     </pic:cNvPicPr>
                   </pic:nvPicPr>
                   <pic:blipFill>
-                    <a:blip xmlns:r="http://schemas.openxmlformats.org/officeDocument/2006/relationships" r:embed="rId4"/>
+                    <a:blip r:embed="rId8"/>
                     <a:stretch>
                       <a:fillRect/>
                     </a:stretch>
@@ -1763,18 +1802,17 @@
           </wp:inline>
         </w:drawing>
       </w:r>
-      <w:bookmarkEnd w:id="7"/>
     </w:p>
     <w:p>
       <w:pPr>
-        <w:pStyle w:val="1"/>
+        <w:pStyle w:val="30"/>
         <w:bidi w:val="0"/>
         <w:rPr>
           <w:rFonts w:hint="eastAsia"/>
           <w:lang w:val="en-US" w:eastAsia="zh-CN"/>
         </w:rPr>
       </w:pPr>
-      <w:bookmarkStart w:id="8" w:name="_Toc11311"/>
+      <w:bookmarkStart w:id="7" w:name="_Toc11311"/>
       <w:r>
         <w:rPr>
           <w:rFonts w:hint="eastAsia"/>
@@ -1782,22 +1820,23 @@
         </w:rPr>
         <w:t>过程说明与关联关系</w:t>
       </w:r>
-      <w:bookmarkEnd w:id="8"/>
+      <w:bookmarkEnd w:id="7"/>
     </w:p>
     <w:tbl>
       <w:tblPr>
-        <w:tblStyle w:val="TableNormal"/>
+        <w:tblStyle w:val="21"/>
         <w:tblW w:w="0" w:type="auto"/>
         <w:tblInd w:w="0" w:type="dxa"/>
         <w:tblBorders>
-          <w:top w:val="single" w:sz="4" w:space="0" w:color="auto"/>
-          <w:left w:val="single" w:sz="4" w:space="0" w:color="auto"/>
-          <w:bottom w:val="single" w:sz="4" w:space="0" w:color="auto"/>
-          <w:right w:val="single" w:sz="4" w:space="0" w:color="auto"/>
-          <w:insideH w:val="single" w:sz="4" w:space="0" w:color="auto"/>
-          <w:insideV w:val="single" w:sz="4" w:space="0" w:color="auto"/>
+          <w:top w:val="single" w:color="auto" w:sz="4" w:space="0"/>
+          <w:left w:val="single" w:color="auto" w:sz="4" w:space="0"/>
+          <w:bottom w:val="single" w:color="auto" w:sz="4" w:space="0"/>
+          <w:right w:val="single" w:color="auto" w:sz="4" w:space="0"/>
+          <w:insideH w:val="single" w:color="auto" w:sz="4" w:space="0"/>
+          <w:insideV w:val="single" w:color="auto" w:sz="4" w:space="0"/>
         </w:tblBorders>
         <w:shd w:val="clear" w:color="auto" w:fill="auto"/>
+        <w:tblLayout w:type="autofit"/>
         <w:tblCellMar>
           <w:top w:w="15" w:type="dxa"/>
           <w:left w:w="15" w:type="dxa"/>
@@ -1814,17 +1853,14 @@
       </w:tblGrid>
       <w:tr>
         <w:tblPrEx>
-          <w:tblW w:w="0" w:type="auto"/>
-          <w:tblInd w:w="0" w:type="dxa"/>
           <w:tblBorders>
-            <w:top w:val="single" w:sz="4" w:space="0" w:color="auto"/>
-            <w:left w:val="single" w:sz="4" w:space="0" w:color="auto"/>
-            <w:bottom w:val="single" w:sz="4" w:space="0" w:color="auto"/>
-            <w:right w:val="single" w:sz="4" w:space="0" w:color="auto"/>
-            <w:insideH w:val="single" w:sz="4" w:space="0" w:color="auto"/>
-            <w:insideV w:val="single" w:sz="4" w:space="0" w:color="auto"/>
+            <w:top w:val="single" w:color="auto" w:sz="4" w:space="0"/>
+            <w:left w:val="single" w:color="auto" w:sz="4" w:space="0"/>
+            <w:bottom w:val="single" w:color="auto" w:sz="4" w:space="0"/>
+            <w:right w:val="single" w:color="auto" w:sz="4" w:space="0"/>
+            <w:insideH w:val="single" w:color="auto" w:sz="4" w:space="0"/>
+            <w:insideV w:val="single" w:color="auto" w:sz="4" w:space="0"/>
           </w:tblBorders>
-          <w:shd w:val="clear" w:color="auto" w:fill="auto"/>
           <w:tblCellMar>
             <w:top w:w="15" w:type="dxa"/>
             <w:left w:w="15" w:type="dxa"/>
@@ -1856,7 +1892,7 @@
               <w:spacing w:line="300" w:lineRule="atLeast"/>
               <w:jc w:val="left"/>
               <w:rPr>
-                <w:rFonts w:ascii="Segoe UI" w:eastAsia="Segoe UI" w:hAnsi="Segoe UI" w:cs="Segoe UI"/>
+                <w:rFonts w:ascii="Segoe UI" w:hAnsi="Segoe UI" w:eastAsia="Segoe UI" w:cs="Segoe UI"/>
                 <w:i w:val="0"/>
                 <w:iCs w:val="0"/>
                 <w:caps w:val="0"/>
@@ -1868,7 +1904,7 @@
             </w:pPr>
             <w:r>
               <w:rPr>
-                <w:rFonts w:ascii="Segoe UI" w:eastAsia="Segoe UI" w:hAnsi="Segoe UI" w:cs="Segoe UI" w:hint="default"/>
+                <w:rFonts w:hint="default" w:ascii="Segoe UI" w:hAnsi="Segoe UI" w:eastAsia="Segoe UI" w:cs="Segoe UI"/>
                 <w:i w:val="0"/>
                 <w:iCs w:val="0"/>
                 <w:caps w:val="0"/>
@@ -1905,7 +1941,7 @@
               <w:spacing w:line="300" w:lineRule="atLeast"/>
               <w:jc w:val="left"/>
               <w:rPr>
-                <w:rFonts w:ascii="Segoe UI" w:eastAsia="Segoe UI" w:hAnsi="Segoe UI" w:cs="Segoe UI" w:hint="default"/>
+                <w:rFonts w:hint="default" w:ascii="Segoe UI" w:hAnsi="Segoe UI" w:eastAsia="Segoe UI" w:cs="Segoe UI"/>
                 <w:i w:val="0"/>
                 <w:iCs w:val="0"/>
                 <w:caps w:val="0"/>
@@ -1917,7 +1953,7 @@
             </w:pPr>
             <w:r>
               <w:rPr>
-                <w:rFonts w:ascii="Segoe UI" w:eastAsia="Segoe UI" w:hAnsi="Segoe UI" w:cs="Segoe UI" w:hint="default"/>
+                <w:rFonts w:hint="default" w:ascii="Segoe UI" w:hAnsi="Segoe UI" w:eastAsia="Segoe UI" w:cs="Segoe UI"/>
                 <w:i w:val="0"/>
                 <w:iCs w:val="0"/>
                 <w:caps w:val="0"/>
@@ -1954,7 +1990,7 @@
               <w:spacing w:line="300" w:lineRule="atLeast"/>
               <w:jc w:val="left"/>
               <w:rPr>
-                <w:rFonts w:ascii="Segoe UI" w:eastAsia="Segoe UI" w:hAnsi="Segoe UI" w:cs="Segoe UI" w:hint="default"/>
+                <w:rFonts w:hint="default" w:ascii="Segoe UI" w:hAnsi="Segoe UI" w:eastAsia="Segoe UI" w:cs="Segoe UI"/>
                 <w:i w:val="0"/>
                 <w:iCs w:val="0"/>
                 <w:caps w:val="0"/>
@@ -1966,7 +2002,7 @@
             </w:pPr>
             <w:r>
               <w:rPr>
-                <w:rFonts w:ascii="Segoe UI" w:eastAsia="Segoe UI" w:hAnsi="Segoe UI" w:cs="Segoe UI" w:hint="default"/>
+                <w:rFonts w:hint="default" w:ascii="Segoe UI" w:hAnsi="Segoe UI" w:eastAsia="Segoe UI" w:cs="Segoe UI"/>
                 <w:i w:val="0"/>
                 <w:iCs w:val="0"/>
                 <w:caps w:val="0"/>
@@ -2003,7 +2039,7 @@
               <w:spacing w:line="300" w:lineRule="atLeast"/>
               <w:jc w:val="left"/>
               <w:rPr>
-                <w:rFonts w:ascii="Segoe UI" w:eastAsia="Segoe UI" w:hAnsi="Segoe UI" w:cs="Segoe UI" w:hint="default"/>
+                <w:rFonts w:hint="default" w:ascii="Segoe UI" w:hAnsi="Segoe UI" w:eastAsia="Segoe UI" w:cs="Segoe UI"/>
                 <w:i w:val="0"/>
                 <w:iCs w:val="0"/>
                 <w:caps w:val="0"/>
@@ -2015,7 +2051,7 @@
             </w:pPr>
             <w:r>
               <w:rPr>
-                <w:rFonts w:ascii="Segoe UI" w:eastAsia="Segoe UI" w:hAnsi="Segoe UI" w:cs="Segoe UI" w:hint="default"/>
+                <w:rFonts w:hint="default" w:ascii="Segoe UI" w:hAnsi="Segoe UI" w:eastAsia="Segoe UI" w:cs="Segoe UI"/>
                 <w:i w:val="0"/>
                 <w:iCs w:val="0"/>
                 <w:caps w:val="0"/>
@@ -2052,7 +2088,7 @@
               <w:spacing w:line="300" w:lineRule="atLeast"/>
               <w:jc w:val="left"/>
               <w:rPr>
-                <w:rFonts w:ascii="Segoe UI" w:eastAsia="Segoe UI" w:hAnsi="Segoe UI" w:cs="Segoe UI" w:hint="default"/>
+                <w:rFonts w:hint="default" w:ascii="Segoe UI" w:hAnsi="Segoe UI" w:eastAsia="Segoe UI" w:cs="Segoe UI"/>
                 <w:i w:val="0"/>
                 <w:iCs w:val="0"/>
                 <w:caps w:val="0"/>
@@ -2064,7 +2100,7 @@
             </w:pPr>
             <w:r>
               <w:rPr>
-                <w:rFonts w:ascii="Segoe UI" w:eastAsia="Segoe UI" w:hAnsi="Segoe UI" w:cs="Segoe UI" w:hint="default"/>
+                <w:rFonts w:hint="default" w:ascii="Segoe UI" w:hAnsi="Segoe UI" w:eastAsia="Segoe UI" w:cs="Segoe UI"/>
                 <w:i w:val="0"/>
                 <w:iCs w:val="0"/>
                 <w:caps w:val="0"/>
@@ -2083,8 +2119,14 @@
       </w:tr>
       <w:tr>
         <w:tblPrEx>
-          <w:tblW w:w="0" w:type="auto"/>
-          <w:tblInd w:w="0" w:type="dxa"/>
+          <w:tblBorders>
+            <w:top w:val="single" w:color="auto" w:sz="4" w:space="0"/>
+            <w:left w:val="single" w:color="auto" w:sz="4" w:space="0"/>
+            <w:bottom w:val="single" w:color="auto" w:sz="4" w:space="0"/>
+            <w:right w:val="single" w:color="auto" w:sz="4" w:space="0"/>
+            <w:insideH w:val="single" w:color="auto" w:sz="4" w:space="0"/>
+            <w:insideV w:val="single" w:color="auto" w:sz="4" w:space="0"/>
+          </w:tblBorders>
           <w:shd w:val="clear" w:color="auto" w:fill="auto"/>
           <w:tblCellMar>
             <w:top w:w="15" w:type="dxa"/>
@@ -2114,7 +2156,7 @@
               <w:spacing w:line="300" w:lineRule="atLeast"/>
               <w:jc w:val="left"/>
               <w:rPr>
-                <w:rFonts w:ascii="Segoe UI" w:eastAsia="Segoe UI" w:hAnsi="Segoe UI" w:cs="Segoe UI" w:hint="default"/>
+                <w:rFonts w:hint="default" w:ascii="Segoe UI" w:hAnsi="Segoe UI" w:eastAsia="Segoe UI" w:cs="Segoe UI"/>
                 <w:i w:val="0"/>
                 <w:iCs w:val="0"/>
                 <w:caps w:val="0"/>
@@ -2126,8 +2168,8 @@
             </w:pPr>
             <w:r>
               <w:rPr>
-                <w:rStyle w:val="Strong"/>
-                <w:rFonts w:ascii="Segoe UI" w:eastAsia="Segoe UI" w:hAnsi="Segoe UI" w:cs="Segoe UI" w:hint="default"/>
+                <w:rStyle w:val="24"/>
+                <w:rFonts w:hint="default" w:ascii="Segoe UI" w:hAnsi="Segoe UI" w:eastAsia="Segoe UI" w:cs="Segoe UI"/>
                 <w:b/>
                 <w:bCs/>
                 <w:i w:val="0"/>
@@ -2166,7 +2208,7 @@
               <w:spacing w:line="300" w:lineRule="atLeast"/>
               <w:jc w:val="left"/>
               <w:rPr>
-                <w:rFonts w:ascii="Segoe UI" w:eastAsia="Segoe UI" w:hAnsi="Segoe UI" w:cs="Segoe UI" w:hint="default"/>
+                <w:rFonts w:hint="default" w:ascii="Segoe UI" w:hAnsi="Segoe UI" w:eastAsia="Segoe UI" w:cs="Segoe UI"/>
                 <w:i w:val="0"/>
                 <w:iCs w:val="0"/>
                 <w:caps w:val="0"/>
@@ -2178,7 +2220,7 @@
             </w:pPr>
             <w:r>
               <w:rPr>
-                <w:rFonts w:ascii="Segoe UI" w:eastAsia="Segoe UI" w:hAnsi="Segoe UI" w:cs="Segoe UI" w:hint="default"/>
+                <w:rFonts w:hint="default" w:ascii="Segoe UI" w:hAnsi="Segoe UI" w:eastAsia="Segoe UI" w:cs="Segoe UI"/>
                 <w:i w:val="0"/>
                 <w:iCs w:val="0"/>
                 <w:caps w:val="0"/>
@@ -2215,7 +2257,7 @@
               <w:spacing w:line="300" w:lineRule="atLeast"/>
               <w:jc w:val="left"/>
               <w:rPr>
-                <w:rFonts w:ascii="Segoe UI" w:eastAsia="Segoe UI" w:hAnsi="Segoe UI" w:cs="Segoe UI" w:hint="default"/>
+                <w:rFonts w:hint="default" w:ascii="Segoe UI" w:hAnsi="Segoe UI" w:eastAsia="Segoe UI" w:cs="Segoe UI"/>
                 <w:i w:val="0"/>
                 <w:iCs w:val="0"/>
                 <w:caps w:val="0"/>
@@ -2227,7 +2269,7 @@
             </w:pPr>
             <w:r>
               <w:rPr>
-                <w:rFonts w:ascii="Segoe UI" w:eastAsia="Segoe UI" w:hAnsi="Segoe UI" w:cs="Segoe UI" w:hint="default"/>
+                <w:rFonts w:hint="default" w:ascii="Segoe UI" w:hAnsi="Segoe UI" w:eastAsia="Segoe UI" w:cs="Segoe UI"/>
                 <w:i w:val="0"/>
                 <w:iCs w:val="0"/>
                 <w:caps w:val="0"/>
@@ -2264,7 +2306,7 @@
               <w:spacing w:line="300" w:lineRule="atLeast"/>
               <w:jc w:val="left"/>
               <w:rPr>
-                <w:rFonts w:ascii="Segoe UI" w:eastAsia="Segoe UI" w:hAnsi="Segoe UI" w:cs="Segoe UI" w:hint="default"/>
+                <w:rFonts w:hint="default" w:ascii="Segoe UI" w:hAnsi="Segoe UI" w:eastAsia="Segoe UI" w:cs="Segoe UI"/>
                 <w:i w:val="0"/>
                 <w:iCs w:val="0"/>
                 <w:caps w:val="0"/>
@@ -2276,7 +2318,7 @@
             </w:pPr>
             <w:r>
               <w:rPr>
-                <w:rFonts w:ascii="Segoe UI" w:eastAsia="Segoe UI" w:hAnsi="Segoe UI" w:cs="Segoe UI" w:hint="default"/>
+                <w:rFonts w:hint="default" w:ascii="Segoe UI" w:hAnsi="Segoe UI" w:eastAsia="Segoe UI" w:cs="Segoe UI"/>
                 <w:i w:val="0"/>
                 <w:iCs w:val="0"/>
                 <w:caps w:val="0"/>
@@ -2313,7 +2355,7 @@
               <w:spacing w:line="300" w:lineRule="atLeast"/>
               <w:jc w:val="left"/>
               <w:rPr>
-                <w:rFonts w:ascii="Segoe UI" w:eastAsia="Segoe UI" w:hAnsi="Segoe UI" w:cs="Segoe UI" w:hint="default"/>
+                <w:rFonts w:hint="default" w:ascii="Segoe UI" w:hAnsi="Segoe UI" w:eastAsia="Segoe UI" w:cs="Segoe UI"/>
                 <w:i w:val="0"/>
                 <w:iCs w:val="0"/>
                 <w:caps w:val="0"/>
@@ -2325,7 +2367,7 @@
             </w:pPr>
             <w:r>
               <w:rPr>
-                <w:rFonts w:ascii="Segoe UI" w:eastAsia="Segoe UI" w:hAnsi="Segoe UI" w:cs="Segoe UI" w:hint="default"/>
+                <w:rFonts w:hint="default" w:ascii="Segoe UI" w:hAnsi="Segoe UI" w:eastAsia="Segoe UI" w:cs="Segoe UI"/>
                 <w:i w:val="0"/>
                 <w:iCs w:val="0"/>
                 <w:caps w:val="0"/>
@@ -2344,8 +2386,14 @@
       </w:tr>
       <w:tr>
         <w:tblPrEx>
-          <w:tblW w:w="0" w:type="auto"/>
-          <w:tblInd w:w="0" w:type="dxa"/>
+          <w:tblBorders>
+            <w:top w:val="single" w:color="auto" w:sz="4" w:space="0"/>
+            <w:left w:val="single" w:color="auto" w:sz="4" w:space="0"/>
+            <w:bottom w:val="single" w:color="auto" w:sz="4" w:space="0"/>
+            <w:right w:val="single" w:color="auto" w:sz="4" w:space="0"/>
+            <w:insideH w:val="single" w:color="auto" w:sz="4" w:space="0"/>
+            <w:insideV w:val="single" w:color="auto" w:sz="4" w:space="0"/>
+          </w:tblBorders>
           <w:shd w:val="clear" w:color="auto" w:fill="auto"/>
           <w:tblCellMar>
             <w:top w:w="15" w:type="dxa"/>
@@ -2375,7 +2423,7 @@
               <w:spacing w:line="300" w:lineRule="atLeast"/>
               <w:jc w:val="left"/>
               <w:rPr>
-                <w:rFonts w:ascii="Segoe UI" w:eastAsia="Segoe UI" w:hAnsi="Segoe UI" w:cs="Segoe UI" w:hint="default"/>
+                <w:rFonts w:hint="default" w:ascii="Segoe UI" w:hAnsi="Segoe UI" w:eastAsia="Segoe UI" w:cs="Segoe UI"/>
                 <w:i w:val="0"/>
                 <w:iCs w:val="0"/>
                 <w:caps w:val="0"/>
@@ -2387,8 +2435,8 @@
             </w:pPr>
             <w:r>
               <w:rPr>
-                <w:rStyle w:val="Strong"/>
-                <w:rFonts w:ascii="Segoe UI" w:eastAsia="Segoe UI" w:hAnsi="Segoe UI" w:cs="Segoe UI" w:hint="default"/>
+                <w:rStyle w:val="24"/>
+                <w:rFonts w:hint="default" w:ascii="Segoe UI" w:hAnsi="Segoe UI" w:eastAsia="Segoe UI" w:cs="Segoe UI"/>
                 <w:b/>
                 <w:bCs/>
                 <w:i w:val="0"/>
@@ -2427,7 +2475,7 @@
               <w:spacing w:line="300" w:lineRule="atLeast"/>
               <w:jc w:val="left"/>
               <w:rPr>
-                <w:rFonts w:ascii="Segoe UI" w:eastAsia="Segoe UI" w:hAnsi="Segoe UI" w:cs="Segoe UI" w:hint="default"/>
+                <w:rFonts w:hint="default" w:ascii="Segoe UI" w:hAnsi="Segoe UI" w:eastAsia="Segoe UI" w:cs="Segoe UI"/>
                 <w:i w:val="0"/>
                 <w:iCs w:val="0"/>
                 <w:caps w:val="0"/>
@@ -2439,7 +2487,7 @@
             </w:pPr>
             <w:r>
               <w:rPr>
-                <w:rFonts w:ascii="Segoe UI" w:eastAsia="Segoe UI" w:hAnsi="Segoe UI" w:cs="Segoe UI" w:hint="default"/>
+                <w:rFonts w:hint="default" w:ascii="Segoe UI" w:hAnsi="Segoe UI" w:eastAsia="Segoe UI" w:cs="Segoe UI"/>
                 <w:i w:val="0"/>
                 <w:iCs w:val="0"/>
                 <w:caps w:val="0"/>
@@ -2476,7 +2524,7 @@
               <w:spacing w:line="300" w:lineRule="atLeast"/>
               <w:jc w:val="left"/>
               <w:rPr>
-                <w:rFonts w:ascii="Segoe UI" w:eastAsia="Segoe UI" w:hAnsi="Segoe UI" w:cs="Segoe UI" w:hint="default"/>
+                <w:rFonts w:hint="default" w:ascii="Segoe UI" w:hAnsi="Segoe UI" w:eastAsia="Segoe UI" w:cs="Segoe UI"/>
                 <w:i w:val="0"/>
                 <w:iCs w:val="0"/>
                 <w:caps w:val="0"/>
@@ -2488,7 +2536,7 @@
             </w:pPr>
             <w:r>
               <w:rPr>
-                <w:rFonts w:ascii="Segoe UI" w:eastAsia="Segoe UI" w:hAnsi="Segoe UI" w:cs="Segoe UI" w:hint="default"/>
+                <w:rFonts w:hint="default" w:ascii="Segoe UI" w:hAnsi="Segoe UI" w:eastAsia="Segoe UI" w:cs="Segoe UI"/>
                 <w:i w:val="0"/>
                 <w:iCs w:val="0"/>
                 <w:caps w:val="0"/>
@@ -2525,7 +2573,7 @@
               <w:spacing w:line="300" w:lineRule="atLeast"/>
               <w:jc w:val="left"/>
               <w:rPr>
-                <w:rFonts w:ascii="Segoe UI" w:eastAsia="Segoe UI" w:hAnsi="Segoe UI" w:cs="Segoe UI" w:hint="default"/>
+                <w:rFonts w:hint="default" w:ascii="Segoe UI" w:hAnsi="Segoe UI" w:eastAsia="Segoe UI" w:cs="Segoe UI"/>
                 <w:i w:val="0"/>
                 <w:iCs w:val="0"/>
                 <w:caps w:val="0"/>
@@ -2537,7 +2585,7 @@
             </w:pPr>
             <w:r>
               <w:rPr>
-                <w:rFonts w:ascii="Segoe UI" w:eastAsia="Segoe UI" w:hAnsi="Segoe UI" w:cs="Segoe UI" w:hint="default"/>
+                <w:rFonts w:hint="default" w:ascii="Segoe UI" w:hAnsi="Segoe UI" w:eastAsia="Segoe UI" w:cs="Segoe UI"/>
                 <w:i w:val="0"/>
                 <w:iCs w:val="0"/>
                 <w:caps w:val="0"/>
@@ -2574,7 +2622,7 @@
               <w:spacing w:line="300" w:lineRule="atLeast"/>
               <w:jc w:val="left"/>
               <w:rPr>
-                <w:rFonts w:ascii="Segoe UI" w:eastAsia="Segoe UI" w:hAnsi="Segoe UI" w:cs="Segoe UI" w:hint="default"/>
+                <w:rFonts w:hint="default" w:ascii="Segoe UI" w:hAnsi="Segoe UI" w:eastAsia="Segoe UI" w:cs="Segoe UI"/>
                 <w:i w:val="0"/>
                 <w:iCs w:val="0"/>
                 <w:caps w:val="0"/>
@@ -2586,7 +2634,7 @@
             </w:pPr>
             <w:r>
               <w:rPr>
-                <w:rFonts w:ascii="Segoe UI" w:eastAsia="Segoe UI" w:hAnsi="Segoe UI" w:cs="Segoe UI" w:hint="default"/>
+                <w:rFonts w:hint="default" w:ascii="Segoe UI" w:hAnsi="Segoe UI" w:eastAsia="Segoe UI" w:cs="Segoe UI"/>
                 <w:i w:val="0"/>
                 <w:iCs w:val="0"/>
                 <w:caps w:val="0"/>
@@ -2605,8 +2653,14 @@
       </w:tr>
       <w:tr>
         <w:tblPrEx>
-          <w:tblW w:w="0" w:type="auto"/>
-          <w:tblInd w:w="0" w:type="dxa"/>
+          <w:tblBorders>
+            <w:top w:val="single" w:color="auto" w:sz="4" w:space="0"/>
+            <w:left w:val="single" w:color="auto" w:sz="4" w:space="0"/>
+            <w:bottom w:val="single" w:color="auto" w:sz="4" w:space="0"/>
+            <w:right w:val="single" w:color="auto" w:sz="4" w:space="0"/>
+            <w:insideH w:val="single" w:color="auto" w:sz="4" w:space="0"/>
+            <w:insideV w:val="single" w:color="auto" w:sz="4" w:space="0"/>
+          </w:tblBorders>
           <w:shd w:val="clear" w:color="auto" w:fill="auto"/>
           <w:tblCellMar>
             <w:top w:w="15" w:type="dxa"/>
@@ -2636,7 +2690,7 @@
               <w:spacing w:line="300" w:lineRule="atLeast"/>
               <w:jc w:val="left"/>
               <w:rPr>
-                <w:rFonts w:ascii="Segoe UI" w:eastAsia="Segoe UI" w:hAnsi="Segoe UI" w:cs="Segoe UI" w:hint="default"/>
+                <w:rFonts w:hint="default" w:ascii="Segoe UI" w:hAnsi="Segoe UI" w:eastAsia="Segoe UI" w:cs="Segoe UI"/>
                 <w:i w:val="0"/>
                 <w:iCs w:val="0"/>
                 <w:caps w:val="0"/>
@@ -2648,8 +2702,8 @@
             </w:pPr>
             <w:r>
               <w:rPr>
-                <w:rStyle w:val="Strong"/>
-                <w:rFonts w:ascii="Segoe UI" w:eastAsia="Segoe UI" w:hAnsi="Segoe UI" w:cs="Segoe UI" w:hint="default"/>
+                <w:rStyle w:val="24"/>
+                <w:rFonts w:hint="default" w:ascii="Segoe UI" w:hAnsi="Segoe UI" w:eastAsia="Segoe UI" w:cs="Segoe UI"/>
                 <w:b/>
                 <w:bCs/>
                 <w:i w:val="0"/>
@@ -2688,7 +2742,7 @@
               <w:spacing w:line="300" w:lineRule="atLeast"/>
               <w:jc w:val="left"/>
               <w:rPr>
-                <w:rFonts w:ascii="Segoe UI" w:eastAsia="Segoe UI" w:hAnsi="Segoe UI" w:cs="Segoe UI" w:hint="default"/>
+                <w:rFonts w:hint="default" w:ascii="Segoe UI" w:hAnsi="Segoe UI" w:eastAsia="Segoe UI" w:cs="Segoe UI"/>
                 <w:i w:val="0"/>
                 <w:iCs w:val="0"/>
                 <w:caps w:val="0"/>
@@ -2700,7 +2754,7 @@
             </w:pPr>
             <w:r>
               <w:rPr>
-                <w:rFonts w:ascii="Segoe UI" w:eastAsia="Segoe UI" w:hAnsi="Segoe UI" w:cs="Segoe UI" w:hint="default"/>
+                <w:rFonts w:hint="default" w:ascii="Segoe UI" w:hAnsi="Segoe UI" w:eastAsia="Segoe UI" w:cs="Segoe UI"/>
                 <w:i w:val="0"/>
                 <w:iCs w:val="0"/>
                 <w:caps w:val="0"/>
@@ -2737,7 +2791,7 @@
               <w:spacing w:line="300" w:lineRule="atLeast"/>
               <w:jc w:val="left"/>
               <w:rPr>
-                <w:rFonts w:ascii="Segoe UI" w:eastAsia="Segoe UI" w:hAnsi="Segoe UI" w:cs="Segoe UI" w:hint="default"/>
+                <w:rFonts w:hint="default" w:ascii="Segoe UI" w:hAnsi="Segoe UI" w:eastAsia="Segoe UI" w:cs="Segoe UI"/>
                 <w:i w:val="0"/>
                 <w:iCs w:val="0"/>
                 <w:caps w:val="0"/>
@@ -2749,7 +2803,7 @@
             </w:pPr>
             <w:r>
               <w:rPr>
-                <w:rFonts w:ascii="Segoe UI" w:eastAsia="Segoe UI" w:hAnsi="Segoe UI" w:cs="Segoe UI" w:hint="default"/>
+                <w:rFonts w:hint="default" w:ascii="Segoe UI" w:hAnsi="Segoe UI" w:eastAsia="Segoe UI" w:cs="Segoe UI"/>
                 <w:i w:val="0"/>
                 <w:iCs w:val="0"/>
                 <w:caps w:val="0"/>
@@ -2786,7 +2840,7 @@
               <w:spacing w:line="300" w:lineRule="atLeast"/>
               <w:jc w:val="left"/>
               <w:rPr>
-                <w:rFonts w:ascii="Segoe UI" w:eastAsia="Segoe UI" w:hAnsi="Segoe UI" w:cs="Segoe UI" w:hint="default"/>
+                <w:rFonts w:hint="default" w:ascii="Segoe UI" w:hAnsi="Segoe UI" w:eastAsia="Segoe UI" w:cs="Segoe UI"/>
                 <w:i w:val="0"/>
                 <w:iCs w:val="0"/>
                 <w:caps w:val="0"/>
@@ -2798,7 +2852,7 @@
             </w:pPr>
             <w:r>
               <w:rPr>
-                <w:rFonts w:ascii="Segoe UI" w:eastAsia="Segoe UI" w:hAnsi="Segoe UI" w:cs="Segoe UI" w:hint="default"/>
+                <w:rFonts w:hint="default" w:ascii="Segoe UI" w:hAnsi="Segoe UI" w:eastAsia="Segoe UI" w:cs="Segoe UI"/>
                 <w:i w:val="0"/>
                 <w:iCs w:val="0"/>
                 <w:caps w:val="0"/>
@@ -2835,7 +2889,7 @@
               <w:spacing w:line="300" w:lineRule="atLeast"/>
               <w:jc w:val="left"/>
               <w:rPr>
-                <w:rFonts w:ascii="Segoe UI" w:eastAsia="Segoe UI" w:hAnsi="Segoe UI" w:cs="Segoe UI" w:hint="default"/>
+                <w:rFonts w:hint="default" w:ascii="Segoe UI" w:hAnsi="Segoe UI" w:eastAsia="Segoe UI" w:cs="Segoe UI"/>
                 <w:i w:val="0"/>
                 <w:iCs w:val="0"/>
                 <w:caps w:val="0"/>
@@ -2847,7 +2901,7 @@
             </w:pPr>
             <w:r>
               <w:rPr>
-                <w:rFonts w:ascii="Segoe UI" w:eastAsia="Segoe UI" w:hAnsi="Segoe UI" w:cs="Segoe UI" w:hint="default"/>
+                <w:rFonts w:hint="default" w:ascii="Segoe UI" w:hAnsi="Segoe UI" w:eastAsia="Segoe UI" w:cs="Segoe UI"/>
                 <w:i w:val="0"/>
                 <w:iCs w:val="0"/>
                 <w:caps w:val="0"/>
@@ -2866,8 +2920,14 @@
       </w:tr>
       <w:tr>
         <w:tblPrEx>
-          <w:tblW w:w="0" w:type="auto"/>
-          <w:tblInd w:w="0" w:type="dxa"/>
+          <w:tblBorders>
+            <w:top w:val="single" w:color="auto" w:sz="4" w:space="0"/>
+            <w:left w:val="single" w:color="auto" w:sz="4" w:space="0"/>
+            <w:bottom w:val="single" w:color="auto" w:sz="4" w:space="0"/>
+            <w:right w:val="single" w:color="auto" w:sz="4" w:space="0"/>
+            <w:insideH w:val="single" w:color="auto" w:sz="4" w:space="0"/>
+            <w:insideV w:val="single" w:color="auto" w:sz="4" w:space="0"/>
+          </w:tblBorders>
           <w:shd w:val="clear" w:color="auto" w:fill="auto"/>
           <w:tblCellMar>
             <w:top w:w="15" w:type="dxa"/>
@@ -2897,7 +2957,7 @@
               <w:spacing w:line="300" w:lineRule="atLeast"/>
               <w:jc w:val="left"/>
               <w:rPr>
-                <w:rFonts w:ascii="Segoe UI" w:eastAsia="Segoe UI" w:hAnsi="Segoe UI" w:cs="Segoe UI" w:hint="default"/>
+                <w:rFonts w:hint="default" w:ascii="Segoe UI" w:hAnsi="Segoe UI" w:eastAsia="Segoe UI" w:cs="Segoe UI"/>
                 <w:i w:val="0"/>
                 <w:iCs w:val="0"/>
                 <w:caps w:val="0"/>
@@ -2909,8 +2969,8 @@
             </w:pPr>
             <w:r>
               <w:rPr>
-                <w:rStyle w:val="Strong"/>
-                <w:rFonts w:ascii="Segoe UI" w:eastAsia="Segoe UI" w:hAnsi="Segoe UI" w:cs="Segoe UI" w:hint="default"/>
+                <w:rStyle w:val="24"/>
+                <w:rFonts w:hint="default" w:ascii="Segoe UI" w:hAnsi="Segoe UI" w:eastAsia="Segoe UI" w:cs="Segoe UI"/>
                 <w:b/>
                 <w:bCs/>
                 <w:i w:val="0"/>
@@ -2949,7 +3009,7 @@
               <w:spacing w:line="300" w:lineRule="atLeast"/>
               <w:jc w:val="left"/>
               <w:rPr>
-                <w:rFonts w:ascii="Segoe UI" w:eastAsia="Segoe UI" w:hAnsi="Segoe UI" w:cs="Segoe UI" w:hint="default"/>
+                <w:rFonts w:hint="default" w:ascii="Segoe UI" w:hAnsi="Segoe UI" w:eastAsia="Segoe UI" w:cs="Segoe UI"/>
                 <w:i w:val="0"/>
                 <w:iCs w:val="0"/>
                 <w:caps w:val="0"/>
@@ -2961,7 +3021,7 @@
             </w:pPr>
             <w:r>
               <w:rPr>
-                <w:rFonts w:ascii="Segoe UI" w:eastAsia="Segoe UI" w:hAnsi="Segoe UI" w:cs="Segoe UI" w:hint="default"/>
+                <w:rFonts w:hint="default" w:ascii="Segoe UI" w:hAnsi="Segoe UI" w:eastAsia="Segoe UI" w:cs="Segoe UI"/>
                 <w:i w:val="0"/>
                 <w:iCs w:val="0"/>
                 <w:caps w:val="0"/>
@@ -2998,7 +3058,7 @@
               <w:spacing w:line="300" w:lineRule="atLeast"/>
               <w:jc w:val="left"/>
               <w:rPr>
-                <w:rFonts w:ascii="Segoe UI" w:eastAsia="Segoe UI" w:hAnsi="Segoe UI" w:cs="Segoe UI" w:hint="default"/>
+                <w:rFonts w:hint="default" w:ascii="Segoe UI" w:hAnsi="Segoe UI" w:eastAsia="Segoe UI" w:cs="Segoe UI"/>
                 <w:i w:val="0"/>
                 <w:iCs w:val="0"/>
                 <w:caps w:val="0"/>
@@ -3010,7 +3070,7 @@
             </w:pPr>
             <w:r>
               <w:rPr>
-                <w:rFonts w:ascii="Segoe UI" w:eastAsia="Segoe UI" w:hAnsi="Segoe UI" w:cs="Segoe UI" w:hint="default"/>
+                <w:rFonts w:hint="default" w:ascii="Segoe UI" w:hAnsi="Segoe UI" w:eastAsia="Segoe UI" w:cs="Segoe UI"/>
                 <w:i w:val="0"/>
                 <w:iCs w:val="0"/>
                 <w:caps w:val="0"/>
@@ -3047,7 +3107,7 @@
               <w:spacing w:line="300" w:lineRule="atLeast"/>
               <w:jc w:val="left"/>
               <w:rPr>
-                <w:rFonts w:ascii="Segoe UI" w:eastAsia="Segoe UI" w:hAnsi="Segoe UI" w:cs="Segoe UI" w:hint="default"/>
+                <w:rFonts w:hint="default" w:ascii="Segoe UI" w:hAnsi="Segoe UI" w:eastAsia="Segoe UI" w:cs="Segoe UI"/>
                 <w:i w:val="0"/>
                 <w:iCs w:val="0"/>
                 <w:caps w:val="0"/>
@@ -3059,7 +3119,7 @@
             </w:pPr>
             <w:r>
               <w:rPr>
-                <w:rFonts w:ascii="Segoe UI" w:eastAsia="Segoe UI" w:hAnsi="Segoe UI" w:cs="Segoe UI" w:hint="default"/>
+                <w:rFonts w:hint="default" w:ascii="Segoe UI" w:hAnsi="Segoe UI" w:eastAsia="Segoe UI" w:cs="Segoe UI"/>
                 <w:i w:val="0"/>
                 <w:iCs w:val="0"/>
                 <w:caps w:val="0"/>
@@ -3096,7 +3156,7 @@
               <w:spacing w:line="300" w:lineRule="atLeast"/>
               <w:jc w:val="left"/>
               <w:rPr>
-                <w:rFonts w:ascii="Segoe UI" w:eastAsia="Segoe UI" w:hAnsi="Segoe UI" w:cs="Segoe UI" w:hint="default"/>
+                <w:rFonts w:hint="default" w:ascii="Segoe UI" w:hAnsi="Segoe UI" w:eastAsia="Segoe UI" w:cs="Segoe UI"/>
                 <w:i w:val="0"/>
                 <w:iCs w:val="0"/>
                 <w:caps w:val="0"/>
@@ -3108,7 +3168,7 @@
             </w:pPr>
             <w:r>
               <w:rPr>
-                <w:rFonts w:ascii="Segoe UI" w:eastAsia="Segoe UI" w:hAnsi="Segoe UI" w:cs="Segoe UI" w:hint="default"/>
+                <w:rFonts w:hint="default" w:ascii="Segoe UI" w:hAnsi="Segoe UI" w:eastAsia="Segoe UI" w:cs="Segoe UI"/>
                 <w:i w:val="0"/>
                 <w:iCs w:val="0"/>
                 <w:caps w:val="0"/>
@@ -3127,8 +3187,14 @@
       </w:tr>
       <w:tr>
         <w:tblPrEx>
-          <w:tblW w:w="0" w:type="auto"/>
-          <w:tblInd w:w="0" w:type="dxa"/>
+          <w:tblBorders>
+            <w:top w:val="single" w:color="auto" w:sz="4" w:space="0"/>
+            <w:left w:val="single" w:color="auto" w:sz="4" w:space="0"/>
+            <w:bottom w:val="single" w:color="auto" w:sz="4" w:space="0"/>
+            <w:right w:val="single" w:color="auto" w:sz="4" w:space="0"/>
+            <w:insideH w:val="single" w:color="auto" w:sz="4" w:space="0"/>
+            <w:insideV w:val="single" w:color="auto" w:sz="4" w:space="0"/>
+          </w:tblBorders>
           <w:shd w:val="clear" w:color="auto" w:fill="auto"/>
           <w:tblCellMar>
             <w:top w:w="15" w:type="dxa"/>
@@ -3158,7 +3224,7 @@
               <w:spacing w:line="300" w:lineRule="atLeast"/>
               <w:jc w:val="left"/>
               <w:rPr>
-                <w:rFonts w:ascii="Segoe UI" w:eastAsia="Segoe UI" w:hAnsi="Segoe UI" w:cs="Segoe UI" w:hint="default"/>
+                <w:rFonts w:hint="default" w:ascii="Segoe UI" w:hAnsi="Segoe UI" w:eastAsia="Segoe UI" w:cs="Segoe UI"/>
                 <w:i w:val="0"/>
                 <w:iCs w:val="0"/>
                 <w:caps w:val="0"/>
@@ -3170,8 +3236,8 @@
             </w:pPr>
             <w:r>
               <w:rPr>
-                <w:rStyle w:val="Strong"/>
-                <w:rFonts w:ascii="Segoe UI" w:eastAsia="Segoe UI" w:hAnsi="Segoe UI" w:cs="Segoe UI" w:hint="default"/>
+                <w:rStyle w:val="24"/>
+                <w:rFonts w:hint="default" w:ascii="Segoe UI" w:hAnsi="Segoe UI" w:eastAsia="Segoe UI" w:cs="Segoe UI"/>
                 <w:b/>
                 <w:bCs/>
                 <w:i w:val="0"/>
@@ -3210,7 +3276,7 @@
               <w:spacing w:line="300" w:lineRule="atLeast"/>
               <w:jc w:val="left"/>
               <w:rPr>
-                <w:rFonts w:ascii="Segoe UI" w:eastAsia="Segoe UI" w:hAnsi="Segoe UI" w:cs="Segoe UI" w:hint="default"/>
+                <w:rFonts w:hint="default" w:ascii="Segoe UI" w:hAnsi="Segoe UI" w:eastAsia="Segoe UI" w:cs="Segoe UI"/>
                 <w:i w:val="0"/>
                 <w:iCs w:val="0"/>
                 <w:caps w:val="0"/>
@@ -3222,7 +3288,7 @@
             </w:pPr>
             <w:r>
               <w:rPr>
-                <w:rFonts w:ascii="Segoe UI" w:eastAsia="Segoe UI" w:hAnsi="Segoe UI" w:cs="Segoe UI" w:hint="default"/>
+                <w:rFonts w:hint="default" w:ascii="Segoe UI" w:hAnsi="Segoe UI" w:eastAsia="Segoe UI" w:cs="Segoe UI"/>
                 <w:i w:val="0"/>
                 <w:iCs w:val="0"/>
                 <w:caps w:val="0"/>
@@ -3259,7 +3325,7 @@
               <w:spacing w:line="300" w:lineRule="atLeast"/>
               <w:jc w:val="left"/>
               <w:rPr>
-                <w:rFonts w:ascii="Segoe UI" w:eastAsia="Segoe UI" w:hAnsi="Segoe UI" w:cs="Segoe UI" w:hint="default"/>
+                <w:rFonts w:hint="default" w:ascii="Segoe UI" w:hAnsi="Segoe UI" w:eastAsia="Segoe UI" w:cs="Segoe UI"/>
                 <w:i w:val="0"/>
                 <w:iCs w:val="0"/>
                 <w:caps w:val="0"/>
@@ -3271,7 +3337,7 @@
             </w:pPr>
             <w:r>
               <w:rPr>
-                <w:rFonts w:ascii="Segoe UI" w:eastAsia="Segoe UI" w:hAnsi="Segoe UI" w:cs="Segoe UI" w:hint="default"/>
+                <w:rFonts w:hint="default" w:ascii="Segoe UI" w:hAnsi="Segoe UI" w:eastAsia="Segoe UI" w:cs="Segoe UI"/>
                 <w:i w:val="0"/>
                 <w:iCs w:val="0"/>
                 <w:caps w:val="0"/>
@@ -3308,7 +3374,7 @@
               <w:spacing w:line="300" w:lineRule="atLeast"/>
               <w:jc w:val="left"/>
               <w:rPr>
-                <w:rFonts w:ascii="Segoe UI" w:eastAsia="Segoe UI" w:hAnsi="Segoe UI" w:cs="Segoe UI" w:hint="default"/>
+                <w:rFonts w:hint="default" w:ascii="Segoe UI" w:hAnsi="Segoe UI" w:eastAsia="Segoe UI" w:cs="Segoe UI"/>
                 <w:i w:val="0"/>
                 <w:iCs w:val="0"/>
                 <w:caps w:val="0"/>
@@ -3320,7 +3386,7 @@
             </w:pPr>
             <w:r>
               <w:rPr>
-                <w:rFonts w:ascii="Segoe UI" w:eastAsia="Segoe UI" w:hAnsi="Segoe UI" w:cs="Segoe UI" w:hint="default"/>
+                <w:rFonts w:hint="default" w:ascii="Segoe UI" w:hAnsi="Segoe UI" w:eastAsia="Segoe UI" w:cs="Segoe UI"/>
                 <w:i w:val="0"/>
                 <w:iCs w:val="0"/>
                 <w:caps w:val="0"/>
@@ -3357,7 +3423,7 @@
               <w:spacing w:line="300" w:lineRule="atLeast"/>
               <w:jc w:val="left"/>
               <w:rPr>
-                <w:rFonts w:ascii="Segoe UI" w:eastAsia="Segoe UI" w:hAnsi="Segoe UI" w:cs="Segoe UI" w:hint="default"/>
+                <w:rFonts w:hint="default" w:ascii="Segoe UI" w:hAnsi="Segoe UI" w:eastAsia="Segoe UI" w:cs="Segoe UI"/>
                 <w:i w:val="0"/>
                 <w:iCs w:val="0"/>
                 <w:caps w:val="0"/>
@@ -3369,7 +3435,7 @@
             </w:pPr>
             <w:r>
               <w:rPr>
-                <w:rFonts w:ascii="Segoe UI" w:eastAsia="Segoe UI" w:hAnsi="Segoe UI" w:cs="Segoe UI" w:hint="default"/>
+                <w:rFonts w:hint="default" w:ascii="Segoe UI" w:hAnsi="Segoe UI" w:eastAsia="Segoe UI" w:cs="Segoe UI"/>
                 <w:i w:val="0"/>
                 <w:iCs w:val="0"/>
                 <w:caps w:val="0"/>
@@ -3388,8 +3454,14 @@
       </w:tr>
       <w:tr>
         <w:tblPrEx>
-          <w:tblW w:w="0" w:type="auto"/>
-          <w:tblInd w:w="0" w:type="dxa"/>
+          <w:tblBorders>
+            <w:top w:val="single" w:color="auto" w:sz="4" w:space="0"/>
+            <w:left w:val="single" w:color="auto" w:sz="4" w:space="0"/>
+            <w:bottom w:val="single" w:color="auto" w:sz="4" w:space="0"/>
+            <w:right w:val="single" w:color="auto" w:sz="4" w:space="0"/>
+            <w:insideH w:val="single" w:color="auto" w:sz="4" w:space="0"/>
+            <w:insideV w:val="single" w:color="auto" w:sz="4" w:space="0"/>
+          </w:tblBorders>
           <w:shd w:val="clear" w:color="auto" w:fill="auto"/>
           <w:tblCellMar>
             <w:top w:w="15" w:type="dxa"/>
@@ -3419,7 +3491,7 @@
               <w:spacing w:line="300" w:lineRule="atLeast"/>
               <w:jc w:val="left"/>
               <w:rPr>
-                <w:rFonts w:ascii="Segoe UI" w:eastAsia="Segoe UI" w:hAnsi="Segoe UI" w:cs="Segoe UI" w:hint="default"/>
+                <w:rFonts w:hint="default" w:ascii="Segoe UI" w:hAnsi="Segoe UI" w:eastAsia="Segoe UI" w:cs="Segoe UI"/>
                 <w:i w:val="0"/>
                 <w:iCs w:val="0"/>
                 <w:caps w:val="0"/>
@@ -3431,8 +3503,8 @@
             </w:pPr>
             <w:r>
               <w:rPr>
-                <w:rStyle w:val="Strong"/>
-                <w:rFonts w:ascii="Segoe UI" w:eastAsia="Segoe UI" w:hAnsi="Segoe UI" w:cs="Segoe UI" w:hint="default"/>
+                <w:rStyle w:val="24"/>
+                <w:rFonts w:hint="default" w:ascii="Segoe UI" w:hAnsi="Segoe UI" w:eastAsia="Segoe UI" w:cs="Segoe UI"/>
                 <w:b/>
                 <w:bCs/>
                 <w:i w:val="0"/>
@@ -3471,7 +3543,7 @@
               <w:spacing w:line="300" w:lineRule="atLeast"/>
               <w:jc w:val="left"/>
               <w:rPr>
-                <w:rFonts w:ascii="Segoe UI" w:eastAsia="Segoe UI" w:hAnsi="Segoe UI" w:cs="Segoe UI" w:hint="default"/>
+                <w:rFonts w:hint="default" w:ascii="Segoe UI" w:hAnsi="Segoe UI" w:eastAsia="Segoe UI" w:cs="Segoe UI"/>
                 <w:i w:val="0"/>
                 <w:iCs w:val="0"/>
                 <w:caps w:val="0"/>
@@ -3483,7 +3555,7 @@
             </w:pPr>
             <w:r>
               <w:rPr>
-                <w:rFonts w:ascii="Segoe UI" w:eastAsia="Segoe UI" w:hAnsi="Segoe UI" w:cs="Segoe UI" w:hint="default"/>
+                <w:rFonts w:hint="default" w:ascii="Segoe UI" w:hAnsi="Segoe UI" w:eastAsia="Segoe UI" w:cs="Segoe UI"/>
                 <w:i w:val="0"/>
                 <w:iCs w:val="0"/>
                 <w:caps w:val="0"/>
@@ -3520,7 +3592,7 @@
               <w:spacing w:line="300" w:lineRule="atLeast"/>
               <w:jc w:val="left"/>
               <w:rPr>
-                <w:rFonts w:ascii="Segoe UI" w:eastAsia="Segoe UI" w:hAnsi="Segoe UI" w:cs="Segoe UI" w:hint="default"/>
+                <w:rFonts w:hint="default" w:ascii="Segoe UI" w:hAnsi="Segoe UI" w:eastAsia="Segoe UI" w:cs="Segoe UI"/>
                 <w:i w:val="0"/>
                 <w:iCs w:val="0"/>
                 <w:caps w:val="0"/>
@@ -3532,7 +3604,7 @@
             </w:pPr>
             <w:r>
               <w:rPr>
-                <w:rFonts w:ascii="Segoe UI" w:eastAsia="Segoe UI" w:hAnsi="Segoe UI" w:cs="Segoe UI" w:hint="default"/>
+                <w:rFonts w:hint="default" w:ascii="Segoe UI" w:hAnsi="Segoe UI" w:eastAsia="Segoe UI" w:cs="Segoe UI"/>
                 <w:i w:val="0"/>
                 <w:iCs w:val="0"/>
                 <w:caps w:val="0"/>
@@ -3569,7 +3641,7 @@
               <w:spacing w:line="300" w:lineRule="atLeast"/>
               <w:jc w:val="left"/>
               <w:rPr>
-                <w:rFonts w:ascii="Segoe UI" w:eastAsia="Segoe UI" w:hAnsi="Segoe UI" w:cs="Segoe UI" w:hint="default"/>
+                <w:rFonts w:hint="default" w:ascii="Segoe UI" w:hAnsi="Segoe UI" w:eastAsia="Segoe UI" w:cs="Segoe UI"/>
                 <w:i w:val="0"/>
                 <w:iCs w:val="0"/>
                 <w:caps w:val="0"/>
@@ -3581,7 +3653,7 @@
             </w:pPr>
             <w:r>
               <w:rPr>
-                <w:rFonts w:ascii="Segoe UI" w:eastAsia="Segoe UI" w:hAnsi="Segoe UI" w:cs="Segoe UI" w:hint="default"/>
+                <w:rFonts w:hint="default" w:ascii="Segoe UI" w:hAnsi="Segoe UI" w:eastAsia="Segoe UI" w:cs="Segoe UI"/>
                 <w:i w:val="0"/>
                 <w:iCs w:val="0"/>
                 <w:caps w:val="0"/>
@@ -3618,7 +3690,7 @@
               <w:spacing w:line="300" w:lineRule="atLeast"/>
               <w:jc w:val="left"/>
               <w:rPr>
-                <w:rFonts w:ascii="Segoe UI" w:eastAsia="Segoe UI" w:hAnsi="Segoe UI" w:cs="Segoe UI" w:hint="default"/>
+                <w:rFonts w:hint="default" w:ascii="Segoe UI" w:hAnsi="Segoe UI" w:eastAsia="Segoe UI" w:cs="Segoe UI"/>
                 <w:i w:val="0"/>
                 <w:iCs w:val="0"/>
                 <w:caps w:val="0"/>
@@ -3630,7 +3702,7 @@
             </w:pPr>
             <w:r>
               <w:rPr>
-                <w:rFonts w:ascii="Segoe UI" w:eastAsia="Segoe UI" w:hAnsi="Segoe UI" w:cs="Segoe UI" w:hint="default"/>
+                <w:rFonts w:hint="default" w:ascii="Segoe UI" w:hAnsi="Segoe UI" w:eastAsia="Segoe UI" w:cs="Segoe UI"/>
                 <w:i w:val="0"/>
                 <w:iCs w:val="0"/>
                 <w:caps w:val="0"/>
@@ -3649,8 +3721,14 @@
       </w:tr>
       <w:tr>
         <w:tblPrEx>
-          <w:tblW w:w="0" w:type="auto"/>
-          <w:tblInd w:w="0" w:type="dxa"/>
+          <w:tblBorders>
+            <w:top w:val="single" w:color="auto" w:sz="4" w:space="0"/>
+            <w:left w:val="single" w:color="auto" w:sz="4" w:space="0"/>
+            <w:bottom w:val="single" w:color="auto" w:sz="4" w:space="0"/>
+            <w:right w:val="single" w:color="auto" w:sz="4" w:space="0"/>
+            <w:insideH w:val="single" w:color="auto" w:sz="4" w:space="0"/>
+            <w:insideV w:val="single" w:color="auto" w:sz="4" w:space="0"/>
+          </w:tblBorders>
           <w:shd w:val="clear" w:color="auto" w:fill="auto"/>
           <w:tblCellMar>
             <w:top w:w="15" w:type="dxa"/>
@@ -3680,7 +3758,7 @@
               <w:spacing w:line="300" w:lineRule="atLeast"/>
               <w:jc w:val="left"/>
               <w:rPr>
-                <w:rFonts w:ascii="Segoe UI" w:eastAsia="Segoe UI" w:hAnsi="Segoe UI" w:cs="Segoe UI" w:hint="default"/>
+                <w:rFonts w:hint="default" w:ascii="Segoe UI" w:hAnsi="Segoe UI" w:eastAsia="Segoe UI" w:cs="Segoe UI"/>
                 <w:i w:val="0"/>
                 <w:iCs w:val="0"/>
                 <w:caps w:val="0"/>
@@ -3692,8 +3770,8 @@
             </w:pPr>
             <w:r>
               <w:rPr>
-                <w:rStyle w:val="Strong"/>
-                <w:rFonts w:ascii="Segoe UI" w:eastAsia="Segoe UI" w:hAnsi="Segoe UI" w:cs="Segoe UI" w:hint="default"/>
+                <w:rStyle w:val="24"/>
+                <w:rFonts w:hint="default" w:ascii="Segoe UI" w:hAnsi="Segoe UI" w:eastAsia="Segoe UI" w:cs="Segoe UI"/>
                 <w:b/>
                 <w:bCs/>
                 <w:i w:val="0"/>
@@ -3732,7 +3810,7 @@
               <w:spacing w:line="300" w:lineRule="atLeast"/>
               <w:jc w:val="left"/>
               <w:rPr>
-                <w:rFonts w:ascii="Segoe UI" w:eastAsia="Segoe UI" w:hAnsi="Segoe UI" w:cs="Segoe UI" w:hint="default"/>
+                <w:rFonts w:hint="default" w:ascii="Segoe UI" w:hAnsi="Segoe UI" w:eastAsia="Segoe UI" w:cs="Segoe UI"/>
                 <w:i w:val="0"/>
                 <w:iCs w:val="0"/>
                 <w:caps w:val="0"/>
@@ -3744,7 +3822,7 @@
             </w:pPr>
             <w:r>
               <w:rPr>
-                <w:rFonts w:ascii="Segoe UI" w:eastAsia="Segoe UI" w:hAnsi="Segoe UI" w:cs="Segoe UI" w:hint="default"/>
+                <w:rFonts w:hint="default" w:ascii="Segoe UI" w:hAnsi="Segoe UI" w:eastAsia="Segoe UI" w:cs="Segoe UI"/>
                 <w:i w:val="0"/>
                 <w:iCs w:val="0"/>
                 <w:caps w:val="0"/>
@@ -3781,7 +3859,7 @@
               <w:spacing w:line="300" w:lineRule="atLeast"/>
               <w:jc w:val="left"/>
               <w:rPr>
-                <w:rFonts w:ascii="Segoe UI" w:eastAsia="Segoe UI" w:hAnsi="Segoe UI" w:cs="Segoe UI" w:hint="default"/>
+                <w:rFonts w:hint="default" w:ascii="Segoe UI" w:hAnsi="Segoe UI" w:eastAsia="Segoe UI" w:cs="Segoe UI"/>
                 <w:i w:val="0"/>
                 <w:iCs w:val="0"/>
                 <w:caps w:val="0"/>
@@ -3793,7 +3871,7 @@
             </w:pPr>
             <w:r>
               <w:rPr>
-                <w:rFonts w:ascii="Segoe UI" w:eastAsia="Segoe UI" w:hAnsi="Segoe UI" w:cs="Segoe UI" w:hint="default"/>
+                <w:rFonts w:hint="default" w:ascii="Segoe UI" w:hAnsi="Segoe UI" w:eastAsia="Segoe UI" w:cs="Segoe UI"/>
                 <w:i w:val="0"/>
                 <w:iCs w:val="0"/>
                 <w:caps w:val="0"/>
@@ -3830,7 +3908,7 @@
               <w:spacing w:line="300" w:lineRule="atLeast"/>
               <w:jc w:val="left"/>
               <w:rPr>
-                <w:rFonts w:ascii="Segoe UI" w:eastAsia="Segoe UI" w:hAnsi="Segoe UI" w:cs="Segoe UI" w:hint="default"/>
+                <w:rFonts w:hint="default" w:ascii="Segoe UI" w:hAnsi="Segoe UI" w:eastAsia="Segoe UI" w:cs="Segoe UI"/>
                 <w:i w:val="0"/>
                 <w:iCs w:val="0"/>
                 <w:caps w:val="0"/>
@@ -3842,7 +3920,7 @@
             </w:pPr>
             <w:r>
               <w:rPr>
-                <w:rFonts w:ascii="Segoe UI" w:eastAsia="Segoe UI" w:hAnsi="Segoe UI" w:cs="Segoe UI" w:hint="default"/>
+                <w:rFonts w:hint="default" w:ascii="Segoe UI" w:hAnsi="Segoe UI" w:eastAsia="Segoe UI" w:cs="Segoe UI"/>
                 <w:i w:val="0"/>
                 <w:iCs w:val="0"/>
                 <w:caps w:val="0"/>
@@ -3879,7 +3957,7 @@
               <w:spacing w:line="300" w:lineRule="atLeast"/>
               <w:jc w:val="left"/>
               <w:rPr>
-                <w:rFonts w:ascii="Segoe UI" w:eastAsia="Segoe UI" w:hAnsi="Segoe UI" w:cs="Segoe UI" w:hint="default"/>
+                <w:rFonts w:hint="default" w:ascii="Segoe UI" w:hAnsi="Segoe UI" w:eastAsia="Segoe UI" w:cs="Segoe UI"/>
                 <w:i w:val="0"/>
                 <w:iCs w:val="0"/>
                 <w:caps w:val="0"/>
@@ -3891,7 +3969,7 @@
             </w:pPr>
             <w:r>
               <w:rPr>
-                <w:rFonts w:ascii="Segoe UI" w:eastAsia="Segoe UI" w:hAnsi="Segoe UI" w:cs="Segoe UI" w:hint="default"/>
+                <w:rFonts w:hint="default" w:ascii="Segoe UI" w:hAnsi="Segoe UI" w:eastAsia="Segoe UI" w:cs="Segoe UI"/>
                 <w:i w:val="0"/>
                 <w:iCs w:val="0"/>
                 <w:caps w:val="0"/>
@@ -3910,8 +3988,14 @@
       </w:tr>
       <w:tr>
         <w:tblPrEx>
-          <w:tblW w:w="0" w:type="auto"/>
-          <w:tblInd w:w="0" w:type="dxa"/>
+          <w:tblBorders>
+            <w:top w:val="single" w:color="auto" w:sz="4" w:space="0"/>
+            <w:left w:val="single" w:color="auto" w:sz="4" w:space="0"/>
+            <w:bottom w:val="single" w:color="auto" w:sz="4" w:space="0"/>
+            <w:right w:val="single" w:color="auto" w:sz="4" w:space="0"/>
+            <w:insideH w:val="single" w:color="auto" w:sz="4" w:space="0"/>
+            <w:insideV w:val="single" w:color="auto" w:sz="4" w:space="0"/>
+          </w:tblBorders>
           <w:shd w:val="clear" w:color="auto" w:fill="auto"/>
           <w:tblCellMar>
             <w:top w:w="15" w:type="dxa"/>
@@ -3941,7 +4025,7 @@
               <w:spacing w:line="300" w:lineRule="atLeast"/>
               <w:jc w:val="left"/>
               <w:rPr>
-                <w:rFonts w:ascii="Segoe UI" w:eastAsia="Segoe UI" w:hAnsi="Segoe UI" w:cs="Segoe UI" w:hint="default"/>
+                <w:rFonts w:hint="default" w:ascii="Segoe UI" w:hAnsi="Segoe UI" w:eastAsia="Segoe UI" w:cs="Segoe UI"/>
                 <w:i w:val="0"/>
                 <w:iCs w:val="0"/>
                 <w:caps w:val="0"/>
@@ -3953,8 +4037,8 @@
             </w:pPr>
             <w:r>
               <w:rPr>
-                <w:rStyle w:val="Strong"/>
-                <w:rFonts w:ascii="Segoe UI" w:eastAsia="Segoe UI" w:hAnsi="Segoe UI" w:cs="Segoe UI" w:hint="default"/>
+                <w:rStyle w:val="24"/>
+                <w:rFonts w:hint="default" w:ascii="Segoe UI" w:hAnsi="Segoe UI" w:eastAsia="Segoe UI" w:cs="Segoe UI"/>
                 <w:b/>
                 <w:bCs/>
                 <w:i w:val="0"/>
@@ -3993,7 +4077,7 @@
               <w:spacing w:line="300" w:lineRule="atLeast"/>
               <w:jc w:val="left"/>
               <w:rPr>
-                <w:rFonts w:ascii="Segoe UI" w:eastAsia="Segoe UI" w:hAnsi="Segoe UI" w:cs="Segoe UI" w:hint="default"/>
+                <w:rFonts w:hint="default" w:ascii="Segoe UI" w:hAnsi="Segoe UI" w:eastAsia="Segoe UI" w:cs="Segoe UI"/>
                 <w:i w:val="0"/>
                 <w:iCs w:val="0"/>
                 <w:caps w:val="0"/>
@@ -4005,7 +4089,7 @@
             </w:pPr>
             <w:r>
               <w:rPr>
-                <w:rFonts w:ascii="Segoe UI" w:eastAsia="Segoe UI" w:hAnsi="Segoe UI" w:cs="Segoe UI" w:hint="default"/>
+                <w:rFonts w:hint="default" w:ascii="Segoe UI" w:hAnsi="Segoe UI" w:eastAsia="Segoe UI" w:cs="Segoe UI"/>
                 <w:i w:val="0"/>
                 <w:iCs w:val="0"/>
                 <w:caps w:val="0"/>
@@ -4042,7 +4126,7 @@
               <w:spacing w:line="300" w:lineRule="atLeast"/>
               <w:jc w:val="left"/>
               <w:rPr>
-                <w:rFonts w:ascii="Segoe UI" w:eastAsia="Segoe UI" w:hAnsi="Segoe UI" w:cs="Segoe UI" w:hint="default"/>
+                <w:rFonts w:hint="default" w:ascii="Segoe UI" w:hAnsi="Segoe UI" w:eastAsia="Segoe UI" w:cs="Segoe UI"/>
                 <w:i w:val="0"/>
                 <w:iCs w:val="0"/>
                 <w:caps w:val="0"/>
@@ -4054,7 +4138,7 @@
             </w:pPr>
             <w:r>
               <w:rPr>
-                <w:rFonts w:ascii="Segoe UI" w:eastAsia="Segoe UI" w:hAnsi="Segoe UI" w:cs="Segoe UI" w:hint="default"/>
+                <w:rFonts w:hint="default" w:ascii="Segoe UI" w:hAnsi="Segoe UI" w:eastAsia="Segoe UI" w:cs="Segoe UI"/>
                 <w:i w:val="0"/>
                 <w:iCs w:val="0"/>
                 <w:caps w:val="0"/>
@@ -4091,7 +4175,7 @@
               <w:spacing w:line="300" w:lineRule="atLeast"/>
               <w:jc w:val="left"/>
               <w:rPr>
-                <w:rFonts w:ascii="Segoe UI" w:eastAsia="Segoe UI" w:hAnsi="Segoe UI" w:cs="Segoe UI" w:hint="default"/>
+                <w:rFonts w:hint="default" w:ascii="Segoe UI" w:hAnsi="Segoe UI" w:eastAsia="Segoe UI" w:cs="Segoe UI"/>
                 <w:i w:val="0"/>
                 <w:iCs w:val="0"/>
                 <w:caps w:val="0"/>
@@ -4103,7 +4187,7 @@
             </w:pPr>
             <w:r>
               <w:rPr>
-                <w:rFonts w:ascii="Segoe UI" w:eastAsia="Segoe UI" w:hAnsi="Segoe UI" w:cs="Segoe UI" w:hint="default"/>
+                <w:rFonts w:hint="default" w:ascii="Segoe UI" w:hAnsi="Segoe UI" w:eastAsia="Segoe UI" w:cs="Segoe UI"/>
                 <w:i w:val="0"/>
                 <w:iCs w:val="0"/>
                 <w:caps w:val="0"/>
@@ -4140,7 +4224,7 @@
               <w:spacing w:line="300" w:lineRule="atLeast"/>
               <w:jc w:val="left"/>
               <w:rPr>
-                <w:rFonts w:ascii="Segoe UI" w:eastAsia="Segoe UI" w:hAnsi="Segoe UI" w:cs="Segoe UI" w:hint="default"/>
+                <w:rFonts w:hint="default" w:ascii="Segoe UI" w:hAnsi="Segoe UI" w:eastAsia="Segoe UI" w:cs="Segoe UI"/>
                 <w:i w:val="0"/>
                 <w:iCs w:val="0"/>
                 <w:caps w:val="0"/>
@@ -4152,7 +4236,7 @@
             </w:pPr>
             <w:r>
               <w:rPr>
-                <w:rFonts w:ascii="Segoe UI" w:eastAsia="Segoe UI" w:hAnsi="Segoe UI" w:cs="Segoe UI" w:hint="default"/>
+                <w:rFonts w:hint="default" w:ascii="Segoe UI" w:hAnsi="Segoe UI" w:eastAsia="Segoe UI" w:cs="Segoe UI"/>
                 <w:i w:val="0"/>
                 <w:iCs w:val="0"/>
                 <w:caps w:val="0"/>
@@ -4171,8 +4255,14 @@
       </w:tr>
       <w:tr>
         <w:tblPrEx>
-          <w:tblW w:w="0" w:type="auto"/>
-          <w:tblInd w:w="0" w:type="dxa"/>
+          <w:tblBorders>
+            <w:top w:val="single" w:color="auto" w:sz="4" w:space="0"/>
+            <w:left w:val="single" w:color="auto" w:sz="4" w:space="0"/>
+            <w:bottom w:val="single" w:color="auto" w:sz="4" w:space="0"/>
+            <w:right w:val="single" w:color="auto" w:sz="4" w:space="0"/>
+            <w:insideH w:val="single" w:color="auto" w:sz="4" w:space="0"/>
+            <w:insideV w:val="single" w:color="auto" w:sz="4" w:space="0"/>
+          </w:tblBorders>
           <w:shd w:val="clear" w:color="auto" w:fill="auto"/>
           <w:tblCellMar>
             <w:top w:w="15" w:type="dxa"/>
@@ -4202,7 +4292,7 @@
               <w:spacing w:line="300" w:lineRule="atLeast"/>
               <w:jc w:val="left"/>
               <w:rPr>
-                <w:rFonts w:ascii="Segoe UI" w:eastAsia="Segoe UI" w:hAnsi="Segoe UI" w:cs="Segoe UI" w:hint="default"/>
+                <w:rFonts w:hint="default" w:ascii="Segoe UI" w:hAnsi="Segoe UI" w:eastAsia="Segoe UI" w:cs="Segoe UI"/>
                 <w:i w:val="0"/>
                 <w:iCs w:val="0"/>
                 <w:caps w:val="0"/>
@@ -4214,8 +4304,8 @@
             </w:pPr>
             <w:r>
               <w:rPr>
-                <w:rStyle w:val="Strong"/>
-                <w:rFonts w:ascii="Segoe UI" w:eastAsia="Segoe UI" w:hAnsi="Segoe UI" w:cs="Segoe UI" w:hint="default"/>
+                <w:rStyle w:val="24"/>
+                <w:rFonts w:hint="default" w:ascii="Segoe UI" w:hAnsi="Segoe UI" w:eastAsia="Segoe UI" w:cs="Segoe UI"/>
                 <w:b/>
                 <w:bCs/>
                 <w:i w:val="0"/>
@@ -4254,7 +4344,7 @@
               <w:spacing w:line="300" w:lineRule="atLeast"/>
               <w:jc w:val="left"/>
               <w:rPr>
-                <w:rFonts w:ascii="Segoe UI" w:eastAsia="Segoe UI" w:hAnsi="Segoe UI" w:cs="Segoe UI" w:hint="default"/>
+                <w:rFonts w:hint="default" w:ascii="Segoe UI" w:hAnsi="Segoe UI" w:eastAsia="Segoe UI" w:cs="Segoe UI"/>
                 <w:i w:val="0"/>
                 <w:iCs w:val="0"/>
                 <w:caps w:val="0"/>
@@ -4266,7 +4356,7 @@
             </w:pPr>
             <w:r>
               <w:rPr>
-                <w:rFonts w:ascii="Segoe UI" w:eastAsia="Segoe UI" w:hAnsi="Segoe UI" w:cs="Segoe UI" w:hint="default"/>
+                <w:rFonts w:hint="default" w:ascii="Segoe UI" w:hAnsi="Segoe UI" w:eastAsia="Segoe UI" w:cs="Segoe UI"/>
                 <w:i w:val="0"/>
                 <w:iCs w:val="0"/>
                 <w:caps w:val="0"/>
@@ -4303,7 +4393,7 @@
               <w:spacing w:line="300" w:lineRule="atLeast"/>
               <w:jc w:val="left"/>
               <w:rPr>
-                <w:rFonts w:ascii="Segoe UI" w:eastAsia="Segoe UI" w:hAnsi="Segoe UI" w:cs="Segoe UI" w:hint="default"/>
+                <w:rFonts w:hint="default" w:ascii="Segoe UI" w:hAnsi="Segoe UI" w:eastAsia="Segoe UI" w:cs="Segoe UI"/>
                 <w:i w:val="0"/>
                 <w:iCs w:val="0"/>
                 <w:caps w:val="0"/>
@@ -4315,7 +4405,7 @@
             </w:pPr>
             <w:r>
               <w:rPr>
-                <w:rFonts w:ascii="Segoe UI" w:eastAsia="Segoe UI" w:hAnsi="Segoe UI" w:cs="Segoe UI" w:hint="default"/>
+                <w:rFonts w:hint="default" w:ascii="Segoe UI" w:hAnsi="Segoe UI" w:eastAsia="Segoe UI" w:cs="Segoe UI"/>
                 <w:i w:val="0"/>
                 <w:iCs w:val="0"/>
                 <w:caps w:val="0"/>
@@ -4352,7 +4442,7 @@
               <w:spacing w:line="300" w:lineRule="atLeast"/>
               <w:jc w:val="left"/>
               <w:rPr>
-                <w:rFonts w:ascii="Segoe UI" w:eastAsia="Segoe UI" w:hAnsi="Segoe UI" w:cs="Segoe UI" w:hint="default"/>
+                <w:rFonts w:hint="default" w:ascii="Segoe UI" w:hAnsi="Segoe UI" w:eastAsia="Segoe UI" w:cs="Segoe UI"/>
                 <w:i w:val="0"/>
                 <w:iCs w:val="0"/>
                 <w:caps w:val="0"/>
@@ -4364,7 +4454,7 @@
             </w:pPr>
             <w:r>
               <w:rPr>
-                <w:rFonts w:ascii="Segoe UI" w:eastAsia="Segoe UI" w:hAnsi="Segoe UI" w:cs="Segoe UI" w:hint="default"/>
+                <w:rFonts w:hint="default" w:ascii="Segoe UI" w:hAnsi="Segoe UI" w:eastAsia="Segoe UI" w:cs="Segoe UI"/>
                 <w:i w:val="0"/>
                 <w:iCs w:val="0"/>
                 <w:caps w:val="0"/>
@@ -4401,7 +4491,7 @@
               <w:spacing w:line="300" w:lineRule="atLeast"/>
               <w:jc w:val="left"/>
               <w:rPr>
-                <w:rFonts w:ascii="Segoe UI" w:eastAsia="Segoe UI" w:hAnsi="Segoe UI" w:cs="Segoe UI" w:hint="default"/>
+                <w:rFonts w:hint="default" w:ascii="Segoe UI" w:hAnsi="Segoe UI" w:eastAsia="Segoe UI" w:cs="Segoe UI"/>
                 <w:i w:val="0"/>
                 <w:iCs w:val="0"/>
                 <w:caps w:val="0"/>
@@ -4413,7 +4503,7 @@
             </w:pPr>
             <w:r>
               <w:rPr>
-                <w:rFonts w:ascii="Segoe UI" w:eastAsia="Segoe UI" w:hAnsi="Segoe UI" w:cs="Segoe UI" w:hint="default"/>
+                <w:rFonts w:hint="default" w:ascii="Segoe UI" w:hAnsi="Segoe UI" w:eastAsia="Segoe UI" w:cs="Segoe UI"/>
                 <w:i w:val="0"/>
                 <w:iCs w:val="0"/>
                 <w:caps w:val="0"/>
@@ -4432,8 +4522,14 @@
       </w:tr>
       <w:tr>
         <w:tblPrEx>
-          <w:tblW w:w="0" w:type="auto"/>
-          <w:tblInd w:w="0" w:type="dxa"/>
+          <w:tblBorders>
+            <w:top w:val="single" w:color="auto" w:sz="4" w:space="0"/>
+            <w:left w:val="single" w:color="auto" w:sz="4" w:space="0"/>
+            <w:bottom w:val="single" w:color="auto" w:sz="4" w:space="0"/>
+            <w:right w:val="single" w:color="auto" w:sz="4" w:space="0"/>
+            <w:insideH w:val="single" w:color="auto" w:sz="4" w:space="0"/>
+            <w:insideV w:val="single" w:color="auto" w:sz="4" w:space="0"/>
+          </w:tblBorders>
           <w:shd w:val="clear" w:color="auto" w:fill="auto"/>
           <w:tblCellMar>
             <w:top w:w="15" w:type="dxa"/>
@@ -4463,7 +4559,7 @@
               <w:spacing w:line="300" w:lineRule="atLeast"/>
               <w:jc w:val="left"/>
               <w:rPr>
-                <w:rFonts w:ascii="Segoe UI" w:eastAsia="Segoe UI" w:hAnsi="Segoe UI" w:cs="Segoe UI" w:hint="default"/>
+                <w:rFonts w:hint="default" w:ascii="Segoe UI" w:hAnsi="Segoe UI" w:eastAsia="Segoe UI" w:cs="Segoe UI"/>
                 <w:i w:val="0"/>
                 <w:iCs w:val="0"/>
                 <w:caps w:val="0"/>
@@ -4475,8 +4571,8 @@
             </w:pPr>
             <w:r>
               <w:rPr>
-                <w:rStyle w:val="Strong"/>
-                <w:rFonts w:ascii="Segoe UI" w:eastAsia="Segoe UI" w:hAnsi="Segoe UI" w:cs="Segoe UI" w:hint="default"/>
+                <w:rStyle w:val="24"/>
+                <w:rFonts w:hint="default" w:ascii="Segoe UI" w:hAnsi="Segoe UI" w:eastAsia="Segoe UI" w:cs="Segoe UI"/>
                 <w:b/>
                 <w:bCs/>
                 <w:i w:val="0"/>
@@ -4515,7 +4611,7 @@
               <w:spacing w:line="300" w:lineRule="atLeast"/>
               <w:jc w:val="left"/>
               <w:rPr>
-                <w:rFonts w:ascii="Segoe UI" w:eastAsia="Segoe UI" w:hAnsi="Segoe UI" w:cs="Segoe UI" w:hint="default"/>
+                <w:rFonts w:hint="default" w:ascii="Segoe UI" w:hAnsi="Segoe UI" w:eastAsia="Segoe UI" w:cs="Segoe UI"/>
                 <w:i w:val="0"/>
                 <w:iCs w:val="0"/>
                 <w:caps w:val="0"/>
@@ -4527,7 +4623,7 @@
             </w:pPr>
             <w:r>
               <w:rPr>
-                <w:rFonts w:ascii="Segoe UI" w:eastAsia="Segoe UI" w:hAnsi="Segoe UI" w:cs="Segoe UI" w:hint="default"/>
+                <w:rFonts w:hint="default" w:ascii="Segoe UI" w:hAnsi="Segoe UI" w:eastAsia="Segoe UI" w:cs="Segoe UI"/>
                 <w:i w:val="0"/>
                 <w:iCs w:val="0"/>
                 <w:caps w:val="0"/>
@@ -4564,7 +4660,7 @@
               <w:spacing w:line="300" w:lineRule="atLeast"/>
               <w:jc w:val="left"/>
               <w:rPr>
-                <w:rFonts w:ascii="Segoe UI" w:eastAsia="Segoe UI" w:hAnsi="Segoe UI" w:cs="Segoe UI" w:hint="default"/>
+                <w:rFonts w:hint="default" w:ascii="Segoe UI" w:hAnsi="Segoe UI" w:eastAsia="Segoe UI" w:cs="Segoe UI"/>
                 <w:i w:val="0"/>
                 <w:iCs w:val="0"/>
                 <w:caps w:val="0"/>
@@ -4576,7 +4672,7 @@
             </w:pPr>
             <w:r>
               <w:rPr>
-                <w:rFonts w:ascii="Segoe UI" w:eastAsia="Segoe UI" w:hAnsi="Segoe UI" w:cs="Segoe UI" w:hint="default"/>
+                <w:rFonts w:hint="default" w:ascii="Segoe UI" w:hAnsi="Segoe UI" w:eastAsia="Segoe UI" w:cs="Segoe UI"/>
                 <w:i w:val="0"/>
                 <w:iCs w:val="0"/>
                 <w:caps w:val="0"/>
@@ -4613,7 +4709,7 @@
               <w:spacing w:line="300" w:lineRule="atLeast"/>
               <w:jc w:val="left"/>
               <w:rPr>
-                <w:rFonts w:ascii="Segoe UI" w:eastAsia="Segoe UI" w:hAnsi="Segoe UI" w:cs="Segoe UI" w:hint="default"/>
+                <w:rFonts w:hint="default" w:ascii="Segoe UI" w:hAnsi="Segoe UI" w:eastAsia="Segoe UI" w:cs="Segoe UI"/>
                 <w:i w:val="0"/>
                 <w:iCs w:val="0"/>
                 <w:caps w:val="0"/>
@@ -4625,7 +4721,7 @@
             </w:pPr>
             <w:r>
               <w:rPr>
-                <w:rFonts w:ascii="Segoe UI" w:eastAsia="Segoe UI" w:hAnsi="Segoe UI" w:cs="Segoe UI" w:hint="default"/>
+                <w:rFonts w:hint="default" w:ascii="Segoe UI" w:hAnsi="Segoe UI" w:eastAsia="Segoe UI" w:cs="Segoe UI"/>
                 <w:i w:val="0"/>
                 <w:iCs w:val="0"/>
                 <w:caps w:val="0"/>
@@ -4662,7 +4758,7 @@
               <w:spacing w:line="300" w:lineRule="atLeast"/>
               <w:jc w:val="left"/>
               <w:rPr>
-                <w:rFonts w:ascii="Segoe UI" w:eastAsia="Segoe UI" w:hAnsi="Segoe UI" w:cs="Segoe UI" w:hint="default"/>
+                <w:rFonts w:hint="default" w:ascii="Segoe UI" w:hAnsi="Segoe UI" w:eastAsia="Segoe UI" w:cs="Segoe UI"/>
                 <w:i w:val="0"/>
                 <w:iCs w:val="0"/>
                 <w:caps w:val="0"/>
@@ -4674,7 +4770,7 @@
             </w:pPr>
             <w:r>
               <w:rPr>
-                <w:rFonts w:ascii="Segoe UI" w:eastAsia="Segoe UI" w:hAnsi="Segoe UI" w:cs="Segoe UI" w:hint="default"/>
+                <w:rFonts w:hint="default" w:ascii="Segoe UI" w:hAnsi="Segoe UI" w:eastAsia="Segoe UI" w:cs="Segoe UI"/>
                 <w:i w:val="0"/>
                 <w:iCs w:val="0"/>
                 <w:caps w:val="0"/>
@@ -4708,7 +4804,7 @@
         <w:adjustRightInd/>
         <w:snapToGrid/>
         <w:spacing w:line="360" w:lineRule="auto"/>
-        <w:ind w:left="0" w:right="0" w:firstLine="0" w:leftChars="0" w:rightChars="0" w:firstLineChars="0"/>
+        <w:ind w:left="0" w:leftChars="0" w:right="0" w:rightChars="0" w:firstLine="0" w:firstLineChars="0"/>
         <w:jc w:val="center"/>
         <w:textAlignment w:val="auto"/>
         <w:rPr>
@@ -4719,14 +4815,14 @@
     </w:p>
     <w:p>
       <w:pPr>
-        <w:pStyle w:val="1"/>
+        <w:pStyle w:val="30"/>
         <w:bidi w:val="0"/>
         <w:rPr>
           <w:rFonts w:hint="default"/>
           <w:lang w:val="en-US" w:eastAsia="zh-CN"/>
         </w:rPr>
       </w:pPr>
-      <w:bookmarkStart w:id="9" w:name="_Toc641"/>
+      <w:bookmarkStart w:id="8" w:name="_Toc641"/>
       <w:r>
         <w:rPr>
           <w:rFonts w:hint="eastAsia"/>
@@ -4734,11 +4830,11 @@
         </w:rPr>
         <w:t>各过程详细定义</w:t>
       </w:r>
-      <w:bookmarkEnd w:id="9"/>
+      <w:bookmarkEnd w:id="8"/>
     </w:p>
     <w:p>
       <w:pPr>
-        <w:pStyle w:val="a"/>
+        <w:pStyle w:val="31"/>
         <w:bidi w:val="0"/>
         <w:rPr>
           <w:rFonts w:hint="default"/>
@@ -4755,16 +4851,16 @@
     </w:p>
     <w:tbl>
       <w:tblPr>
-        <w:tblStyle w:val="TableGrid"/>
+        <w:tblStyle w:val="22"/>
         <w:tblW w:w="8641" w:type="dxa"/>
         <w:tblInd w:w="0" w:type="dxa"/>
         <w:tblBorders>
-          <w:top w:val="single" w:sz="4" w:space="0" w:color="auto"/>
-          <w:left w:val="single" w:sz="4" w:space="0" w:color="auto"/>
-          <w:bottom w:val="single" w:sz="4" w:space="0" w:color="auto"/>
-          <w:right w:val="single" w:sz="4" w:space="0" w:color="auto"/>
-          <w:insideH w:val="single" w:sz="4" w:space="0" w:color="auto"/>
-          <w:insideV w:val="single" w:sz="4" w:space="0" w:color="auto"/>
+          <w:top w:val="single" w:color="auto" w:sz="4" w:space="0"/>
+          <w:left w:val="single" w:color="auto" w:sz="4" w:space="0"/>
+          <w:bottom w:val="single" w:color="auto" w:sz="4" w:space="0"/>
+          <w:right w:val="single" w:color="auto" w:sz="4" w:space="0"/>
+          <w:insideH w:val="single" w:color="auto" w:sz="4" w:space="0"/>
+          <w:insideV w:val="single" w:color="auto" w:sz="4" w:space="0"/>
         </w:tblBorders>
         <w:tblLayout w:type="fixed"/>
         <w:tblCellMar>
@@ -4783,17 +4879,14 @@
       </w:tblGrid>
       <w:tr>
         <w:tblPrEx>
-          <w:tblW w:w="8641" w:type="dxa"/>
-          <w:tblInd w:w="0" w:type="dxa"/>
           <w:tblBorders>
-            <w:top w:val="single" w:sz="4" w:space="0" w:color="auto"/>
-            <w:left w:val="single" w:sz="4" w:space="0" w:color="auto"/>
-            <w:bottom w:val="single" w:sz="4" w:space="0" w:color="auto"/>
-            <w:right w:val="single" w:sz="4" w:space="0" w:color="auto"/>
-            <w:insideH w:val="single" w:sz="4" w:space="0" w:color="auto"/>
-            <w:insideV w:val="single" w:sz="4" w:space="0" w:color="auto"/>
+            <w:top w:val="single" w:color="auto" w:sz="4" w:space="0"/>
+            <w:left w:val="single" w:color="auto" w:sz="4" w:space="0"/>
+            <w:bottom w:val="single" w:color="auto" w:sz="4" w:space="0"/>
+            <w:right w:val="single" w:color="auto" w:sz="4" w:space="0"/>
+            <w:insideH w:val="single" w:color="auto" w:sz="4" w:space="0"/>
+            <w:insideV w:val="single" w:color="auto" w:sz="4" w:space="0"/>
           </w:tblBorders>
-          <w:tblLayout w:type="fixed"/>
           <w:tblCellMar>
             <w:top w:w="0" w:type="dxa"/>
             <w:left w:w="108" w:type="dxa"/>
@@ -4919,9 +5012,14 @@
       </w:tr>
       <w:tr>
         <w:tblPrEx>
-          <w:tblW w:w="8641" w:type="dxa"/>
-          <w:tblInd w:w="0" w:type="dxa"/>
-          <w:tblLayout w:type="fixed"/>
+          <w:tblBorders>
+            <w:top w:val="single" w:color="auto" w:sz="4" w:space="0"/>
+            <w:left w:val="single" w:color="auto" w:sz="4" w:space="0"/>
+            <w:bottom w:val="single" w:color="auto" w:sz="4" w:space="0"/>
+            <w:right w:val="single" w:color="auto" w:sz="4" w:space="0"/>
+            <w:insideH w:val="single" w:color="auto" w:sz="4" w:space="0"/>
+            <w:insideV w:val="single" w:color="auto" w:sz="4" w:space="0"/>
+          </w:tblBorders>
           <w:tblCellMar>
             <w:top w:w="0" w:type="dxa"/>
             <w:left w:w="108" w:type="dxa"/>
@@ -5091,9 +5189,14 @@
       </w:tr>
       <w:tr>
         <w:tblPrEx>
-          <w:tblW w:w="8641" w:type="dxa"/>
-          <w:tblInd w:w="0" w:type="dxa"/>
-          <w:tblLayout w:type="fixed"/>
+          <w:tblBorders>
+            <w:top w:val="single" w:color="auto" w:sz="4" w:space="0"/>
+            <w:left w:val="single" w:color="auto" w:sz="4" w:space="0"/>
+            <w:bottom w:val="single" w:color="auto" w:sz="4" w:space="0"/>
+            <w:right w:val="single" w:color="auto" w:sz="4" w:space="0"/>
+            <w:insideH w:val="single" w:color="auto" w:sz="4" w:space="0"/>
+            <w:insideV w:val="single" w:color="auto" w:sz="4" w:space="0"/>
+          </w:tblBorders>
           <w:tblCellMar>
             <w:top w:w="0" w:type="dxa"/>
             <w:left w:w="108" w:type="dxa"/>
@@ -5273,9 +5376,14 @@
       </w:tr>
       <w:tr>
         <w:tblPrEx>
-          <w:tblW w:w="8641" w:type="dxa"/>
-          <w:tblInd w:w="0" w:type="dxa"/>
-          <w:tblLayout w:type="fixed"/>
+          <w:tblBorders>
+            <w:top w:val="single" w:color="auto" w:sz="4" w:space="0"/>
+            <w:left w:val="single" w:color="auto" w:sz="4" w:space="0"/>
+            <w:bottom w:val="single" w:color="auto" w:sz="4" w:space="0"/>
+            <w:right w:val="single" w:color="auto" w:sz="4" w:space="0"/>
+            <w:insideH w:val="single" w:color="auto" w:sz="4" w:space="0"/>
+            <w:insideV w:val="single" w:color="auto" w:sz="4" w:space="0"/>
+          </w:tblBorders>
           <w:tblCellMar>
             <w:top w:w="0" w:type="dxa"/>
             <w:left w:w="108" w:type="dxa"/>
@@ -5795,9 +5903,14 @@
       </w:tr>
       <w:tr>
         <w:tblPrEx>
-          <w:tblW w:w="8641" w:type="dxa"/>
-          <w:tblInd w:w="0" w:type="dxa"/>
-          <w:tblLayout w:type="fixed"/>
+          <w:tblBorders>
+            <w:top w:val="single" w:color="auto" w:sz="4" w:space="0"/>
+            <w:left w:val="single" w:color="auto" w:sz="4" w:space="0"/>
+            <w:bottom w:val="single" w:color="auto" w:sz="4" w:space="0"/>
+            <w:right w:val="single" w:color="auto" w:sz="4" w:space="0"/>
+            <w:insideH w:val="single" w:color="auto" w:sz="4" w:space="0"/>
+            <w:insideV w:val="single" w:color="auto" w:sz="4" w:space="0"/>
+          </w:tblBorders>
           <w:tblCellMar>
             <w:top w:w="0" w:type="dxa"/>
             <w:left w:w="108" w:type="dxa"/>
@@ -6100,9 +6213,14 @@
       </w:tr>
       <w:tr>
         <w:tblPrEx>
-          <w:tblW w:w="8641" w:type="dxa"/>
-          <w:tblInd w:w="0" w:type="dxa"/>
-          <w:tblLayout w:type="fixed"/>
+          <w:tblBorders>
+            <w:top w:val="single" w:color="auto" w:sz="4" w:space="0"/>
+            <w:left w:val="single" w:color="auto" w:sz="4" w:space="0"/>
+            <w:bottom w:val="single" w:color="auto" w:sz="4" w:space="0"/>
+            <w:right w:val="single" w:color="auto" w:sz="4" w:space="0"/>
+            <w:insideH w:val="single" w:color="auto" w:sz="4" w:space="0"/>
+            <w:insideV w:val="single" w:color="auto" w:sz="4" w:space="0"/>
+          </w:tblBorders>
           <w:tblCellMar>
             <w:top w:w="0" w:type="dxa"/>
             <w:left w:w="108" w:type="dxa"/>
@@ -6355,9 +6473,14 @@
       </w:tr>
       <w:tr>
         <w:tblPrEx>
-          <w:tblW w:w="8641" w:type="dxa"/>
-          <w:tblInd w:w="0" w:type="dxa"/>
-          <w:tblLayout w:type="fixed"/>
+          <w:tblBorders>
+            <w:top w:val="single" w:color="auto" w:sz="4" w:space="0"/>
+            <w:left w:val="single" w:color="auto" w:sz="4" w:space="0"/>
+            <w:bottom w:val="single" w:color="auto" w:sz="4" w:space="0"/>
+            <w:right w:val="single" w:color="auto" w:sz="4" w:space="0"/>
+            <w:insideH w:val="single" w:color="auto" w:sz="4" w:space="0"/>
+            <w:insideV w:val="single" w:color="auto" w:sz="4" w:space="0"/>
+          </w:tblBorders>
           <w:tblCellMar>
             <w:top w:w="0" w:type="dxa"/>
             <w:left w:w="108" w:type="dxa"/>
@@ -6620,9 +6743,14 @@
       </w:tr>
       <w:tr>
         <w:tblPrEx>
-          <w:tblW w:w="8641" w:type="dxa"/>
-          <w:tblInd w:w="0" w:type="dxa"/>
-          <w:tblLayout w:type="fixed"/>
+          <w:tblBorders>
+            <w:top w:val="single" w:color="auto" w:sz="4" w:space="0"/>
+            <w:left w:val="single" w:color="auto" w:sz="4" w:space="0"/>
+            <w:bottom w:val="single" w:color="auto" w:sz="4" w:space="0"/>
+            <w:right w:val="single" w:color="auto" w:sz="4" w:space="0"/>
+            <w:insideH w:val="single" w:color="auto" w:sz="4" w:space="0"/>
+            <w:insideV w:val="single" w:color="auto" w:sz="4" w:space="0"/>
+          </w:tblBorders>
           <w:tblCellMar>
             <w:top w:w="0" w:type="dxa"/>
             <w:left w:w="108" w:type="dxa"/>
@@ -6957,9 +7085,14 @@
       </w:tr>
       <w:tr>
         <w:tblPrEx>
-          <w:tblW w:w="8641" w:type="dxa"/>
-          <w:tblInd w:w="0" w:type="dxa"/>
-          <w:tblLayout w:type="fixed"/>
+          <w:tblBorders>
+            <w:top w:val="single" w:color="auto" w:sz="4" w:space="0"/>
+            <w:left w:val="single" w:color="auto" w:sz="4" w:space="0"/>
+            <w:bottom w:val="single" w:color="auto" w:sz="4" w:space="0"/>
+            <w:right w:val="single" w:color="auto" w:sz="4" w:space="0"/>
+            <w:insideH w:val="single" w:color="auto" w:sz="4" w:space="0"/>
+            <w:insideV w:val="single" w:color="auto" w:sz="4" w:space="0"/>
+          </w:tblBorders>
           <w:tblCellMar>
             <w:top w:w="0" w:type="dxa"/>
             <w:left w:w="108" w:type="dxa"/>
@@ -7278,9 +7411,14 @@
       </w:tr>
       <w:tr>
         <w:tblPrEx>
-          <w:tblW w:w="8641" w:type="dxa"/>
-          <w:tblInd w:w="0" w:type="dxa"/>
-          <w:tblLayout w:type="fixed"/>
+          <w:tblBorders>
+            <w:top w:val="single" w:color="auto" w:sz="4" w:space="0"/>
+            <w:left w:val="single" w:color="auto" w:sz="4" w:space="0"/>
+            <w:bottom w:val="single" w:color="auto" w:sz="4" w:space="0"/>
+            <w:right w:val="single" w:color="auto" w:sz="4" w:space="0"/>
+            <w:insideH w:val="single" w:color="auto" w:sz="4" w:space="0"/>
+            <w:insideV w:val="single" w:color="auto" w:sz="4" w:space="0"/>
+          </w:tblBorders>
           <w:tblCellMar>
             <w:top w:w="0" w:type="dxa"/>
             <w:left w:w="108" w:type="dxa"/>
@@ -7522,9 +7660,14 @@
       </w:tr>
       <w:tr>
         <w:tblPrEx>
-          <w:tblW w:w="8641" w:type="dxa"/>
-          <w:tblInd w:w="0" w:type="dxa"/>
-          <w:tblLayout w:type="fixed"/>
+          <w:tblBorders>
+            <w:top w:val="single" w:color="auto" w:sz="4" w:space="0"/>
+            <w:left w:val="single" w:color="auto" w:sz="4" w:space="0"/>
+            <w:bottom w:val="single" w:color="auto" w:sz="4" w:space="0"/>
+            <w:right w:val="single" w:color="auto" w:sz="4" w:space="0"/>
+            <w:insideH w:val="single" w:color="auto" w:sz="4" w:space="0"/>
+            <w:insideV w:val="single" w:color="auto" w:sz="4" w:space="0"/>
+          </w:tblBorders>
           <w:tblCellMar>
             <w:top w:w="0" w:type="dxa"/>
             <w:left w:w="108" w:type="dxa"/>
@@ -7801,14 +7944,14 @@
     </w:tbl>
     <w:p>
       <w:pPr>
-        <w:pStyle w:val="1"/>
+        <w:pStyle w:val="30"/>
         <w:bidi w:val="0"/>
         <w:rPr>
           <w:rFonts w:hint="default"/>
           <w:lang w:val="en-US" w:eastAsia="zh-CN"/>
         </w:rPr>
       </w:pPr>
-      <w:bookmarkStart w:id="10" w:name="_Toc15528"/>
+      <w:bookmarkStart w:id="9" w:name="_Toc15528"/>
       <w:r>
         <w:rPr>
           <w:rFonts w:hint="default"/>
@@ -7816,11 +7959,11 @@
         </w:rPr>
         <w:t>过程间协作机制</w:t>
       </w:r>
-      <w:bookmarkEnd w:id="10"/>
+      <w:bookmarkEnd w:id="9"/>
     </w:p>
     <w:p>
       <w:pPr>
-        <w:pStyle w:val="a3"/>
+        <w:pStyle w:val="43"/>
         <w:numPr>
           <w:ilvl w:val="0"/>
           <w:numId w:val="2"/>
@@ -7841,7 +7984,7 @@
     </w:p>
     <w:p>
       <w:pPr>
-        <w:pStyle w:val="a3"/>
+        <w:pStyle w:val="43"/>
         <w:numPr>
           <w:ilvl w:val="0"/>
           <w:numId w:val="2"/>
@@ -7862,7 +8005,7 @@
     </w:p>
     <w:p>
       <w:pPr>
-        <w:pStyle w:val="a3"/>
+        <w:pStyle w:val="43"/>
         <w:numPr>
           <w:ilvl w:val="0"/>
           <w:numId w:val="2"/>
@@ -7883,7 +8026,7 @@
     </w:p>
     <w:p>
       <w:pPr>
-        <w:pStyle w:val="a3"/>
+        <w:pStyle w:val="43"/>
         <w:numPr>
           <w:ilvl w:val="0"/>
           <w:numId w:val="2"/>
@@ -7904,14 +8047,14 @@
     </w:p>
     <w:p>
       <w:pPr>
-        <w:pStyle w:val="1"/>
+        <w:pStyle w:val="30"/>
         <w:bidi w:val="0"/>
         <w:rPr>
           <w:rFonts w:hint="default"/>
           <w:lang w:val="en-US" w:eastAsia="zh-CN"/>
         </w:rPr>
       </w:pPr>
-      <w:bookmarkStart w:id="11" w:name="_Toc6095"/>
+      <w:bookmarkStart w:id="10" w:name="_Toc6095"/>
       <w:r>
         <w:rPr>
           <w:rFonts w:hint="default"/>
@@ -7919,11 +8062,11 @@
         </w:rPr>
         <w:t>实施与持续改进</w:t>
       </w:r>
-      <w:bookmarkEnd w:id="11"/>
+      <w:bookmarkEnd w:id="10"/>
     </w:p>
     <w:p>
       <w:pPr>
-        <w:pStyle w:val="a3"/>
+        <w:pStyle w:val="43"/>
         <w:numPr>
           <w:ilvl w:val="0"/>
           <w:numId w:val="3"/>
@@ -7944,7 +8087,7 @@
     </w:p>
     <w:p>
       <w:pPr>
-        <w:pStyle w:val="a3"/>
+        <w:pStyle w:val="43"/>
         <w:numPr>
           <w:ilvl w:val="0"/>
           <w:numId w:val="3"/>
@@ -7965,7 +8108,7 @@
     </w:p>
     <w:p>
       <w:pPr>
-        <w:pStyle w:val="a3"/>
+        <w:pStyle w:val="43"/>
         <w:numPr>
           <w:ilvl w:val="0"/>
           <w:numId w:val="3"/>
@@ -7986,7 +8129,7 @@
     </w:p>
     <w:p>
       <w:pPr>
-        <w:pStyle w:val="a3"/>
+        <w:pStyle w:val="43"/>
         <w:numPr>
           <w:ilvl w:val="0"/>
           <w:numId w:val="3"/>
@@ -8020,32 +8163,57 @@
       </w:r>
     </w:p>
     <w:sectPr>
-      <w:headerReference w:type="default" r:id="rId5"/>
-      <w:footerReference w:type="default" r:id="rId6"/>
+      <w:headerReference r:id="rId5" w:type="default"/>
+      <w:footerReference r:id="rId6" w:type="default"/>
       <w:pgSz w:w="11906" w:h="16838"/>
       <w:pgMar w:top="1440" w:right="1800" w:bottom="1440" w:left="1800" w:header="851" w:footer="992" w:gutter="0"/>
-      <w:cols w:num="1" w:space="425"/>
+      <w:cols w:space="425" w:num="1"/>
       <w:docGrid w:type="lines" w:linePitch="312" w:charSpace="0"/>
     </w:sectPr>
   </w:body>
 </w:document>
 </file>
 
+<file path=word/endnotes.xml><?xml version="1.0" encoding="utf-8"?>
+<w:endnotes xmlns:wpc="http://schemas.microsoft.com/office/word/2010/wordprocessingCanvas" xmlns:mc="http://schemas.openxmlformats.org/markup-compatibility/2006" xmlns:o="urn:schemas-microsoft-com:office:office" xmlns:r="http://schemas.openxmlformats.org/officeDocument/2006/relationships" xmlns:m="http://schemas.openxmlformats.org/officeDocument/2006/math" xmlns:v="urn:schemas-microsoft-com:vml" xmlns:wp14="http://schemas.microsoft.com/office/word/2010/wordprocessingDrawing" xmlns:wp="http://schemas.openxmlformats.org/drawingml/2006/wordprocessingDrawing" xmlns:w="http://schemas.openxmlformats.org/wordprocessingml/2006/main" xmlns:w14="http://schemas.microsoft.com/office/word/2010/wordml" xmlns:w15="http://schemas.microsoft.com/office/word/2012/wordml" xmlns:w10="urn:schemas-microsoft-com:office:word" xmlns:wpg="http://schemas.microsoft.com/office/word/2010/wordprocessingGroup" xmlns:wpi="http://schemas.microsoft.com/office/word/2010/wordprocessingInk" xmlns:wne="http://schemas.microsoft.com/office/word/2006/wordml" xmlns:wps="http://schemas.microsoft.com/office/word/2010/wordprocessingShape" xmlns:wpsCustomData="http://www.wps.cn/officeDocument/2013/wpsCustomData" mc:Ignorable="w14 w15 wp14">
+  <w:endnote w:type="separator" w:id="0">
+    <w:p>
+      <w:pPr>
+        <w:spacing w:line="240" w:lineRule="auto"/>
+      </w:pPr>
+      <w:r>
+        <w:separator/>
+      </w:r>
+    </w:p>
+  </w:endnote>
+  <w:endnote w:type="continuationSeparator" w:id="1">
+    <w:p>
+      <w:pPr>
+        <w:spacing w:line="240" w:lineRule="auto"/>
+      </w:pPr>
+      <w:r>
+        <w:continuationSeparator/>
+      </w:r>
+    </w:p>
+  </w:endnote>
+</w:endnotes>
+</file>
+
 <file path=word/footer1.xml><?xml version="1.0" encoding="utf-8"?>
-<w:ftr xmlns:wpc="http://schemas.microsoft.com/office/word/2010/wordprocessingCanvas" xmlns:mc="http://schemas.openxmlformats.org/markup-compatibility/2006" xmlns:o="urn:schemas-microsoft-com:office:office" xmlns:r="http://schemas.openxmlformats.org/officeDocument/2006/relationships" xmlns:m="http://schemas.openxmlformats.org/officeDocument/2006/math" xmlns:v="urn:schemas-microsoft-com:vml" xmlns:wp14="http://schemas.microsoft.com/office/word/2010/wordprocessingDrawing" xmlns:wp="http://schemas.openxmlformats.org/drawingml/2006/wordprocessingDrawing" xmlns:w10="urn:schemas-microsoft-com:office:word" xmlns:w="http://schemas.openxmlformats.org/wordprocessingml/2006/main" xmlns:w14="http://schemas.microsoft.com/office/word/2010/wordml" xmlns:w15="http://schemas.microsoft.com/office/word/2012/wordml" xmlns:wne="http://schemas.microsoft.com/office/word/2006/wordml" xmlns:wpg="http://schemas.microsoft.com/office/word/2010/wordprocessingGroup" xmlns:wpi="http://schemas.microsoft.com/office/word/2010/wordprocessingInk" xmlns:wps="http://schemas.microsoft.com/office/word/2010/wordprocessingShape" mc:Ignorable="w14 w15 wp14">
+<w:ftr xmlns:wpc="http://schemas.microsoft.com/office/word/2010/wordprocessingCanvas" xmlns:mc="http://schemas.openxmlformats.org/markup-compatibility/2006" xmlns:o="urn:schemas-microsoft-com:office:office" xmlns:r="http://schemas.openxmlformats.org/officeDocument/2006/relationships" xmlns:m="http://schemas.openxmlformats.org/officeDocument/2006/math" xmlns:v="urn:schemas-microsoft-com:vml" xmlns:wp14="http://schemas.microsoft.com/office/word/2010/wordprocessingDrawing" xmlns:wp="http://schemas.openxmlformats.org/drawingml/2006/wordprocessingDrawing" xmlns:w10="urn:schemas-microsoft-com:office:word" xmlns:w="http://schemas.openxmlformats.org/wordprocessingml/2006/main" xmlns:w14="http://schemas.microsoft.com/office/word/2010/wordml" xmlns:w15="http://schemas.microsoft.com/office/word/2012/wordml" xmlns:wpg="http://schemas.microsoft.com/office/word/2010/wordprocessingGroup" xmlns:wpi="http://schemas.microsoft.com/office/word/2010/wordprocessingInk" xmlns:wne="http://schemas.microsoft.com/office/word/2006/wordml" xmlns:wps="http://schemas.microsoft.com/office/word/2010/wordprocessingShape" xmlns:wpsCustomData="http://www.wps.cn/officeDocument/2013/wpsCustomData" mc:Ignorable="w14 w15 wp14">
   <w:p>
     <w:pPr>
       <w:spacing w:line="169" w:lineRule="auto"/>
       <w:ind w:left="5927"/>
       <w:rPr>
-        <w:rFonts w:ascii="Calibri" w:eastAsia="Calibri" w:hAnsi="Calibri" w:cs="Calibri"/>
+        <w:rFonts w:ascii="Calibri" w:hAnsi="Calibri" w:eastAsia="Calibri" w:cs="Calibri"/>
         <w:sz w:val="18"/>
         <w:szCs w:val="18"/>
       </w:rPr>
     </w:pPr>
     <w:r>
       <w:rPr>
-        <w:rFonts w:ascii="Calibri" w:eastAsia="Calibri" w:hAnsi="Calibri" w:cs="Calibri"/>
+        <w:rFonts w:ascii="Calibri" w:hAnsi="Calibri" w:eastAsia="Calibri" w:cs="Calibri"/>
         <w:spacing w:val="-5"/>
         <w:sz w:val="18"/>
         <w:szCs w:val="18"/>
@@ -8056,26 +8224,51 @@
 </w:ftr>
 </file>
 
+<file path=word/footnotes.xml><?xml version="1.0" encoding="utf-8"?>
+<w:footnotes xmlns:wpc="http://schemas.microsoft.com/office/word/2010/wordprocessingCanvas" xmlns:mc="http://schemas.openxmlformats.org/markup-compatibility/2006" xmlns:o="urn:schemas-microsoft-com:office:office" xmlns:r="http://schemas.openxmlformats.org/officeDocument/2006/relationships" xmlns:m="http://schemas.openxmlformats.org/officeDocument/2006/math" xmlns:v="urn:schemas-microsoft-com:vml" xmlns:wp14="http://schemas.microsoft.com/office/word/2010/wordprocessingDrawing" xmlns:wp="http://schemas.openxmlformats.org/drawingml/2006/wordprocessingDrawing" xmlns:w="http://schemas.openxmlformats.org/wordprocessingml/2006/main" xmlns:w14="http://schemas.microsoft.com/office/word/2010/wordml" xmlns:w15="http://schemas.microsoft.com/office/word/2012/wordml" xmlns:w10="urn:schemas-microsoft-com:office:word" xmlns:wpg="http://schemas.microsoft.com/office/word/2010/wordprocessingGroup" xmlns:wpi="http://schemas.microsoft.com/office/word/2010/wordprocessingInk" xmlns:wne="http://schemas.microsoft.com/office/word/2006/wordml" xmlns:wps="http://schemas.microsoft.com/office/word/2010/wordprocessingShape" xmlns:wpsCustomData="http://www.wps.cn/officeDocument/2013/wpsCustomData" mc:Ignorable="w14 w15 wp14">
+  <w:footnote w:type="separator" w:id="0">
+    <w:p>
+      <w:pPr>
+        <w:spacing w:line="360" w:lineRule="auto"/>
+      </w:pPr>
+      <w:r>
+        <w:separator/>
+      </w:r>
+    </w:p>
+  </w:footnote>
+  <w:footnote w:type="continuationSeparator" w:id="1">
+    <w:p>
+      <w:pPr>
+        <w:spacing w:line="360" w:lineRule="auto"/>
+      </w:pPr>
+      <w:r>
+        <w:continuationSeparator/>
+      </w:r>
+    </w:p>
+  </w:footnote>
+</w:footnotes>
+</file>
+
 <file path=word/header1.xml><?xml version="1.0" encoding="utf-8"?>
-<w:hdr xmlns:wpc="http://schemas.microsoft.com/office/word/2010/wordprocessingCanvas" xmlns:mc="http://schemas.openxmlformats.org/markup-compatibility/2006" xmlns:o="urn:schemas-microsoft-com:office:office" xmlns:r="http://schemas.openxmlformats.org/officeDocument/2006/relationships" xmlns:m="http://schemas.openxmlformats.org/officeDocument/2006/math" xmlns:v="urn:schemas-microsoft-com:vml" xmlns:wp14="http://schemas.microsoft.com/office/word/2010/wordprocessingDrawing" xmlns:wp="http://schemas.openxmlformats.org/drawingml/2006/wordprocessingDrawing" xmlns:w10="urn:schemas-microsoft-com:office:word" xmlns:w="http://schemas.openxmlformats.org/wordprocessingml/2006/main" xmlns:w14="http://schemas.microsoft.com/office/word/2010/wordml" xmlns:w15="http://schemas.microsoft.com/office/word/2012/wordml" xmlns:wne="http://schemas.microsoft.com/office/word/2006/wordml" xmlns:wpg="http://schemas.microsoft.com/office/word/2010/wordprocessingGroup" xmlns:wpi="http://schemas.microsoft.com/office/word/2010/wordprocessingInk" xmlns:wps="http://schemas.microsoft.com/office/word/2010/wordprocessingShape" mc:Ignorable="w14 w15 wp14">
+<w:hdr xmlns:wpc="http://schemas.microsoft.com/office/word/2010/wordprocessingCanvas" xmlns:mc="http://schemas.openxmlformats.org/markup-compatibility/2006" xmlns:o="urn:schemas-microsoft-com:office:office" xmlns:r="http://schemas.openxmlformats.org/officeDocument/2006/relationships" xmlns:m="http://schemas.openxmlformats.org/officeDocument/2006/math" xmlns:v="urn:schemas-microsoft-com:vml" xmlns:wp14="http://schemas.microsoft.com/office/word/2010/wordprocessingDrawing" xmlns:wp="http://schemas.openxmlformats.org/drawingml/2006/wordprocessingDrawing" xmlns:w10="urn:schemas-microsoft-com:office:word" xmlns:w="http://schemas.openxmlformats.org/wordprocessingml/2006/main" xmlns:w14="http://schemas.microsoft.com/office/word/2010/wordml" xmlns:w15="http://schemas.microsoft.com/office/word/2012/wordml" xmlns:wpg="http://schemas.microsoft.com/office/word/2010/wordprocessingGroup" xmlns:wpi="http://schemas.microsoft.com/office/word/2010/wordprocessingInk" xmlns:wne="http://schemas.microsoft.com/office/word/2006/wordml" xmlns:wps="http://schemas.microsoft.com/office/word/2010/wordprocessingShape" xmlns:wpsCustomData="http://www.wps.cn/officeDocument/2013/wpsCustomData" mc:Ignorable="w14 w15 wp14">
   <w:p>
     <w:pPr>
-      <w:pStyle w:val="Header"/>
+      <w:pStyle w:val="16"/>
     </w:pPr>
   </w:p>
 </w:hdr>
 </file>
 
 <file path=word/numbering.xml><?xml version="1.0" encoding="utf-8"?>
-<w:numbering xmlns:wpc="http://schemas.microsoft.com/office/word/2010/wordprocessingCanvas" xmlns:mc="http://schemas.openxmlformats.org/markup-compatibility/2006" xmlns:o="urn:schemas-microsoft-com:office:office" xmlns:r="http://schemas.openxmlformats.org/officeDocument/2006/relationships" xmlns:m="http://schemas.openxmlformats.org/officeDocument/2006/math" xmlns:v="urn:schemas-microsoft-com:vml" xmlns:wp14="http://schemas.microsoft.com/office/word/2010/wordprocessingDrawing" xmlns:wp="http://schemas.openxmlformats.org/drawingml/2006/wordprocessingDrawing" xmlns:w10="urn:schemas-microsoft-com:office:word" xmlns:w="http://schemas.openxmlformats.org/wordprocessingml/2006/main" xmlns:w14="http://schemas.microsoft.com/office/word/2010/wordml" xmlns:w15="http://schemas.microsoft.com/office/word/2012/wordml" xmlns:wne="http://schemas.microsoft.com/office/word/2006/wordml" xmlns:wpg="http://schemas.microsoft.com/office/word/2010/wordprocessingGroup" xmlns:wpi="http://schemas.microsoft.com/office/word/2010/wordprocessingInk" xmlns:wps="http://schemas.microsoft.com/office/word/2010/wordprocessingShape" mc:Ignorable="w14 w15 wp14">
+<w:numbering xmlns:wpc="http://schemas.microsoft.com/office/word/2010/wordprocessingCanvas" xmlns:mc="http://schemas.openxmlformats.org/markup-compatibility/2006" xmlns:o="urn:schemas-microsoft-com:office:office" xmlns:r="http://schemas.openxmlformats.org/officeDocument/2006/relationships" xmlns:m="http://schemas.openxmlformats.org/officeDocument/2006/math" xmlns:v="urn:schemas-microsoft-com:vml" xmlns:wp14="http://schemas.microsoft.com/office/word/2010/wordprocessingDrawing" xmlns:wp="http://schemas.openxmlformats.org/drawingml/2006/wordprocessingDrawing" xmlns:w10="urn:schemas-microsoft-com:office:word" xmlns:w="http://schemas.openxmlformats.org/wordprocessingml/2006/main" xmlns:w14="http://schemas.microsoft.com/office/word/2010/wordml" xmlns:wpg="http://schemas.microsoft.com/office/word/2010/wordprocessingGroup" xmlns:wpi="http://schemas.microsoft.com/office/word/2010/wordprocessingInk" xmlns:wne="http://schemas.microsoft.com/office/word/2006/wordml" xmlns:wps="http://schemas.microsoft.com/office/word/2010/wordprocessingShape" xmlns:wpsCustomData="http://www.wps.cn/officeDocument/2013/wpsCustomData" mc:Ignorable="w14 wp14">
   <w:abstractNum w:abstractNumId="0">
     <w:nsid w:val="8E964DCE"/>
     <w:multiLevelType w:val="multilevel"/>
     <w:tmpl w:val="8E964DCE"/>
-    <w:lvl w:ilvl="0">
+    <w:lvl w:ilvl="0" w:tentative="0">
       <w:start w:val="1"/>
       <w:numFmt w:val="decimal"/>
-      <w:pStyle w:val="Heading1"/>
+      <w:pStyle w:val="2"/>
       <w:lvlText w:val="%1."/>
       <w:lvlJc w:val="left"/>
       <w:pPr>
@@ -8085,10 +8278,10 @@
         <w:rFonts w:hint="default"/>
       </w:rPr>
     </w:lvl>
-    <w:lvl w:ilvl="1">
+    <w:lvl w:ilvl="1" w:tentative="0">
       <w:start w:val="1"/>
       <w:numFmt w:val="decimal"/>
-      <w:pStyle w:val="Heading2"/>
+      <w:pStyle w:val="3"/>
       <w:lvlText w:val="%1.%2."/>
       <w:lvlJc w:val="left"/>
       <w:pPr>
@@ -8098,10 +8291,10 @@
         <w:rFonts w:hint="default"/>
       </w:rPr>
     </w:lvl>
-    <w:lvl w:ilvl="2">
+    <w:lvl w:ilvl="2" w:tentative="0">
       <w:start w:val="1"/>
       <w:numFmt w:val="decimal"/>
-      <w:pStyle w:val="Heading3"/>
+      <w:pStyle w:val="4"/>
       <w:lvlText w:val="%1.%2.%3."/>
       <w:lvlJc w:val="left"/>
       <w:pPr>
@@ -8111,10 +8304,10 @@
         <w:rFonts w:hint="default"/>
       </w:rPr>
     </w:lvl>
-    <w:lvl w:ilvl="3">
+    <w:lvl w:ilvl="3" w:tentative="0">
       <w:start w:val="1"/>
       <w:numFmt w:val="decimal"/>
-      <w:pStyle w:val="Heading4"/>
+      <w:pStyle w:val="5"/>
       <w:lvlText w:val="%1.%2.%3.%4."/>
       <w:lvlJc w:val="left"/>
       <w:pPr>
@@ -8124,10 +8317,10 @@
         <w:rFonts w:hint="default"/>
       </w:rPr>
     </w:lvl>
-    <w:lvl w:ilvl="4">
+    <w:lvl w:ilvl="4" w:tentative="0">
       <w:start w:val="1"/>
       <w:numFmt w:val="decimal"/>
-      <w:pStyle w:val="Heading5"/>
+      <w:pStyle w:val="6"/>
       <w:lvlText w:val="%1.%2.%3.%4.%5."/>
       <w:lvlJc w:val="left"/>
       <w:pPr>
@@ -8137,10 +8330,10 @@
         <w:rFonts w:hint="default"/>
       </w:rPr>
     </w:lvl>
-    <w:lvl w:ilvl="5">
+    <w:lvl w:ilvl="5" w:tentative="0">
       <w:start w:val="1"/>
       <w:numFmt w:val="decimal"/>
-      <w:pStyle w:val="Heading6"/>
+      <w:pStyle w:val="7"/>
       <w:lvlText w:val="%1.%2.%3.%4.%5.%6."/>
       <w:lvlJc w:val="left"/>
       <w:pPr>
@@ -8150,10 +8343,10 @@
         <w:rFonts w:hint="default"/>
       </w:rPr>
     </w:lvl>
-    <w:lvl w:ilvl="6">
+    <w:lvl w:ilvl="6" w:tentative="0">
       <w:start w:val="1"/>
       <w:numFmt w:val="decimal"/>
-      <w:pStyle w:val="Heading7"/>
+      <w:pStyle w:val="8"/>
       <w:lvlText w:val="%1.%2.%3.%4.%5.%6.%7."/>
       <w:lvlJc w:val="left"/>
       <w:pPr>
@@ -8163,10 +8356,10 @@
         <w:rFonts w:hint="default"/>
       </w:rPr>
     </w:lvl>
-    <w:lvl w:ilvl="7">
+    <w:lvl w:ilvl="7" w:tentative="0">
       <w:start w:val="1"/>
       <w:numFmt w:val="decimal"/>
-      <w:pStyle w:val="Heading8"/>
+      <w:pStyle w:val="9"/>
       <w:lvlText w:val="%1.%2.%3.%4.%5.%6.%7.%8."/>
       <w:lvlJc w:val="left"/>
       <w:pPr>
@@ -8176,10 +8369,10 @@
         <w:rFonts w:hint="default"/>
       </w:rPr>
     </w:lvl>
-    <w:lvl w:ilvl="8">
+    <w:lvl w:ilvl="8" w:tentative="0">
       <w:start w:val="1"/>
       <w:numFmt w:val="decimal"/>
-      <w:pStyle w:val="Heading9"/>
+      <w:pStyle w:val="10"/>
       <w:lvlText w:val="%1.%2.%3.%4.%5.%6.%7.%8.%9."/>
       <w:lvlJc w:val="left"/>
       <w:pPr>
@@ -8194,7 +8387,7 @@
     <w:nsid w:val="9FC179C1"/>
     <w:multiLevelType w:val="singleLevel"/>
     <w:tmpl w:val="9FC179C1"/>
-    <w:lvl w:ilvl="0">
+    <w:lvl w:ilvl="0" w:tentative="0">
       <w:start w:val="1"/>
       <w:numFmt w:val="decimal"/>
       <w:lvlText w:val="%1."/>
@@ -8211,7 +8404,7 @@
     <w:nsid w:val="4886711C"/>
     <w:multiLevelType w:val="singleLevel"/>
     <w:tmpl w:val="4886711C"/>
-    <w:lvl w:ilvl="0">
+    <w:lvl w:ilvl="0" w:tentative="0">
       <w:start w:val="1"/>
       <w:numFmt w:val="decimal"/>
       <w:lvlText w:val="%1."/>
@@ -8237,268 +8430,270 @@
 </file>
 
 <file path=word/styles.xml><?xml version="1.0" encoding="utf-8"?>
-<w:styles xmlns:mc="http://schemas.openxmlformats.org/markup-compatibility/2006" xmlns:r="http://schemas.openxmlformats.org/officeDocument/2006/relationships" xmlns:w="http://schemas.openxmlformats.org/wordprocessingml/2006/main" xmlns:w14="http://schemas.microsoft.com/office/word/2010/wordml" xmlns:w15="http://schemas.microsoft.com/office/word/2012/wordml" mc:Ignorable="w14 w15">
+<w:styles xmlns:mc="http://schemas.openxmlformats.org/markup-compatibility/2006" xmlns:o="urn:schemas-microsoft-com:office:office" xmlns:r="http://schemas.openxmlformats.org/officeDocument/2006/relationships" xmlns:m="http://schemas.openxmlformats.org/officeDocument/2006/math" xmlns:v="urn:schemas-microsoft-com:vml" xmlns:w="http://schemas.openxmlformats.org/wordprocessingml/2006/main" xmlns:w14="http://schemas.microsoft.com/office/word/2010/wordml" xmlns:w10="urn:schemas-microsoft-com:office:word" xmlns:sl="http://schemas.openxmlformats.org/schemaLibrary/2006/main" xmlns:wpsCustomData="http://www.wps.cn/officeDocument/2013/wpsCustomData" mc:Ignorable="w14">
   <w:docDefaults>
     <w:rPrDefault>
       <w:rPr>
-        <w:rFonts w:ascii="Times New Roman" w:eastAsia="宋体" w:hAnsi="Times New Roman" w:cs="Times New Roman"/>
+        <w:rFonts w:ascii="Times New Roman" w:hAnsi="Times New Roman" w:eastAsia="宋体" w:cs="Times New Roman"/>
       </w:rPr>
     </w:rPrDefault>
     <w:pPrDefault/>
   </w:docDefaults>
-  <w:latentStyles w:defLockedState="0" w:defUIPriority="99" w:defSemiHidden="1" w:defUnhideWhenUsed="1" w:defQFormat="0" w:count="260">
-    <w:lsdException w:name="Normal" w:semiHidden="0" w:uiPriority="0" w:unhideWhenUsed="0" w:qFormat="1"/>
-    <w:lsdException w:name="heading 1" w:semiHidden="0" w:uiPriority="0" w:unhideWhenUsed="0" w:qFormat="1"/>
-    <w:lsdException w:name="heading 2" w:semiHidden="0" w:uiPriority="0" w:qFormat="1"/>
-    <w:lsdException w:name="heading 3" w:uiPriority="0" w:qFormat="1"/>
-    <w:lsdException w:name="heading 4" w:semiHidden="0" w:uiPriority="0" w:qFormat="1"/>
-    <w:lsdException w:name="heading 5" w:uiPriority="0" w:qFormat="1"/>
-    <w:lsdException w:name="heading 6" w:uiPriority="0" w:qFormat="1"/>
-    <w:lsdException w:name="heading 7" w:uiPriority="0" w:qFormat="1"/>
-    <w:lsdException w:name="heading 8" w:uiPriority="0" w:qFormat="1"/>
-    <w:lsdException w:name="heading 9" w:uiPriority="0" w:qFormat="1"/>
-    <w:lsdException w:name="index 1" w:semiHidden="0" w:uiPriority="0" w:unhideWhenUsed="0"/>
-    <w:lsdException w:name="index 2" w:semiHidden="0" w:uiPriority="0" w:unhideWhenUsed="0"/>
-    <w:lsdException w:name="index 3" w:semiHidden="0" w:uiPriority="0" w:unhideWhenUsed="0"/>
-    <w:lsdException w:name="index 4" w:semiHidden="0" w:uiPriority="0" w:unhideWhenUsed="0"/>
-    <w:lsdException w:name="index 5" w:semiHidden="0" w:uiPriority="0" w:unhideWhenUsed="0"/>
-    <w:lsdException w:name="index 6" w:semiHidden="0" w:uiPriority="0" w:unhideWhenUsed="0"/>
-    <w:lsdException w:name="index 7" w:semiHidden="0" w:uiPriority="0" w:unhideWhenUsed="0"/>
-    <w:lsdException w:name="index 8" w:semiHidden="0" w:uiPriority="0" w:unhideWhenUsed="0"/>
-    <w:lsdException w:name="index 9" w:semiHidden="0" w:uiPriority="0" w:unhideWhenUsed="0"/>
-    <w:lsdException w:name="toc 1" w:semiHidden="0" w:uiPriority="0" w:unhideWhenUsed="0" w:qFormat="1"/>
-    <w:lsdException w:name="toc 2" w:semiHidden="0" w:uiPriority="0" w:unhideWhenUsed="0" w:qFormat="1"/>
-    <w:lsdException w:name="toc 3" w:semiHidden="0" w:uiPriority="0" w:unhideWhenUsed="0" w:qFormat="1"/>
-    <w:lsdException w:name="toc 4" w:semiHidden="0" w:uiPriority="0" w:unhideWhenUsed="0"/>
-    <w:lsdException w:name="toc 5" w:semiHidden="0" w:uiPriority="0" w:unhideWhenUsed="0"/>
-    <w:lsdException w:name="toc 6" w:semiHidden="0" w:uiPriority="0" w:unhideWhenUsed="0"/>
-    <w:lsdException w:name="toc 7" w:semiHidden="0" w:uiPriority="0" w:unhideWhenUsed="0"/>
-    <w:lsdException w:name="toc 8" w:semiHidden="0" w:uiPriority="0" w:unhideWhenUsed="0"/>
-    <w:lsdException w:name="toc 9" w:semiHidden="0" w:uiPriority="0" w:unhideWhenUsed="0"/>
-    <w:lsdException w:name="Normal Indent" w:semiHidden="0" w:uiPriority="0" w:unhideWhenUsed="0" w:qFormat="1"/>
-    <w:lsdException w:name="footnote text" w:semiHidden="0" w:uiPriority="0" w:unhideWhenUsed="0"/>
-    <w:lsdException w:name="annotation text" w:semiHidden="0" w:uiPriority="0" w:unhideWhenUsed="0" w:qFormat="1"/>
-    <w:lsdException w:name="header" w:semiHidden="0" w:uiPriority="0" w:unhideWhenUsed="0" w:qFormat="1"/>
-    <w:lsdException w:name="footer" w:semiHidden="0" w:uiPriority="0" w:unhideWhenUsed="0" w:qFormat="1"/>
-    <w:lsdException w:name="index heading" w:semiHidden="0" w:uiPriority="0" w:unhideWhenUsed="0"/>
-    <w:lsdException w:name="caption" w:uiPriority="0" w:qFormat="1"/>
-    <w:lsdException w:name="table of figures" w:semiHidden="0" w:uiPriority="0" w:unhideWhenUsed="0"/>
-    <w:lsdException w:name="envelope address" w:semiHidden="0" w:uiPriority="0" w:unhideWhenUsed="0"/>
-    <w:lsdException w:name="envelope return" w:semiHidden="0" w:uiPriority="0" w:unhideWhenUsed="0"/>
-    <w:lsdException w:name="footnote reference" w:semiHidden="0" w:uiPriority="0" w:unhideWhenUsed="0"/>
-    <w:lsdException w:name="annotation reference" w:semiHidden="0" w:uiPriority="0" w:unhideWhenUsed="0"/>
-    <w:lsdException w:name="line number" w:semiHidden="0" w:uiPriority="0" w:unhideWhenUsed="0"/>
-    <w:lsdException w:name="page number" w:semiHidden="0" w:uiPriority="0" w:unhideWhenUsed="0"/>
-    <w:lsdException w:name="endnote reference" w:semiHidden="0" w:uiPriority="0" w:unhideWhenUsed="0"/>
-    <w:lsdException w:name="endnote text" w:semiHidden="0" w:uiPriority="0" w:unhideWhenUsed="0"/>
-    <w:lsdException w:name="table of authorities" w:semiHidden="0" w:uiPriority="0" w:unhideWhenUsed="0"/>
-    <w:lsdException w:name="macro" w:semiHidden="0" w:uiPriority="0" w:unhideWhenUsed="0"/>
-    <w:lsdException w:name="toa heading" w:semiHidden="0" w:uiPriority="0" w:unhideWhenUsed="0"/>
-    <w:lsdException w:name="List" w:semiHidden="0" w:uiPriority="0" w:unhideWhenUsed="0"/>
-    <w:lsdException w:name="List Bullet" w:semiHidden="0" w:uiPriority="0" w:unhideWhenUsed="0"/>
-    <w:lsdException w:name="List Number" w:semiHidden="0" w:uiPriority="0" w:unhideWhenUsed="0"/>
-    <w:lsdException w:name="List 2" w:semiHidden="0" w:uiPriority="0" w:unhideWhenUsed="0"/>
-    <w:lsdException w:name="List 3" w:semiHidden="0" w:uiPriority="0" w:unhideWhenUsed="0"/>
-    <w:lsdException w:name="List 4" w:semiHidden="0" w:uiPriority="0" w:unhideWhenUsed="0"/>
-    <w:lsdException w:name="List 5" w:semiHidden="0" w:uiPriority="0" w:unhideWhenUsed="0"/>
-    <w:lsdException w:name="List Bullet 2" w:semiHidden="0" w:uiPriority="0" w:unhideWhenUsed="0"/>
-    <w:lsdException w:name="List Bullet 3" w:semiHidden="0" w:uiPriority="0" w:unhideWhenUsed="0"/>
-    <w:lsdException w:name="List Bullet 4" w:semiHidden="0" w:uiPriority="0" w:unhideWhenUsed="0"/>
-    <w:lsdException w:name="List Bullet 5" w:semiHidden="0" w:uiPriority="0" w:unhideWhenUsed="0"/>
-    <w:lsdException w:name="List Number 2" w:semiHidden="0" w:uiPriority="0" w:unhideWhenUsed="0"/>
-    <w:lsdException w:name="List Number 3" w:semiHidden="0" w:uiPriority="0" w:unhideWhenUsed="0"/>
-    <w:lsdException w:name="List Number 4" w:semiHidden="0" w:uiPriority="0" w:unhideWhenUsed="0"/>
-    <w:lsdException w:name="List Number 5" w:semiHidden="0" w:uiPriority="0" w:unhideWhenUsed="0"/>
-    <w:lsdException w:name="Title" w:semiHidden="0" w:uiPriority="0" w:unhideWhenUsed="0" w:qFormat="1"/>
-    <w:lsdException w:name="Closing" w:semiHidden="0" w:uiPriority="0" w:unhideWhenUsed="0"/>
-    <w:lsdException w:name="Signature" w:semiHidden="0" w:uiPriority="0" w:unhideWhenUsed="0"/>
-    <w:lsdException w:name="Default Paragraph Font" w:uiPriority="0" w:unhideWhenUsed="0" w:qFormat="1"/>
-    <w:lsdException w:name="Body Text" w:uiPriority="0" w:unhideWhenUsed="0" w:qFormat="1"/>
-    <w:lsdException w:name="Body Text Indent" w:semiHidden="0" w:uiPriority="0" w:unhideWhenUsed="0"/>
-    <w:lsdException w:name="List Continue" w:semiHidden="0" w:uiPriority="0" w:unhideWhenUsed="0"/>
-    <w:lsdException w:name="List Continue 2" w:semiHidden="0" w:uiPriority="0" w:unhideWhenUsed="0"/>
-    <w:lsdException w:name="List Continue 3" w:semiHidden="0" w:uiPriority="0" w:unhideWhenUsed="0"/>
-    <w:lsdException w:name="List Continue 4" w:semiHidden="0" w:uiPriority="0" w:unhideWhenUsed="0"/>
-    <w:lsdException w:name="List Continue 5" w:semiHidden="0" w:uiPriority="0" w:unhideWhenUsed="0"/>
-    <w:lsdException w:name="Message Header" w:semiHidden="0" w:uiPriority="0" w:unhideWhenUsed="0"/>
-    <w:lsdException w:name="Subtitle" w:semiHidden="0" w:uiPriority="0" w:unhideWhenUsed="0" w:qFormat="1"/>
-    <w:lsdException w:name="Salutation" w:semiHidden="0" w:uiPriority="0" w:unhideWhenUsed="0"/>
-    <w:lsdException w:name="Date" w:semiHidden="0" w:uiPriority="0" w:unhideWhenUsed="0"/>
-    <w:lsdException w:name="Body Text First Indent" w:semiHidden="0" w:uiPriority="0" w:unhideWhenUsed="0"/>
-    <w:lsdException w:name="Body Text First Indent 2" w:semiHidden="0" w:uiPriority="0" w:unhideWhenUsed="0"/>
-    <w:lsdException w:name="Body Text 2" w:semiHidden="0" w:uiPriority="0" w:unhideWhenUsed="0"/>
-    <w:lsdException w:name="Body Text 3" w:semiHidden="0" w:uiPriority="0" w:unhideWhenUsed="0"/>
-    <w:lsdException w:name="Body Text Indent 2" w:semiHidden="0" w:uiPriority="0" w:unhideWhenUsed="0"/>
-    <w:lsdException w:name="Body Text Indent 3" w:semiHidden="0" w:uiPriority="0" w:unhideWhenUsed="0"/>
-    <w:lsdException w:name="Block Text" w:semiHidden="0" w:uiPriority="0" w:unhideWhenUsed="0"/>
-    <w:lsdException w:name="Hyperlink" w:semiHidden="0" w:uiPriority="0" w:unhideWhenUsed="0"/>
-    <w:lsdException w:name="FollowedHyperlink" w:semiHidden="0" w:uiPriority="0" w:unhideWhenUsed="0"/>
-    <w:lsdException w:name="Strong" w:semiHidden="0" w:uiPriority="0" w:unhideWhenUsed="0" w:qFormat="1"/>
-    <w:lsdException w:name="Emphasis" w:semiHidden="0" w:uiPriority="0" w:unhideWhenUsed="0" w:qFormat="1"/>
-    <w:lsdException w:name="Document Map" w:semiHidden="0" w:uiPriority="0" w:unhideWhenUsed="0"/>
-    <w:lsdException w:name="Plain Text" w:semiHidden="0" w:uiPriority="0" w:unhideWhenUsed="0"/>
-    <w:lsdException w:name="E-mail Signature" w:semiHidden="0" w:uiPriority="0" w:unhideWhenUsed="0"/>
-    <w:lsdException w:name="Normal (Web)" w:semiHidden="0" w:uiPriority="0" w:unhideWhenUsed="0" w:qFormat="1"/>
-    <w:lsdException w:name="HTML Acronym" w:semiHidden="0" w:uiPriority="0" w:unhideWhenUsed="0"/>
-    <w:lsdException w:name="HTML Address" w:semiHidden="0" w:uiPriority="0" w:unhideWhenUsed="0"/>
-    <w:lsdException w:name="HTML Cite" w:semiHidden="0" w:uiPriority="0" w:unhideWhenUsed="0"/>
-    <w:lsdException w:name="HTML Code" w:semiHidden="0" w:uiPriority="0" w:unhideWhenUsed="0"/>
-    <w:lsdException w:name="HTML Definition" w:semiHidden="0" w:uiPriority="0" w:unhideWhenUsed="0"/>
-    <w:lsdException w:name="HTML Keyboard" w:semiHidden="0" w:uiPriority="0" w:unhideWhenUsed="0"/>
-    <w:lsdException w:name="HTML Preformatted" w:semiHidden="0" w:uiPriority="0" w:unhideWhenUsed="0"/>
-    <w:lsdException w:name="HTML Sample" w:semiHidden="0" w:uiPriority="0" w:unhideWhenUsed="0"/>
-    <w:lsdException w:name="HTML Typewriter" w:semiHidden="0" w:uiPriority="0" w:unhideWhenUsed="0"/>
-    <w:lsdException w:name="HTML Variable" w:semiHidden="0" w:uiPriority="0" w:unhideWhenUsed="0"/>
-    <w:lsdException w:name="Normal Table" w:uiPriority="0" w:unhideWhenUsed="0" w:qFormat="1"/>
-    <w:lsdException w:name="annotation subject" w:semiHidden="0" w:uiPriority="0" w:unhideWhenUsed="0"/>
-    <w:lsdException w:name="Table Simple 1" w:semiHidden="0" w:uiPriority="0" w:unhideWhenUsed="0"/>
-    <w:lsdException w:name="Table Simple 2" w:semiHidden="0" w:uiPriority="0" w:unhideWhenUsed="0"/>
-    <w:lsdException w:name="Table Simple 3" w:semiHidden="0" w:uiPriority="0" w:unhideWhenUsed="0"/>
-    <w:lsdException w:name="Table Classic 1" w:semiHidden="0" w:uiPriority="0" w:unhideWhenUsed="0"/>
-    <w:lsdException w:name="Table Classic 2" w:semiHidden="0" w:uiPriority="0" w:unhideWhenUsed="0"/>
-    <w:lsdException w:name="Table Classic 3" w:semiHidden="0" w:uiPriority="0" w:unhideWhenUsed="0"/>
-    <w:lsdException w:name="Table Classic 4" w:semiHidden="0" w:uiPriority="0" w:unhideWhenUsed="0"/>
-    <w:lsdException w:name="Table Colorful 1" w:semiHidden="0" w:uiPriority="0" w:unhideWhenUsed="0"/>
-    <w:lsdException w:name="Table Colorful 2" w:semiHidden="0" w:uiPriority="0" w:unhideWhenUsed="0"/>
-    <w:lsdException w:name="Table Colorful 3" w:semiHidden="0" w:uiPriority="0" w:unhideWhenUsed="0"/>
-    <w:lsdException w:name="Table Columns 1" w:semiHidden="0" w:uiPriority="0" w:unhideWhenUsed="0"/>
-    <w:lsdException w:name="Table Columns 2" w:semiHidden="0" w:uiPriority="0" w:unhideWhenUsed="0"/>
-    <w:lsdException w:name="Table Columns 3" w:semiHidden="0" w:uiPriority="0" w:unhideWhenUsed="0"/>
-    <w:lsdException w:name="Table Columns 4" w:semiHidden="0" w:uiPriority="0" w:unhideWhenUsed="0"/>
-    <w:lsdException w:name="Table Columns 5" w:semiHidden="0" w:uiPriority="0" w:unhideWhenUsed="0"/>
-    <w:lsdException w:name="Table Grid 1" w:semiHidden="0" w:uiPriority="0" w:unhideWhenUsed="0"/>
-    <w:lsdException w:name="Table Grid 2" w:semiHidden="0" w:uiPriority="0" w:unhideWhenUsed="0"/>
-    <w:lsdException w:name="Table Grid 3" w:semiHidden="0" w:uiPriority="0" w:unhideWhenUsed="0"/>
-    <w:lsdException w:name="Table Grid 4" w:semiHidden="0" w:uiPriority="0" w:unhideWhenUsed="0"/>
-    <w:lsdException w:name="Table Grid 5" w:semiHidden="0" w:uiPriority="0" w:unhideWhenUsed="0"/>
-    <w:lsdException w:name="Table Grid 6" w:semiHidden="0" w:uiPriority="0" w:unhideWhenUsed="0"/>
-    <w:lsdException w:name="Table Grid 7" w:semiHidden="0" w:uiPriority="0" w:unhideWhenUsed="0"/>
-    <w:lsdException w:name="Table Grid 8" w:semiHidden="0" w:uiPriority="0" w:unhideWhenUsed="0"/>
-    <w:lsdException w:name="Table List 1" w:semiHidden="0" w:uiPriority="0" w:unhideWhenUsed="0"/>
-    <w:lsdException w:name="Table List 2" w:semiHidden="0" w:uiPriority="0" w:unhideWhenUsed="0"/>
-    <w:lsdException w:name="Table List 3" w:semiHidden="0" w:uiPriority="0" w:unhideWhenUsed="0"/>
-    <w:lsdException w:name="Table List 4" w:semiHidden="0" w:uiPriority="0" w:unhideWhenUsed="0"/>
-    <w:lsdException w:name="Table List 5" w:semiHidden="0" w:uiPriority="0" w:unhideWhenUsed="0"/>
-    <w:lsdException w:name="Table List 6" w:semiHidden="0" w:uiPriority="0" w:unhideWhenUsed="0"/>
-    <w:lsdException w:name="Table List 7" w:semiHidden="0" w:uiPriority="0" w:unhideWhenUsed="0"/>
-    <w:lsdException w:name="Table List 8" w:semiHidden="0" w:uiPriority="0" w:unhideWhenUsed="0"/>
-    <w:lsdException w:name="Table 3D effects 1" w:semiHidden="0" w:uiPriority="0" w:unhideWhenUsed="0"/>
-    <w:lsdException w:name="Table 3D effects 2" w:semiHidden="0" w:uiPriority="0" w:unhideWhenUsed="0"/>
-    <w:lsdException w:name="Table 3D effects 3" w:semiHidden="0" w:uiPriority="0" w:unhideWhenUsed="0"/>
-    <w:lsdException w:name="Table Contemporary" w:semiHidden="0" w:uiPriority="0" w:unhideWhenUsed="0"/>
-    <w:lsdException w:name="Table Elegant" w:semiHidden="0" w:uiPriority="0" w:unhideWhenUsed="0"/>
-    <w:lsdException w:name="Table Professional" w:semiHidden="0" w:uiPriority="0" w:unhideWhenUsed="0"/>
-    <w:lsdException w:name="Table Subtle 1" w:semiHidden="0" w:uiPriority="0" w:unhideWhenUsed="0"/>
-    <w:lsdException w:name="Table Subtle 2" w:semiHidden="0" w:uiPriority="0" w:unhideWhenUsed="0"/>
-    <w:lsdException w:name="Table Web 1" w:semiHidden="0" w:uiPriority="0" w:unhideWhenUsed="0"/>
-    <w:lsdException w:name="Table Web 2" w:semiHidden="0" w:uiPriority="0" w:unhideWhenUsed="0"/>
-    <w:lsdException w:name="Table Web 3" w:semiHidden="0" w:uiPriority="0" w:unhideWhenUsed="0"/>
-    <w:lsdException w:name="Balloon Text" w:semiHidden="0" w:uiPriority="0" w:unhideWhenUsed="0"/>
-    <w:lsdException w:name="Table Grid" w:semiHidden="0" w:uiPriority="0" w:unhideWhenUsed="0" w:qFormat="1"/>
-    <w:lsdException w:name="Table Theme" w:semiHidden="0" w:uiPriority="0" w:unhideWhenUsed="0"/>
-    <w:lsdException w:name="No Spacing" w:semiHidden="0" w:unhideWhenUsed="0" w:qFormat="1"/>
-    <w:lsdException w:name="Light Shading" w:semiHidden="0" w:uiPriority="60" w:unhideWhenUsed="0"/>
-    <w:lsdException w:name="Light List" w:semiHidden="0" w:uiPriority="61" w:unhideWhenUsed="0"/>
-    <w:lsdException w:name="Light Grid" w:semiHidden="0" w:uiPriority="62" w:unhideWhenUsed="0"/>
-    <w:lsdException w:name="Medium Shading 1" w:semiHidden="0" w:uiPriority="63" w:unhideWhenUsed="0"/>
-    <w:lsdException w:name="Medium Shading 2" w:semiHidden="0" w:uiPriority="64" w:unhideWhenUsed="0"/>
-    <w:lsdException w:name="Medium List 1" w:semiHidden="0" w:uiPriority="65" w:unhideWhenUsed="0"/>
-    <w:lsdException w:name="Medium List 2" w:semiHidden="0" w:uiPriority="66" w:unhideWhenUsed="0"/>
-    <w:lsdException w:name="Medium Grid 1" w:semiHidden="0" w:uiPriority="67" w:unhideWhenUsed="0"/>
-    <w:lsdException w:name="Medium Grid 2" w:semiHidden="0" w:uiPriority="68" w:unhideWhenUsed="0"/>
-    <w:lsdException w:name="Medium Grid 3" w:semiHidden="0" w:uiPriority="69" w:unhideWhenUsed="0"/>
-    <w:lsdException w:name="Dark List" w:semiHidden="0" w:uiPriority="70" w:unhideWhenUsed="0"/>
-    <w:lsdException w:name="Colorful Shading" w:semiHidden="0" w:uiPriority="71" w:unhideWhenUsed="0"/>
-    <w:lsdException w:name="Colorful List" w:semiHidden="0" w:uiPriority="72" w:unhideWhenUsed="0"/>
-    <w:lsdException w:name="Colorful Grid" w:semiHidden="0" w:uiPriority="73" w:unhideWhenUsed="0"/>
-    <w:lsdException w:name="Light Shading Accent 1" w:semiHidden="0" w:uiPriority="60" w:unhideWhenUsed="0"/>
-    <w:lsdException w:name="Light List Accent 1" w:semiHidden="0" w:uiPriority="61" w:unhideWhenUsed="0"/>
-    <w:lsdException w:name="Light Grid Accent 1" w:semiHidden="0" w:uiPriority="62" w:unhideWhenUsed="0"/>
-    <w:lsdException w:name="Medium Shading 1 Accent 1" w:semiHidden="0" w:uiPriority="63" w:unhideWhenUsed="0"/>
-    <w:lsdException w:name="Medium Shading 2 Accent 1" w:semiHidden="0" w:uiPriority="64" w:unhideWhenUsed="0"/>
-    <w:lsdException w:name="Medium List 1 Accent 1" w:semiHidden="0" w:uiPriority="65" w:unhideWhenUsed="0"/>
-    <w:lsdException w:name="Medium List 2 Accent 1" w:semiHidden="0" w:uiPriority="66" w:unhideWhenUsed="0"/>
-    <w:lsdException w:name="Medium Grid 1 Accent 1" w:semiHidden="0" w:uiPriority="67" w:unhideWhenUsed="0"/>
-    <w:lsdException w:name="Medium Grid 2 Accent 1" w:semiHidden="0" w:uiPriority="68" w:unhideWhenUsed="0"/>
-    <w:lsdException w:name="Medium Grid 3 Accent 1" w:semiHidden="0" w:uiPriority="69" w:unhideWhenUsed="0"/>
-    <w:lsdException w:name="Dark List Accent 1" w:semiHidden="0" w:uiPriority="70" w:unhideWhenUsed="0"/>
-    <w:lsdException w:name="Colorful Shading Accent 1" w:semiHidden="0" w:uiPriority="71" w:unhideWhenUsed="0"/>
-    <w:lsdException w:name="Colorful List Accent 1" w:semiHidden="0" w:uiPriority="72" w:unhideWhenUsed="0"/>
-    <w:lsdException w:name="Colorful Grid Accent 1" w:semiHidden="0" w:uiPriority="73" w:unhideWhenUsed="0"/>
-    <w:lsdException w:name="Light Shading Accent 2" w:semiHidden="0" w:uiPriority="60" w:unhideWhenUsed="0"/>
-    <w:lsdException w:name="Light List Accent 2" w:semiHidden="0" w:uiPriority="61" w:unhideWhenUsed="0"/>
-    <w:lsdException w:name="Light Grid Accent 2" w:semiHidden="0" w:uiPriority="62" w:unhideWhenUsed="0"/>
-    <w:lsdException w:name="Medium Shading 1 Accent 2" w:semiHidden="0" w:uiPriority="63" w:unhideWhenUsed="0"/>
-    <w:lsdException w:name="Medium Shading 2 Accent 2" w:semiHidden="0" w:uiPriority="64" w:unhideWhenUsed="0"/>
-    <w:lsdException w:name="Medium List 1 Accent 2" w:semiHidden="0" w:uiPriority="65" w:unhideWhenUsed="0"/>
-    <w:lsdException w:name="Medium List 2 Accent 2" w:semiHidden="0" w:uiPriority="66" w:unhideWhenUsed="0"/>
-    <w:lsdException w:name="Medium Grid 1 Accent 2" w:semiHidden="0" w:uiPriority="67" w:unhideWhenUsed="0"/>
-    <w:lsdException w:name="Medium Grid 2 Accent 2" w:semiHidden="0" w:uiPriority="68" w:unhideWhenUsed="0"/>
-    <w:lsdException w:name="Medium Grid 3 Accent 2" w:semiHidden="0" w:uiPriority="69" w:unhideWhenUsed="0"/>
-    <w:lsdException w:name="Dark List Accent 2" w:semiHidden="0" w:uiPriority="70" w:unhideWhenUsed="0"/>
-    <w:lsdException w:name="Colorful Shading Accent 2" w:semiHidden="0" w:uiPriority="71" w:unhideWhenUsed="0"/>
-    <w:lsdException w:name="Colorful List Accent 2" w:semiHidden="0" w:uiPriority="72" w:unhideWhenUsed="0"/>
-    <w:lsdException w:name="Colorful Grid Accent 2" w:semiHidden="0" w:uiPriority="73" w:unhideWhenUsed="0"/>
-    <w:lsdException w:name="Light Shading Accent 3" w:semiHidden="0" w:uiPriority="60" w:unhideWhenUsed="0"/>
-    <w:lsdException w:name="Light List Accent 3" w:semiHidden="0" w:uiPriority="61" w:unhideWhenUsed="0"/>
-    <w:lsdException w:name="Light Grid Accent 3" w:semiHidden="0" w:uiPriority="62" w:unhideWhenUsed="0"/>
-    <w:lsdException w:name="Medium Shading 1 Accent 3" w:semiHidden="0" w:uiPriority="63" w:unhideWhenUsed="0"/>
-    <w:lsdException w:name="Medium Shading 2 Accent 3" w:semiHidden="0" w:uiPriority="64" w:unhideWhenUsed="0"/>
-    <w:lsdException w:name="Medium List 1 Accent 3" w:semiHidden="0" w:uiPriority="65" w:unhideWhenUsed="0"/>
-    <w:lsdException w:name="Medium List 2 Accent 3" w:semiHidden="0" w:uiPriority="66" w:unhideWhenUsed="0"/>
-    <w:lsdException w:name="Medium Grid 1 Accent 3" w:semiHidden="0" w:uiPriority="67" w:unhideWhenUsed="0"/>
-    <w:lsdException w:name="Medium Grid 2 Accent 3" w:semiHidden="0" w:uiPriority="68" w:unhideWhenUsed="0"/>
-    <w:lsdException w:name="Medium Grid 3 Accent 3" w:semiHidden="0" w:uiPriority="69" w:unhideWhenUsed="0"/>
-    <w:lsdException w:name="Dark List Accent 3" w:semiHidden="0" w:uiPriority="70" w:unhideWhenUsed="0"/>
-    <w:lsdException w:name="Colorful Shading Accent 3" w:semiHidden="0" w:uiPriority="71" w:unhideWhenUsed="0"/>
-    <w:lsdException w:name="Colorful List Accent 3" w:semiHidden="0" w:uiPriority="72" w:unhideWhenUsed="0"/>
-    <w:lsdException w:name="Colorful Grid Accent 3" w:semiHidden="0" w:uiPriority="73" w:unhideWhenUsed="0"/>
-    <w:lsdException w:name="Light Shading Accent 4" w:semiHidden="0" w:uiPriority="60" w:unhideWhenUsed="0"/>
-    <w:lsdException w:name="Light List Accent 4" w:semiHidden="0" w:uiPriority="61" w:unhideWhenUsed="0"/>
-    <w:lsdException w:name="Light Grid Accent 4" w:semiHidden="0" w:uiPriority="62" w:unhideWhenUsed="0"/>
-    <w:lsdException w:name="Medium Shading 1 Accent 4" w:semiHidden="0" w:uiPriority="63" w:unhideWhenUsed="0"/>
-    <w:lsdException w:name="Medium Shading 2 Accent 4" w:semiHidden="0" w:uiPriority="64" w:unhideWhenUsed="0"/>
-    <w:lsdException w:name="Medium List 1 Accent 4" w:semiHidden="0" w:uiPriority="65" w:unhideWhenUsed="0"/>
-    <w:lsdException w:name="Medium List 2 Accent 4" w:semiHidden="0" w:uiPriority="66" w:unhideWhenUsed="0"/>
-    <w:lsdException w:name="Medium Grid 1 Accent 4" w:semiHidden="0" w:uiPriority="67" w:unhideWhenUsed="0"/>
-    <w:lsdException w:name="Medium Grid 2 Accent 4" w:semiHidden="0" w:uiPriority="68" w:unhideWhenUsed="0"/>
-    <w:lsdException w:name="Medium Grid 3 Accent 4" w:semiHidden="0" w:uiPriority="69" w:unhideWhenUsed="0"/>
-    <w:lsdException w:name="Dark List Accent 4" w:semiHidden="0" w:uiPriority="70" w:unhideWhenUsed="0"/>
-    <w:lsdException w:name="Colorful Shading Accent 4" w:semiHidden="0" w:uiPriority="71" w:unhideWhenUsed="0"/>
-    <w:lsdException w:name="Colorful List Accent 4" w:semiHidden="0" w:uiPriority="72" w:unhideWhenUsed="0"/>
-    <w:lsdException w:name="Colorful Grid Accent 4" w:semiHidden="0" w:uiPriority="73" w:unhideWhenUsed="0"/>
-    <w:lsdException w:name="Light Shading Accent 5" w:semiHidden="0" w:uiPriority="60" w:unhideWhenUsed="0"/>
-    <w:lsdException w:name="Light List Accent 5" w:semiHidden="0" w:uiPriority="61" w:unhideWhenUsed="0"/>
-    <w:lsdException w:name="Light Grid Accent 5" w:semiHidden="0" w:uiPriority="62" w:unhideWhenUsed="0"/>
-    <w:lsdException w:name="Medium Shading 1 Accent 5" w:semiHidden="0" w:uiPriority="63" w:unhideWhenUsed="0"/>
-    <w:lsdException w:name="Medium Shading 2 Accent 5" w:semiHidden="0" w:uiPriority="64" w:unhideWhenUsed="0"/>
-    <w:lsdException w:name="Medium List 1 Accent 5" w:semiHidden="0" w:uiPriority="65" w:unhideWhenUsed="0"/>
-    <w:lsdException w:name="Medium List 2 Accent 5" w:semiHidden="0" w:uiPriority="66" w:unhideWhenUsed="0"/>
-    <w:lsdException w:name="Medium Grid 1 Accent 5" w:semiHidden="0" w:uiPriority="67" w:unhideWhenUsed="0"/>
-    <w:lsdException w:name="Medium Grid 2 Accent 5" w:semiHidden="0" w:uiPriority="68" w:unhideWhenUsed="0"/>
-    <w:lsdException w:name="Medium Grid 3 Accent 5" w:semiHidden="0" w:uiPriority="69" w:unhideWhenUsed="0"/>
-    <w:lsdException w:name="Dark List Accent 5" w:semiHidden="0" w:uiPriority="70" w:unhideWhenUsed="0"/>
-    <w:lsdException w:name="Colorful Shading Accent 5" w:semiHidden="0" w:uiPriority="71" w:unhideWhenUsed="0"/>
-    <w:lsdException w:name="Colorful List Accent 5" w:semiHidden="0" w:uiPriority="72" w:unhideWhenUsed="0"/>
-    <w:lsdException w:name="Colorful Grid Accent 5" w:semiHidden="0" w:uiPriority="73" w:unhideWhenUsed="0"/>
-    <w:lsdException w:name="Light Shading Accent 6" w:semiHidden="0" w:uiPriority="60" w:unhideWhenUsed="0"/>
-    <w:lsdException w:name="Light List Accent 6" w:semiHidden="0" w:uiPriority="61" w:unhideWhenUsed="0"/>
-    <w:lsdException w:name="Light Grid Accent 6" w:semiHidden="0" w:uiPriority="62" w:unhideWhenUsed="0"/>
-    <w:lsdException w:name="Medium Shading 1 Accent 6" w:semiHidden="0" w:uiPriority="63" w:unhideWhenUsed="0"/>
-    <w:lsdException w:name="Medium Shading 2 Accent 6" w:semiHidden="0" w:uiPriority="64" w:unhideWhenUsed="0"/>
-    <w:lsdException w:name="Medium List 1 Accent 6" w:semiHidden="0" w:uiPriority="65" w:unhideWhenUsed="0"/>
-    <w:lsdException w:name="Medium List 2 Accent 6" w:semiHidden="0" w:uiPriority="66" w:unhideWhenUsed="0"/>
-    <w:lsdException w:name="Medium Grid 1 Accent 6" w:semiHidden="0" w:uiPriority="67" w:unhideWhenUsed="0"/>
-    <w:lsdException w:name="Medium Grid 2 Accent 6" w:semiHidden="0" w:uiPriority="68" w:unhideWhenUsed="0"/>
-    <w:lsdException w:name="Medium Grid 3 Accent 6" w:semiHidden="0" w:uiPriority="69" w:unhideWhenUsed="0"/>
-    <w:lsdException w:name="Dark List Accent 6" w:semiHidden="0" w:uiPriority="70" w:unhideWhenUsed="0"/>
-    <w:lsdException w:name="Colorful Shading Accent 6" w:semiHidden="0" w:uiPriority="71" w:unhideWhenUsed="0"/>
-    <w:lsdException w:name="Colorful List Accent 6" w:semiHidden="0" w:uiPriority="72" w:unhideWhenUsed="0"/>
-    <w:lsdException w:name="Colorful Grid Accent 6" w:semiHidden="0" w:uiPriority="73" w:unhideWhenUsed="0"/>
+  <w:latentStyles w:count="260" w:defQFormat="0" w:defUnhideWhenUsed="1" w:defSemiHidden="1" w:defUIPriority="99" w:defLockedState="0">
+    <w:lsdException w:qFormat="1" w:unhideWhenUsed="0" w:uiPriority="0" w:semiHidden="0" w:name="Normal"/>
+    <w:lsdException w:qFormat="1" w:unhideWhenUsed="0" w:uiPriority="0" w:semiHidden="0" w:name="heading 1"/>
+    <w:lsdException w:qFormat="1" w:uiPriority="0" w:semiHidden="0" w:name="heading 2"/>
+    <w:lsdException w:qFormat="1" w:uiPriority="0" w:name="heading 3"/>
+    <w:lsdException w:qFormat="1" w:uiPriority="0" w:semiHidden="0" w:name="heading 4"/>
+    <w:lsdException w:qFormat="1" w:uiPriority="0" w:name="heading 5"/>
+    <w:lsdException w:qFormat="1" w:uiPriority="0" w:name="heading 6"/>
+    <w:lsdException w:qFormat="1" w:uiPriority="0" w:name="heading 7"/>
+    <w:lsdException w:qFormat="1" w:uiPriority="0" w:name="heading 8"/>
+    <w:lsdException w:qFormat="1" w:uiPriority="0" w:name="heading 9"/>
+    <w:lsdException w:unhideWhenUsed="0" w:uiPriority="0" w:semiHidden="0" w:name="index 1"/>
+    <w:lsdException w:unhideWhenUsed="0" w:uiPriority="0" w:semiHidden="0" w:name="index 2"/>
+    <w:lsdException w:unhideWhenUsed="0" w:uiPriority="0" w:semiHidden="0" w:name="index 3"/>
+    <w:lsdException w:unhideWhenUsed="0" w:uiPriority="0" w:semiHidden="0" w:name="index 4"/>
+    <w:lsdException w:unhideWhenUsed="0" w:uiPriority="0" w:semiHidden="0" w:name="index 5"/>
+    <w:lsdException w:unhideWhenUsed="0" w:uiPriority="0" w:semiHidden="0" w:name="index 6"/>
+    <w:lsdException w:unhideWhenUsed="0" w:uiPriority="0" w:semiHidden="0" w:name="index 7"/>
+    <w:lsdException w:unhideWhenUsed="0" w:uiPriority="0" w:semiHidden="0" w:name="index 8"/>
+    <w:lsdException w:unhideWhenUsed="0" w:uiPriority="0" w:semiHidden="0" w:name="index 9"/>
+    <w:lsdException w:qFormat="1" w:unhideWhenUsed="0" w:uiPriority="0" w:semiHidden="0" w:name="toc 1"/>
+    <w:lsdException w:qFormat="1" w:unhideWhenUsed="0" w:uiPriority="0" w:semiHidden="0" w:name="toc 2"/>
+    <w:lsdException w:qFormat="1" w:unhideWhenUsed="0" w:uiPriority="0" w:semiHidden="0" w:name="toc 3"/>
+    <w:lsdException w:unhideWhenUsed="0" w:uiPriority="0" w:semiHidden="0" w:name="toc 4"/>
+    <w:lsdException w:unhideWhenUsed="0" w:uiPriority="0" w:semiHidden="0" w:name="toc 5"/>
+    <w:lsdException w:unhideWhenUsed="0" w:uiPriority="0" w:semiHidden="0" w:name="toc 6"/>
+    <w:lsdException w:unhideWhenUsed="0" w:uiPriority="0" w:semiHidden="0" w:name="toc 7"/>
+    <w:lsdException w:unhideWhenUsed="0" w:uiPriority="0" w:semiHidden="0" w:name="toc 8"/>
+    <w:lsdException w:unhideWhenUsed="0" w:uiPriority="0" w:semiHidden="0" w:name="toc 9"/>
+    <w:lsdException w:qFormat="1" w:unhideWhenUsed="0" w:uiPriority="0" w:semiHidden="0" w:name="Normal Indent"/>
+    <w:lsdException w:unhideWhenUsed="0" w:uiPriority="0" w:semiHidden="0" w:name="footnote text"/>
+    <w:lsdException w:qFormat="1" w:unhideWhenUsed="0" w:uiPriority="0" w:semiHidden="0" w:name="annotation text"/>
+    <w:lsdException w:qFormat="1" w:unhideWhenUsed="0" w:uiPriority="0" w:semiHidden="0" w:name="header"/>
+    <w:lsdException w:qFormat="1" w:unhideWhenUsed="0" w:uiPriority="0" w:semiHidden="0" w:name="footer"/>
+    <w:lsdException w:unhideWhenUsed="0" w:uiPriority="0" w:semiHidden="0" w:name="index heading"/>
+    <w:lsdException w:qFormat="1" w:uiPriority="0" w:name="caption"/>
+    <w:lsdException w:unhideWhenUsed="0" w:uiPriority="0" w:semiHidden="0" w:name="table of figures"/>
+    <w:lsdException w:unhideWhenUsed="0" w:uiPriority="0" w:semiHidden="0" w:name="envelope address"/>
+    <w:lsdException w:unhideWhenUsed="0" w:uiPriority="0" w:semiHidden="0" w:name="envelope return"/>
+    <w:lsdException w:unhideWhenUsed="0" w:uiPriority="0" w:semiHidden="0" w:name="footnote reference"/>
+    <w:lsdException w:unhideWhenUsed="0" w:uiPriority="0" w:semiHidden="0" w:name="annotation reference"/>
+    <w:lsdException w:unhideWhenUsed="0" w:uiPriority="0" w:semiHidden="0" w:name="line number"/>
+    <w:lsdException w:unhideWhenUsed="0" w:uiPriority="0" w:semiHidden="0" w:name="page number"/>
+    <w:lsdException w:unhideWhenUsed="0" w:uiPriority="0" w:semiHidden="0" w:name="endnote reference"/>
+    <w:lsdException w:unhideWhenUsed="0" w:uiPriority="0" w:semiHidden="0" w:name="endnote text"/>
+    <w:lsdException w:unhideWhenUsed="0" w:uiPriority="0" w:semiHidden="0" w:name="table of authorities"/>
+    <w:lsdException w:unhideWhenUsed="0" w:uiPriority="0" w:semiHidden="0" w:name="macro"/>
+    <w:lsdException w:unhideWhenUsed="0" w:uiPriority="0" w:semiHidden="0" w:name="toa heading"/>
+    <w:lsdException w:unhideWhenUsed="0" w:uiPriority="0" w:semiHidden="0" w:name="List"/>
+    <w:lsdException w:unhideWhenUsed="0" w:uiPriority="0" w:semiHidden="0" w:name="List Bullet"/>
+    <w:lsdException w:unhideWhenUsed="0" w:uiPriority="0" w:semiHidden="0" w:name="List Number"/>
+    <w:lsdException w:unhideWhenUsed="0" w:uiPriority="0" w:semiHidden="0" w:name="List 2"/>
+    <w:lsdException w:unhideWhenUsed="0" w:uiPriority="0" w:semiHidden="0" w:name="List 3"/>
+    <w:lsdException w:unhideWhenUsed="0" w:uiPriority="0" w:semiHidden="0" w:name="List 4"/>
+    <w:lsdException w:unhideWhenUsed="0" w:uiPriority="0" w:semiHidden="0" w:name="List 5"/>
+    <w:lsdException w:unhideWhenUsed="0" w:uiPriority="0" w:semiHidden="0" w:name="List Bullet 2"/>
+    <w:lsdException w:unhideWhenUsed="0" w:uiPriority="0" w:semiHidden="0" w:name="List Bullet 3"/>
+    <w:lsdException w:unhideWhenUsed="0" w:uiPriority="0" w:semiHidden="0" w:name="List Bullet 4"/>
+    <w:lsdException w:unhideWhenUsed="0" w:uiPriority="0" w:semiHidden="0" w:name="List Bullet 5"/>
+    <w:lsdException w:unhideWhenUsed="0" w:uiPriority="0" w:semiHidden="0" w:name="List Number 2"/>
+    <w:lsdException w:unhideWhenUsed="0" w:uiPriority="0" w:semiHidden="0" w:name="List Number 3"/>
+    <w:lsdException w:unhideWhenUsed="0" w:uiPriority="0" w:semiHidden="0" w:name="List Number 4"/>
+    <w:lsdException w:unhideWhenUsed="0" w:uiPriority="0" w:semiHidden="0" w:name="List Number 5"/>
+    <w:lsdException w:qFormat="1" w:unhideWhenUsed="0" w:uiPriority="0" w:semiHidden="0" w:name="Title"/>
+    <w:lsdException w:unhideWhenUsed="0" w:uiPriority="0" w:semiHidden="0" w:name="Closing"/>
+    <w:lsdException w:unhideWhenUsed="0" w:uiPriority="0" w:semiHidden="0" w:name="Signature"/>
+    <w:lsdException w:qFormat="1" w:unhideWhenUsed="0" w:uiPriority="0" w:name="Default Paragraph Font"/>
+    <w:lsdException w:qFormat="1" w:unhideWhenUsed="0" w:uiPriority="0" w:name="Body Text"/>
+    <w:lsdException w:unhideWhenUsed="0" w:uiPriority="0" w:semiHidden="0" w:name="Body Text Indent"/>
+    <w:lsdException w:unhideWhenUsed="0" w:uiPriority="0" w:semiHidden="0" w:name="List Continue"/>
+    <w:lsdException w:unhideWhenUsed="0" w:uiPriority="0" w:semiHidden="0" w:name="List Continue 2"/>
+    <w:lsdException w:unhideWhenUsed="0" w:uiPriority="0" w:semiHidden="0" w:name="List Continue 3"/>
+    <w:lsdException w:unhideWhenUsed="0" w:uiPriority="0" w:semiHidden="0" w:name="List Continue 4"/>
+    <w:lsdException w:unhideWhenUsed="0" w:uiPriority="0" w:semiHidden="0" w:name="List Continue 5"/>
+    <w:lsdException w:unhideWhenUsed="0" w:uiPriority="0" w:semiHidden="0" w:name="Message Header"/>
+    <w:lsdException w:qFormat="1" w:unhideWhenUsed="0" w:uiPriority="0" w:semiHidden="0" w:name="Subtitle"/>
+    <w:lsdException w:unhideWhenUsed="0" w:uiPriority="0" w:semiHidden="0" w:name="Salutation"/>
+    <w:lsdException w:unhideWhenUsed="0" w:uiPriority="0" w:semiHidden="0" w:name="Date"/>
+    <w:lsdException w:unhideWhenUsed="0" w:uiPriority="0" w:semiHidden="0" w:name="Body Text First Indent"/>
+    <w:lsdException w:unhideWhenUsed="0" w:uiPriority="0" w:semiHidden="0" w:name="Body Text First Indent 2"/>
+    <w:lsdException w:uiPriority="99" w:name="Note Heading"/>
+    <w:lsdException w:unhideWhenUsed="0" w:uiPriority="0" w:semiHidden="0" w:name="Body Text 2"/>
+    <w:lsdException w:unhideWhenUsed="0" w:uiPriority="0" w:semiHidden="0" w:name="Body Text 3"/>
+    <w:lsdException w:unhideWhenUsed="0" w:uiPriority="0" w:semiHidden="0" w:name="Body Text Indent 2"/>
+    <w:lsdException w:unhideWhenUsed="0" w:uiPriority="0" w:semiHidden="0" w:name="Body Text Indent 3"/>
+    <w:lsdException w:unhideWhenUsed="0" w:uiPriority="0" w:semiHidden="0" w:name="Block Text"/>
+    <w:lsdException w:unhideWhenUsed="0" w:uiPriority="0" w:semiHidden="0" w:name="Hyperlink"/>
+    <w:lsdException w:unhideWhenUsed="0" w:uiPriority="0" w:semiHidden="0" w:name="FollowedHyperlink"/>
+    <w:lsdException w:qFormat="1" w:unhideWhenUsed="0" w:uiPriority="0" w:semiHidden="0" w:name="Strong"/>
+    <w:lsdException w:qFormat="1" w:unhideWhenUsed="0" w:uiPriority="0" w:semiHidden="0" w:name="Emphasis"/>
+    <w:lsdException w:unhideWhenUsed="0" w:uiPriority="0" w:semiHidden="0" w:name="Document Map"/>
+    <w:lsdException w:unhideWhenUsed="0" w:uiPriority="0" w:semiHidden="0" w:name="Plain Text"/>
+    <w:lsdException w:unhideWhenUsed="0" w:uiPriority="0" w:semiHidden="0" w:name="E-mail Signature"/>
+    <w:lsdException w:qFormat="1" w:unhideWhenUsed="0" w:uiPriority="0" w:semiHidden="0" w:name="Normal (Web)"/>
+    <w:lsdException w:unhideWhenUsed="0" w:uiPriority="0" w:semiHidden="0" w:name="HTML Acronym"/>
+    <w:lsdException w:unhideWhenUsed="0" w:uiPriority="0" w:semiHidden="0" w:name="HTML Address"/>
+    <w:lsdException w:unhideWhenUsed="0" w:uiPriority="0" w:semiHidden="0" w:name="HTML Cite"/>
+    <w:lsdException w:unhideWhenUsed="0" w:uiPriority="0" w:semiHidden="0" w:name="HTML Code"/>
+    <w:lsdException w:unhideWhenUsed="0" w:uiPriority="0" w:semiHidden="0" w:name="HTML Definition"/>
+    <w:lsdException w:unhideWhenUsed="0" w:uiPriority="0" w:semiHidden="0" w:name="HTML Keyboard"/>
+    <w:lsdException w:unhideWhenUsed="0" w:uiPriority="0" w:semiHidden="0" w:name="HTML Preformatted"/>
+    <w:lsdException w:unhideWhenUsed="0" w:uiPriority="0" w:semiHidden="0" w:name="HTML Sample"/>
+    <w:lsdException w:unhideWhenUsed="0" w:uiPriority="0" w:semiHidden="0" w:name="HTML Typewriter"/>
+    <w:lsdException w:unhideWhenUsed="0" w:uiPriority="0" w:semiHidden="0" w:name="HTML Variable"/>
+    <w:lsdException w:qFormat="1" w:unhideWhenUsed="0" w:uiPriority="0" w:name="Normal Table"/>
+    <w:lsdException w:unhideWhenUsed="0" w:uiPriority="0" w:semiHidden="0" w:name="annotation subject"/>
+    <w:lsdException w:unhideWhenUsed="0" w:uiPriority="0" w:semiHidden="0" w:name="Table Simple 1"/>
+    <w:lsdException w:unhideWhenUsed="0" w:uiPriority="0" w:semiHidden="0" w:name="Table Simple 2"/>
+    <w:lsdException w:unhideWhenUsed="0" w:uiPriority="0" w:semiHidden="0" w:name="Table Simple 3"/>
+    <w:lsdException w:unhideWhenUsed="0" w:uiPriority="0" w:semiHidden="0" w:name="Table Classic 1"/>
+    <w:lsdException w:unhideWhenUsed="0" w:uiPriority="0" w:semiHidden="0" w:name="Table Classic 2"/>
+    <w:lsdException w:unhideWhenUsed="0" w:uiPriority="0" w:semiHidden="0" w:name="Table Classic 3"/>
+    <w:lsdException w:unhideWhenUsed="0" w:uiPriority="0" w:semiHidden="0" w:name="Table Classic 4"/>
+    <w:lsdException w:unhideWhenUsed="0" w:uiPriority="0" w:semiHidden="0" w:name="Table Colorful 1"/>
+    <w:lsdException w:unhideWhenUsed="0" w:uiPriority="0" w:semiHidden="0" w:name="Table Colorful 2"/>
+    <w:lsdException w:unhideWhenUsed="0" w:uiPriority="0" w:semiHidden="0" w:name="Table Colorful 3"/>
+    <w:lsdException w:unhideWhenUsed="0" w:uiPriority="0" w:semiHidden="0" w:name="Table Columns 1"/>
+    <w:lsdException w:unhideWhenUsed="0" w:uiPriority="0" w:semiHidden="0" w:name="Table Columns 2"/>
+    <w:lsdException w:unhideWhenUsed="0" w:uiPriority="0" w:semiHidden="0" w:name="Table Columns 3"/>
+    <w:lsdException w:unhideWhenUsed="0" w:uiPriority="0" w:semiHidden="0" w:name="Table Columns 4"/>
+    <w:lsdException w:unhideWhenUsed="0" w:uiPriority="0" w:semiHidden="0" w:name="Table Columns 5"/>
+    <w:lsdException w:unhideWhenUsed="0" w:uiPriority="0" w:semiHidden="0" w:name="Table Grid 1"/>
+    <w:lsdException w:unhideWhenUsed="0" w:uiPriority="0" w:semiHidden="0" w:name="Table Grid 2"/>
+    <w:lsdException w:unhideWhenUsed="0" w:uiPriority="0" w:semiHidden="0" w:name="Table Grid 3"/>
+    <w:lsdException w:unhideWhenUsed="0" w:uiPriority="0" w:semiHidden="0" w:name="Table Grid 4"/>
+    <w:lsdException w:unhideWhenUsed="0" w:uiPriority="0" w:semiHidden="0" w:name="Table Grid 5"/>
+    <w:lsdException w:unhideWhenUsed="0" w:uiPriority="0" w:semiHidden="0" w:name="Table Grid 6"/>
+    <w:lsdException w:unhideWhenUsed="0" w:uiPriority="0" w:semiHidden="0" w:name="Table Grid 7"/>
+    <w:lsdException w:unhideWhenUsed="0" w:uiPriority="0" w:semiHidden="0" w:name="Table Grid 8"/>
+    <w:lsdException w:unhideWhenUsed="0" w:uiPriority="0" w:semiHidden="0" w:name="Table List 1"/>
+    <w:lsdException w:unhideWhenUsed="0" w:uiPriority="0" w:semiHidden="0" w:name="Table List 2"/>
+    <w:lsdException w:unhideWhenUsed="0" w:uiPriority="0" w:semiHidden="0" w:name="Table List 3"/>
+    <w:lsdException w:unhideWhenUsed="0" w:uiPriority="0" w:semiHidden="0" w:name="Table List 4"/>
+    <w:lsdException w:unhideWhenUsed="0" w:uiPriority="0" w:semiHidden="0" w:name="Table List 5"/>
+    <w:lsdException w:unhideWhenUsed="0" w:uiPriority="0" w:semiHidden="0" w:name="Table List 6"/>
+    <w:lsdException w:unhideWhenUsed="0" w:uiPriority="0" w:semiHidden="0" w:name="Table List 7"/>
+    <w:lsdException w:unhideWhenUsed="0" w:uiPriority="0" w:semiHidden="0" w:name="Table List 8"/>
+    <w:lsdException w:unhideWhenUsed="0" w:uiPriority="0" w:semiHidden="0" w:name="Table 3D effects 1"/>
+    <w:lsdException w:unhideWhenUsed="0" w:uiPriority="0" w:semiHidden="0" w:name="Table 3D effects 2"/>
+    <w:lsdException w:unhideWhenUsed="0" w:uiPriority="0" w:semiHidden="0" w:name="Table 3D effects 3"/>
+    <w:lsdException w:unhideWhenUsed="0" w:uiPriority="0" w:semiHidden="0" w:name="Table Contemporary"/>
+    <w:lsdException w:unhideWhenUsed="0" w:uiPriority="0" w:semiHidden="0" w:name="Table Elegant"/>
+    <w:lsdException w:unhideWhenUsed="0" w:uiPriority="0" w:semiHidden="0" w:name="Table Professional"/>
+    <w:lsdException w:unhideWhenUsed="0" w:uiPriority="0" w:semiHidden="0" w:name="Table Subtle 1"/>
+    <w:lsdException w:unhideWhenUsed="0" w:uiPriority="0" w:semiHidden="0" w:name="Table Subtle 2"/>
+    <w:lsdException w:unhideWhenUsed="0" w:uiPriority="0" w:semiHidden="0" w:name="Table Web 1"/>
+    <w:lsdException w:unhideWhenUsed="0" w:uiPriority="0" w:semiHidden="0" w:name="Table Web 2"/>
+    <w:lsdException w:unhideWhenUsed="0" w:uiPriority="0" w:semiHidden="0" w:name="Table Web 3"/>
+    <w:lsdException w:unhideWhenUsed="0" w:uiPriority="0" w:semiHidden="0" w:name="Balloon Text"/>
+    <w:lsdException w:qFormat="1" w:unhideWhenUsed="0" w:uiPriority="0" w:semiHidden="0" w:name="Table Grid"/>
+    <w:lsdException w:unhideWhenUsed="0" w:uiPriority="0" w:semiHidden="0" w:name="Table Theme"/>
+    <w:lsdException w:qFormat="1" w:unhideWhenUsed="0" w:uiPriority="99" w:semiHidden="0" w:name="No Spacing"/>
+    <w:lsdException w:unhideWhenUsed="0" w:uiPriority="60" w:semiHidden="0" w:name="Light Shading"/>
+    <w:lsdException w:unhideWhenUsed="0" w:uiPriority="61" w:semiHidden="0" w:name="Light List"/>
+    <w:lsdException w:unhideWhenUsed="0" w:uiPriority="62" w:semiHidden="0" w:name="Light Grid"/>
+    <w:lsdException w:unhideWhenUsed="0" w:uiPriority="63" w:semiHidden="0" w:name="Medium Shading 1"/>
+    <w:lsdException w:unhideWhenUsed="0" w:uiPriority="64" w:semiHidden="0" w:name="Medium Shading 2"/>
+    <w:lsdException w:unhideWhenUsed="0" w:uiPriority="65" w:semiHidden="0" w:name="Medium List 1"/>
+    <w:lsdException w:unhideWhenUsed="0" w:uiPriority="66" w:semiHidden="0" w:name="Medium List 2"/>
+    <w:lsdException w:unhideWhenUsed="0" w:uiPriority="67" w:semiHidden="0" w:name="Medium Grid 1"/>
+    <w:lsdException w:unhideWhenUsed="0" w:uiPriority="68" w:semiHidden="0" w:name="Medium Grid 2"/>
+    <w:lsdException w:unhideWhenUsed="0" w:uiPriority="69" w:semiHidden="0" w:name="Medium Grid 3"/>
+    <w:lsdException w:unhideWhenUsed="0" w:uiPriority="70" w:semiHidden="0" w:name="Dark List"/>
+    <w:lsdException w:unhideWhenUsed="0" w:uiPriority="71" w:semiHidden="0" w:name="Colorful Shading"/>
+    <w:lsdException w:unhideWhenUsed="0" w:uiPriority="72" w:semiHidden="0" w:name="Colorful List"/>
+    <w:lsdException w:unhideWhenUsed="0" w:uiPriority="73" w:semiHidden="0" w:name="Colorful Grid"/>
+    <w:lsdException w:unhideWhenUsed="0" w:uiPriority="60" w:semiHidden="0" w:name="Light Shading Accent 1"/>
+    <w:lsdException w:unhideWhenUsed="0" w:uiPriority="61" w:semiHidden="0" w:name="Light List Accent 1"/>
+    <w:lsdException w:unhideWhenUsed="0" w:uiPriority="62" w:semiHidden="0" w:name="Light Grid Accent 1"/>
+    <w:lsdException w:unhideWhenUsed="0" w:uiPriority="63" w:semiHidden="0" w:name="Medium Shading 1 Accent 1"/>
+    <w:lsdException w:unhideWhenUsed="0" w:uiPriority="64" w:semiHidden="0" w:name="Medium Shading 2 Accent 1"/>
+    <w:lsdException w:unhideWhenUsed="0" w:uiPriority="65" w:semiHidden="0" w:name="Medium List 1 Accent 1"/>
+    <w:lsdException w:unhideWhenUsed="0" w:uiPriority="66" w:semiHidden="0" w:name="Medium List 2 Accent 1"/>
+    <w:lsdException w:unhideWhenUsed="0" w:uiPriority="67" w:semiHidden="0" w:name="Medium Grid 1 Accent 1"/>
+    <w:lsdException w:unhideWhenUsed="0" w:uiPriority="68" w:semiHidden="0" w:name="Medium Grid 2 Accent 1"/>
+    <w:lsdException w:unhideWhenUsed="0" w:uiPriority="69" w:semiHidden="0" w:name="Medium Grid 3 Accent 1"/>
+    <w:lsdException w:unhideWhenUsed="0" w:uiPriority="70" w:semiHidden="0" w:name="Dark List Accent 1"/>
+    <w:lsdException w:unhideWhenUsed="0" w:uiPriority="71" w:semiHidden="0" w:name="Colorful Shading Accent 1"/>
+    <w:lsdException w:unhideWhenUsed="0" w:uiPriority="72" w:semiHidden="0" w:name="Colorful List Accent 1"/>
+    <w:lsdException w:unhideWhenUsed="0" w:uiPriority="73" w:semiHidden="0" w:name="Colorful Grid Accent 1"/>
+    <w:lsdException w:unhideWhenUsed="0" w:uiPriority="60" w:semiHidden="0" w:name="Light Shading Accent 2"/>
+    <w:lsdException w:unhideWhenUsed="0" w:uiPriority="61" w:semiHidden="0" w:name="Light List Accent 2"/>
+    <w:lsdException w:unhideWhenUsed="0" w:uiPriority="62" w:semiHidden="0" w:name="Light Grid Accent 2"/>
+    <w:lsdException w:unhideWhenUsed="0" w:uiPriority="63" w:semiHidden="0" w:name="Medium Shading 1 Accent 2"/>
+    <w:lsdException w:unhideWhenUsed="0" w:uiPriority="64" w:semiHidden="0" w:name="Medium Shading 2 Accent 2"/>
+    <w:lsdException w:unhideWhenUsed="0" w:uiPriority="65" w:semiHidden="0" w:name="Medium List 1 Accent 2"/>
+    <w:lsdException w:unhideWhenUsed="0" w:uiPriority="66" w:semiHidden="0" w:name="Medium List 2 Accent 2"/>
+    <w:lsdException w:unhideWhenUsed="0" w:uiPriority="67" w:semiHidden="0" w:name="Medium Grid 1 Accent 2"/>
+    <w:lsdException w:unhideWhenUsed="0" w:uiPriority="68" w:semiHidden="0" w:name="Medium Grid 2 Accent 2"/>
+    <w:lsdException w:unhideWhenUsed="0" w:uiPriority="69" w:semiHidden="0" w:name="Medium Grid 3 Accent 2"/>
+    <w:lsdException w:unhideWhenUsed="0" w:uiPriority="70" w:semiHidden="0" w:name="Dark List Accent 2"/>
+    <w:lsdException w:unhideWhenUsed="0" w:uiPriority="71" w:semiHidden="0" w:name="Colorful Shading Accent 2"/>
+    <w:lsdException w:unhideWhenUsed="0" w:uiPriority="72" w:semiHidden="0" w:name="Colorful List Accent 2"/>
+    <w:lsdException w:unhideWhenUsed="0" w:uiPriority="73" w:semiHidden="0" w:name="Colorful Grid Accent 2"/>
+    <w:lsdException w:unhideWhenUsed="0" w:uiPriority="60" w:semiHidden="0" w:name="Light Shading Accent 3"/>
+    <w:lsdException w:unhideWhenUsed="0" w:uiPriority="61" w:semiHidden="0" w:name="Light List Accent 3"/>
+    <w:lsdException w:unhideWhenUsed="0" w:uiPriority="62" w:semiHidden="0" w:name="Light Grid Accent 3"/>
+    <w:lsdException w:unhideWhenUsed="0" w:uiPriority="63" w:semiHidden="0" w:name="Medium Shading 1 Accent 3"/>
+    <w:lsdException w:unhideWhenUsed="0" w:uiPriority="64" w:semiHidden="0" w:name="Medium Shading 2 Accent 3"/>
+    <w:lsdException w:unhideWhenUsed="0" w:uiPriority="65" w:semiHidden="0" w:name="Medium List 1 Accent 3"/>
+    <w:lsdException w:unhideWhenUsed="0" w:uiPriority="66" w:semiHidden="0" w:name="Medium List 2 Accent 3"/>
+    <w:lsdException w:unhideWhenUsed="0" w:uiPriority="67" w:semiHidden="0" w:name="Medium Grid 1 Accent 3"/>
+    <w:lsdException w:unhideWhenUsed="0" w:uiPriority="68" w:semiHidden="0" w:name="Medium Grid 2 Accent 3"/>
+    <w:lsdException w:unhideWhenUsed="0" w:uiPriority="69" w:semiHidden="0" w:name="Medium Grid 3 Accent 3"/>
+    <w:lsdException w:unhideWhenUsed="0" w:uiPriority="70" w:semiHidden="0" w:name="Dark List Accent 3"/>
+    <w:lsdException w:unhideWhenUsed="0" w:uiPriority="71" w:semiHidden="0" w:name="Colorful Shading Accent 3"/>
+    <w:lsdException w:unhideWhenUsed="0" w:uiPriority="72" w:semiHidden="0" w:name="Colorful List Accent 3"/>
+    <w:lsdException w:unhideWhenUsed="0" w:uiPriority="73" w:semiHidden="0" w:name="Colorful Grid Accent 3"/>
+    <w:lsdException w:unhideWhenUsed="0" w:uiPriority="60" w:semiHidden="0" w:name="Light Shading Accent 4"/>
+    <w:lsdException w:unhideWhenUsed="0" w:uiPriority="61" w:semiHidden="0" w:name="Light List Accent 4"/>
+    <w:lsdException w:unhideWhenUsed="0" w:uiPriority="62" w:semiHidden="0" w:name="Light Grid Accent 4"/>
+    <w:lsdException w:unhideWhenUsed="0" w:uiPriority="63" w:semiHidden="0" w:name="Medium Shading 1 Accent 4"/>
+    <w:lsdException w:unhideWhenUsed="0" w:uiPriority="64" w:semiHidden="0" w:name="Medium Shading 2 Accent 4"/>
+    <w:lsdException w:unhideWhenUsed="0" w:uiPriority="65" w:semiHidden="0" w:name="Medium List 1 Accent 4"/>
+    <w:lsdException w:unhideWhenUsed="0" w:uiPriority="66" w:semiHidden="0" w:name="Medium List 2 Accent 4"/>
+    <w:lsdException w:unhideWhenUsed="0" w:uiPriority="67" w:semiHidden="0" w:name="Medium Grid 1 Accent 4"/>
+    <w:lsdException w:unhideWhenUsed="0" w:uiPriority="68" w:semiHidden="0" w:name="Medium Grid 2 Accent 4"/>
+    <w:lsdException w:unhideWhenUsed="0" w:uiPriority="69" w:semiHidden="0" w:name="Medium Grid 3 Accent 4"/>
+    <w:lsdException w:unhideWhenUsed="0" w:uiPriority="70" w:semiHidden="0" w:name="Dark List Accent 4"/>
+    <w:lsdException w:unhideWhenUsed="0" w:uiPriority="71" w:semiHidden="0" w:name="Colorful Shading Accent 4"/>
+    <w:lsdException w:unhideWhenUsed="0" w:uiPriority="72" w:semiHidden="0" w:name="Colorful List Accent 4"/>
+    <w:lsdException w:unhideWhenUsed="0" w:uiPriority="73" w:semiHidden="0" w:name="Colorful Grid Accent 4"/>
+    <w:lsdException w:unhideWhenUsed="0" w:uiPriority="60" w:semiHidden="0" w:name="Light Shading Accent 5"/>
+    <w:lsdException w:unhideWhenUsed="0" w:uiPriority="61" w:semiHidden="0" w:name="Light List Accent 5"/>
+    <w:lsdException w:unhideWhenUsed="0" w:uiPriority="62" w:semiHidden="0" w:name="Light Grid Accent 5"/>
+    <w:lsdException w:unhideWhenUsed="0" w:uiPriority="63" w:semiHidden="0" w:name="Medium Shading 1 Accent 5"/>
+    <w:lsdException w:unhideWhenUsed="0" w:uiPriority="64" w:semiHidden="0" w:name="Medium Shading 2 Accent 5"/>
+    <w:lsdException w:unhideWhenUsed="0" w:uiPriority="65" w:semiHidden="0" w:name="Medium List 1 Accent 5"/>
+    <w:lsdException w:unhideWhenUsed="0" w:uiPriority="66" w:semiHidden="0" w:name="Medium List 2 Accent 5"/>
+    <w:lsdException w:unhideWhenUsed="0" w:uiPriority="67" w:semiHidden="0" w:name="Medium Grid 1 Accent 5"/>
+    <w:lsdException w:unhideWhenUsed="0" w:uiPriority="68" w:semiHidden="0" w:name="Medium Grid 2 Accent 5"/>
+    <w:lsdException w:unhideWhenUsed="0" w:uiPriority="69" w:semiHidden="0" w:name="Medium Grid 3 Accent 5"/>
+    <w:lsdException w:unhideWhenUsed="0" w:uiPriority="70" w:semiHidden="0" w:name="Dark List Accent 5"/>
+    <w:lsdException w:unhideWhenUsed="0" w:uiPriority="71" w:semiHidden="0" w:name="Colorful Shading Accent 5"/>
+    <w:lsdException w:unhideWhenUsed="0" w:uiPriority="72" w:semiHidden="0" w:name="Colorful List Accent 5"/>
+    <w:lsdException w:unhideWhenUsed="0" w:uiPriority="73" w:semiHidden="0" w:name="Colorful Grid Accent 5"/>
+    <w:lsdException w:unhideWhenUsed="0" w:uiPriority="60" w:semiHidden="0" w:name="Light Shading Accent 6"/>
+    <w:lsdException w:unhideWhenUsed="0" w:uiPriority="61" w:semiHidden="0" w:name="Light List Accent 6"/>
+    <w:lsdException w:unhideWhenUsed="0" w:uiPriority="62" w:semiHidden="0" w:name="Light Grid Accent 6"/>
+    <w:lsdException w:unhideWhenUsed="0" w:uiPriority="63" w:semiHidden="0" w:name="Medium Shading 1 Accent 6"/>
+    <w:lsdException w:unhideWhenUsed="0" w:uiPriority="64" w:semiHidden="0" w:name="Medium Shading 2 Accent 6"/>
+    <w:lsdException w:unhideWhenUsed="0" w:uiPriority="65" w:semiHidden="0" w:name="Medium List 1 Accent 6"/>
+    <w:lsdException w:unhideWhenUsed="0" w:uiPriority="66" w:semiHidden="0" w:name="Medium List 2 Accent 6"/>
+    <w:lsdException w:unhideWhenUsed="0" w:uiPriority="67" w:semiHidden="0" w:name="Medium Grid 1 Accent 6"/>
+    <w:lsdException w:unhideWhenUsed="0" w:uiPriority="68" w:semiHidden="0" w:name="Medium Grid 2 Accent 6"/>
+    <w:lsdException w:unhideWhenUsed="0" w:uiPriority="69" w:semiHidden="0" w:name="Medium Grid 3 Accent 6"/>
+    <w:lsdException w:unhideWhenUsed="0" w:uiPriority="70" w:semiHidden="0" w:name="Dark List Accent 6"/>
+    <w:lsdException w:unhideWhenUsed="0" w:uiPriority="71" w:semiHidden="0" w:name="Colorful Shading Accent 6"/>
+    <w:lsdException w:unhideWhenUsed="0" w:uiPriority="72" w:semiHidden="0" w:name="Colorful List Accent 6"/>
+    <w:lsdException w:unhideWhenUsed="0" w:uiPriority="73" w:semiHidden="0" w:name="Colorful Grid Accent 6"/>
   </w:latentStyles>
-  <w:style w:type="paragraph" w:default="1" w:styleId="Normal">
+  <w:style w:type="paragraph" w:default="1" w:styleId="1">
     <w:name w:val="Normal"/>
     <w:qFormat/>
+    <w:uiPriority w:val="0"/>
     <w:pPr>
       <w:kinsoku w:val="0"/>
       <w:autoSpaceDE w:val="0"/>
@@ -8510,7 +8705,7 @@
       <w:textAlignment w:val="baseline"/>
     </w:pPr>
     <w:rPr>
-      <w:rFonts w:ascii="Arial" w:eastAsia="宋体" w:hAnsi="Arial" w:cs="Arial"/>
+      <w:rFonts w:ascii="Arial" w:hAnsi="Arial" w:eastAsia="宋体" w:cs="Arial"/>
       <w:snapToGrid w:val="0"/>
       <w:color w:val="000000"/>
       <w:kern w:val="0"/>
@@ -8519,11 +8714,12 @@
       <w:lang w:val="en-US" w:eastAsia="en-US" w:bidi="ar-SA"/>
     </w:rPr>
   </w:style>
-  <w:style w:type="paragraph" w:styleId="Heading1">
+  <w:style w:type="paragraph" w:styleId="2">
     <w:name w:val="heading 1"/>
-    <w:basedOn w:val="Normal"/>
-    <w:next w:val="Normal"/>
+    <w:basedOn w:val="1"/>
+    <w:next w:val="1"/>
     <w:qFormat/>
+    <w:uiPriority w:val="0"/>
     <w:pPr>
       <w:keepNext/>
       <w:keepLines/>
@@ -8541,13 +8737,14 @@
       <w:sz w:val="44"/>
     </w:rPr>
   </w:style>
-  <w:style w:type="paragraph" w:styleId="Heading2">
+  <w:style w:type="paragraph" w:styleId="3">
     <w:name w:val="heading 2"/>
-    <w:basedOn w:val="Normal"/>
-    <w:next w:val="Normal"/>
-    <w:link w:val="2Char"/>
+    <w:basedOn w:val="1"/>
+    <w:next w:val="1"/>
+    <w:link w:val="26"/>
     <w:unhideWhenUsed/>
     <w:qFormat/>
+    <w:uiPriority w:val="0"/>
     <w:pPr>
       <w:keepNext/>
       <w:keepLines/>
@@ -8560,18 +8757,19 @@
       <w:outlineLvl w:val="1"/>
     </w:pPr>
     <w:rPr>
-      <w:rFonts w:ascii="Arial" w:eastAsia="黑体" w:hAnsi="Arial"/>
+      <w:rFonts w:ascii="Arial" w:hAnsi="Arial" w:eastAsia="黑体"/>
       <w:b/>
       <w:sz w:val="32"/>
     </w:rPr>
   </w:style>
-  <w:style w:type="paragraph" w:styleId="Heading3">
+  <w:style w:type="paragraph" w:styleId="4">
     <w:name w:val="heading 3"/>
-    <w:basedOn w:val="Normal"/>
-    <w:next w:val="Normal"/>
+    <w:basedOn w:val="1"/>
+    <w:next w:val="1"/>
     <w:semiHidden/>
     <w:unhideWhenUsed/>
     <w:qFormat/>
+    <w:uiPriority w:val="0"/>
     <w:pPr>
       <w:keepNext/>
       <w:keepLines/>
@@ -8588,12 +8786,13 @@
       <w:sz w:val="32"/>
     </w:rPr>
   </w:style>
-  <w:style w:type="paragraph" w:styleId="Heading4">
+  <w:style w:type="paragraph" w:styleId="5">
     <w:name w:val="heading 4"/>
-    <w:basedOn w:val="Normal"/>
-    <w:next w:val="Normal"/>
+    <w:basedOn w:val="1"/>
+    <w:next w:val="1"/>
     <w:unhideWhenUsed/>
     <w:qFormat/>
+    <w:uiPriority w:val="0"/>
     <w:pPr>
       <w:keepNext/>
       <w:keepLines/>
@@ -8606,18 +8805,19 @@
       <w:outlineLvl w:val="3"/>
     </w:pPr>
     <w:rPr>
-      <w:rFonts w:ascii="Arial" w:eastAsia="黑体" w:hAnsi="Arial"/>
+      <w:rFonts w:ascii="Arial" w:hAnsi="Arial" w:eastAsia="黑体"/>
       <w:b/>
       <w:sz w:val="28"/>
     </w:rPr>
   </w:style>
-  <w:style w:type="paragraph" w:styleId="Heading5">
+  <w:style w:type="paragraph" w:styleId="6">
     <w:name w:val="heading 5"/>
-    <w:basedOn w:val="Normal"/>
-    <w:next w:val="Normal"/>
+    <w:basedOn w:val="1"/>
+    <w:next w:val="1"/>
     <w:semiHidden/>
     <w:unhideWhenUsed/>
     <w:qFormat/>
+    <w:uiPriority w:val="0"/>
     <w:pPr>
       <w:keepNext/>
       <w:keepLines/>
@@ -8634,13 +8834,14 @@
       <w:sz w:val="28"/>
     </w:rPr>
   </w:style>
-  <w:style w:type="paragraph" w:styleId="Heading6">
+  <w:style w:type="paragraph" w:styleId="7">
     <w:name w:val="heading 6"/>
-    <w:basedOn w:val="Normal"/>
-    <w:next w:val="Normal"/>
+    <w:basedOn w:val="1"/>
+    <w:next w:val="1"/>
     <w:semiHidden/>
     <w:unhideWhenUsed/>
     <w:qFormat/>
+    <w:uiPriority w:val="0"/>
     <w:pPr>
       <w:keepNext/>
       <w:keepLines/>
@@ -8653,18 +8854,19 @@
       <w:outlineLvl w:val="5"/>
     </w:pPr>
     <w:rPr>
-      <w:rFonts w:ascii="Arial" w:eastAsia="黑体" w:hAnsi="Arial"/>
+      <w:rFonts w:ascii="Arial" w:hAnsi="Arial" w:eastAsia="黑体"/>
       <w:b/>
       <w:sz w:val="24"/>
     </w:rPr>
   </w:style>
-  <w:style w:type="paragraph" w:styleId="Heading7">
+  <w:style w:type="paragraph" w:styleId="8">
     <w:name w:val="heading 7"/>
-    <w:basedOn w:val="Normal"/>
-    <w:next w:val="Normal"/>
+    <w:basedOn w:val="1"/>
+    <w:next w:val="1"/>
     <w:semiHidden/>
     <w:unhideWhenUsed/>
     <w:qFormat/>
+    <w:uiPriority w:val="0"/>
     <w:pPr>
       <w:keepNext/>
       <w:keepLines/>
@@ -8681,13 +8883,14 @@
       <w:sz w:val="24"/>
     </w:rPr>
   </w:style>
-  <w:style w:type="paragraph" w:styleId="Heading8">
+  <w:style w:type="paragraph" w:styleId="9">
     <w:name w:val="heading 8"/>
-    <w:basedOn w:val="Normal"/>
-    <w:next w:val="Normal"/>
+    <w:basedOn w:val="1"/>
+    <w:next w:val="1"/>
     <w:semiHidden/>
     <w:unhideWhenUsed/>
     <w:qFormat/>
+    <w:uiPriority w:val="0"/>
     <w:pPr>
       <w:keepNext/>
       <w:keepLines/>
@@ -8700,17 +8903,18 @@
       <w:outlineLvl w:val="7"/>
     </w:pPr>
     <w:rPr>
-      <w:rFonts w:ascii="Arial" w:eastAsia="黑体" w:hAnsi="Arial"/>
+      <w:rFonts w:ascii="Arial" w:hAnsi="Arial" w:eastAsia="黑体"/>
       <w:sz w:val="24"/>
     </w:rPr>
   </w:style>
-  <w:style w:type="paragraph" w:styleId="Heading9">
+  <w:style w:type="paragraph" w:styleId="10">
     <w:name w:val="heading 9"/>
-    <w:basedOn w:val="Normal"/>
-    <w:next w:val="Normal"/>
+    <w:basedOn w:val="1"/>
+    <w:next w:val="1"/>
     <w:semiHidden/>
     <w:unhideWhenUsed/>
     <w:qFormat/>
+    <w:uiPriority w:val="0"/>
     <w:pPr>
       <w:keepNext/>
       <w:keepLines/>
@@ -8723,19 +8927,21 @@
       <w:outlineLvl w:val="8"/>
     </w:pPr>
     <w:rPr>
-      <w:rFonts w:ascii="Arial" w:eastAsia="黑体" w:hAnsi="Arial"/>
+      <w:rFonts w:ascii="Arial" w:hAnsi="Arial" w:eastAsia="黑体"/>
       <w:sz w:val="21"/>
     </w:rPr>
   </w:style>
-  <w:style w:type="character" w:default="1" w:styleId="DefaultParagraphFont">
+  <w:style w:type="character" w:default="1" w:styleId="23">
     <w:name w:val="Default Paragraph Font"/>
     <w:semiHidden/>
     <w:qFormat/>
+    <w:uiPriority w:val="0"/>
   </w:style>
-  <w:style w:type="table" w:default="1" w:styleId="TableNormal">
+  <w:style w:type="table" w:default="1" w:styleId="21">
     <w:name w:val="Normal Table"/>
     <w:semiHidden/>
     <w:qFormat/>
+    <w:uiPriority w:val="0"/>
     <w:tblPr>
       <w:tblCellMar>
         <w:top w:w="0" w:type="dxa"/>
@@ -8745,47 +8951,52 @@
       </w:tblCellMar>
     </w:tblPr>
   </w:style>
-  <w:style w:type="paragraph" w:styleId="NormalIndent">
+  <w:style w:type="paragraph" w:styleId="11">
     <w:name w:val="Normal Indent"/>
-    <w:basedOn w:val="Normal"/>
+    <w:basedOn w:val="1"/>
     <w:qFormat/>
+    <w:uiPriority w:val="0"/>
     <w:pPr>
       <w:ind w:firstLine="420" w:firstLineChars="200"/>
     </w:pPr>
   </w:style>
-  <w:style w:type="paragraph" w:styleId="CommentText">
+  <w:style w:type="paragraph" w:styleId="12">
     <w:name w:val="annotation text"/>
-    <w:basedOn w:val="Normal"/>
+    <w:basedOn w:val="1"/>
     <w:qFormat/>
+    <w:uiPriority w:val="0"/>
     <w:pPr>
       <w:jc w:val="left"/>
     </w:pPr>
   </w:style>
-  <w:style w:type="paragraph" w:styleId="BodyText">
+  <w:style w:type="paragraph" w:styleId="13">
     <w:name w:val="Body Text"/>
-    <w:basedOn w:val="Normal"/>
+    <w:basedOn w:val="1"/>
     <w:semiHidden/>
     <w:qFormat/>
+    <w:uiPriority w:val="0"/>
     <w:rPr>
-      <w:rFonts w:ascii="Arial" w:eastAsia="Arial" w:hAnsi="Arial" w:cs="Arial"/>
+      <w:rFonts w:ascii="Arial" w:hAnsi="Arial" w:eastAsia="Arial" w:cs="Arial"/>
       <w:sz w:val="21"/>
       <w:szCs w:val="21"/>
       <w:lang w:val="en-US" w:eastAsia="en-US" w:bidi="ar-SA"/>
     </w:rPr>
   </w:style>
-  <w:style w:type="paragraph" w:styleId="TOC3">
+  <w:style w:type="paragraph" w:styleId="14">
     <w:name w:val="toc 3"/>
-    <w:basedOn w:val="Normal"/>
-    <w:next w:val="Normal"/>
+    <w:basedOn w:val="1"/>
+    <w:next w:val="1"/>
     <w:qFormat/>
+    <w:uiPriority w:val="0"/>
     <w:pPr>
       <w:ind w:left="840" w:leftChars="400"/>
     </w:pPr>
   </w:style>
-  <w:style w:type="paragraph" w:styleId="Footer">
+  <w:style w:type="paragraph" w:styleId="15">
     <w:name w:val="footer"/>
-    <w:basedOn w:val="Normal"/>
+    <w:basedOn w:val="1"/>
     <w:qFormat/>
+    <w:uiPriority w:val="0"/>
     <w:pPr>
       <w:tabs>
         <w:tab w:val="center" w:pos="4153"/>
@@ -8798,16 +9009,17 @@
       <w:sz w:val="18"/>
     </w:rPr>
   </w:style>
-  <w:style w:type="paragraph" w:styleId="Header">
+  <w:style w:type="paragraph" w:styleId="16">
     <w:name w:val="header"/>
-    <w:basedOn w:val="Normal"/>
+    <w:basedOn w:val="1"/>
     <w:qFormat/>
+    <w:uiPriority w:val="0"/>
     <w:pPr>
       <w:pBdr>
-        <w:top w:val="nil"/>
-        <w:left w:val="nil"/>
-        <w:bottom w:val="nil"/>
-        <w:right w:val="nil"/>
+        <w:top w:val="none" w:color="auto" w:sz="0" w:space="0"/>
+        <w:left w:val="none" w:color="auto" w:sz="0" w:space="0"/>
+        <w:bottom w:val="none" w:color="auto" w:sz="0" w:space="0"/>
+        <w:right w:val="none" w:color="auto" w:sz="0" w:space="0"/>
       </w:pBdr>
       <w:tabs>
         <w:tab w:val="center" w:pos="4153"/>
@@ -8822,37 +9034,41 @@
       <w:sz w:val="18"/>
     </w:rPr>
   </w:style>
-  <w:style w:type="paragraph" w:styleId="TOC1">
+  <w:style w:type="paragraph" w:styleId="17">
     <w:name w:val="toc 1"/>
-    <w:basedOn w:val="Normal"/>
-    <w:next w:val="Normal"/>
+    <w:basedOn w:val="1"/>
+    <w:next w:val="1"/>
     <w:qFormat/>
+    <w:uiPriority w:val="0"/>
     <w:rPr>
-      <w:rFonts w:ascii="Arial" w:eastAsia="Microsoft JhengHei" w:hAnsi="Arial"/>
+      <w:rFonts w:ascii="Arial" w:hAnsi="Arial" w:eastAsia="Microsoft JhengHei"/>
       <w:sz w:val="24"/>
     </w:rPr>
   </w:style>
-  <w:style w:type="paragraph" w:styleId="TOC2">
+  <w:style w:type="paragraph" w:styleId="18">
     <w:name w:val="toc 2"/>
-    <w:basedOn w:val="Normal"/>
-    <w:next w:val="Normal"/>
+    <w:basedOn w:val="1"/>
+    <w:next w:val="1"/>
     <w:qFormat/>
+    <w:uiPriority w:val="0"/>
     <w:pPr>
       <w:ind w:left="420" w:leftChars="200"/>
     </w:pPr>
   </w:style>
-  <w:style w:type="paragraph" w:styleId="NormalWeb">
+  <w:style w:type="paragraph" w:styleId="19">
     <w:name w:val="Normal (Web)"/>
-    <w:basedOn w:val="Normal"/>
+    <w:basedOn w:val="1"/>
     <w:qFormat/>
+    <w:uiPriority w:val="0"/>
     <w:rPr>
       <w:sz w:val="24"/>
     </w:rPr>
   </w:style>
-  <w:style w:type="paragraph" w:styleId="Title">
+  <w:style w:type="paragraph" w:styleId="20">
     <w:name w:val="Title"/>
-    <w:basedOn w:val="Normal"/>
+    <w:basedOn w:val="1"/>
     <w:qFormat/>
+    <w:uiPriority w:val="0"/>
     <w:pPr>
       <w:spacing w:before="240" w:beforeLines="0" w:beforeAutospacing="0" w:after="60" w:afterLines="0" w:afterAutospacing="0"/>
       <w:jc w:val="center"/>
@@ -8864,59 +9080,62 @@
       <w:sz w:val="32"/>
     </w:rPr>
   </w:style>
-  <w:style w:type="table" w:styleId="TableGrid">
+  <w:style w:type="table" w:styleId="22">
     <w:name w:val="Table Grid"/>
-    <w:basedOn w:val="TableNormal"/>
+    <w:basedOn w:val="21"/>
     <w:qFormat/>
+    <w:uiPriority w:val="0"/>
     <w:pPr>
       <w:widowControl w:val="0"/>
       <w:jc w:val="both"/>
     </w:pPr>
     <w:tblPr>
       <w:tblBorders>
-        <w:top w:val="single" w:sz="4" w:space="0" w:color="auto"/>
-        <w:left w:val="single" w:sz="4" w:space="0" w:color="auto"/>
-        <w:bottom w:val="single" w:sz="4" w:space="0" w:color="auto"/>
-        <w:right w:val="single" w:sz="4" w:space="0" w:color="auto"/>
-        <w:insideH w:val="single" w:sz="4" w:space="0" w:color="auto"/>
-        <w:insideV w:val="single" w:sz="4" w:space="0" w:color="auto"/>
+        <w:top w:val="single" w:color="auto" w:sz="4" w:space="0"/>
+        <w:left w:val="single" w:color="auto" w:sz="4" w:space="0"/>
+        <w:bottom w:val="single" w:color="auto" w:sz="4" w:space="0"/>
+        <w:right w:val="single" w:color="auto" w:sz="4" w:space="0"/>
+        <w:insideH w:val="single" w:color="auto" w:sz="4" w:space="0"/>
+        <w:insideV w:val="single" w:color="auto" w:sz="4" w:space="0"/>
       </w:tblBorders>
     </w:tblPr>
   </w:style>
-  <w:style w:type="character" w:styleId="Strong">
+  <w:style w:type="character" w:styleId="24">
     <w:name w:val="Strong"/>
-    <w:basedOn w:val="DefaultParagraphFont"/>
+    <w:basedOn w:val="23"/>
     <w:qFormat/>
+    <w:uiPriority w:val="0"/>
     <w:rPr>
       <w:b/>
     </w:rPr>
   </w:style>
-  <w:style w:type="paragraph" w:styleId="NoSpacing">
+  <w:style w:type="paragraph" w:styleId="25">
     <w:name w:val="No Spacing"/>
+    <w:qFormat/>
     <w:uiPriority w:val="99"/>
-    <w:qFormat/>
     <w:rPr>
-      <w:rFonts w:ascii="Calibri" w:eastAsia="宋体" w:hAnsi="Calibri" w:cs="Times New Roman"/>
+      <w:rFonts w:ascii="Calibri" w:hAnsi="Calibri" w:eastAsia="宋体" w:cs="Times New Roman"/>
       <w:sz w:val="22"/>
       <w:szCs w:val="22"/>
       <w:lang w:val="en-US" w:eastAsia="zh-CN" w:bidi="ar-SA"/>
     </w:rPr>
   </w:style>
-  <w:style w:type="character" w:customStyle="1" w:styleId="2Char">
+  <w:style w:type="character" w:customStyle="1" w:styleId="26">
     <w:name w:val="标题 2 Char"/>
-    <w:link w:val="Heading2"/>
+    <w:link w:val="3"/>
     <w:qFormat/>
+    <w:uiPriority w:val="0"/>
     <w:rPr>
-      <w:rFonts w:ascii="Arial" w:eastAsia="黑体" w:hAnsi="Arial"/>
+      <w:rFonts w:ascii="Arial" w:hAnsi="Arial" w:eastAsia="黑体"/>
       <w:b/>
       <w:sz w:val="32"/>
     </w:rPr>
   </w:style>
-  <w:style w:type="paragraph" w:customStyle="1" w:styleId="TableParagraph">
+  <w:style w:type="paragraph" w:customStyle="1" w:styleId="27">
     <w:name w:val="Table Paragraph"/>
-    <w:basedOn w:val="Normal"/>
+    <w:basedOn w:val="1"/>
+    <w:qFormat/>
     <w:uiPriority w:val="1"/>
-    <w:qFormat/>
     <w:pPr>
       <w:autoSpaceDE w:val="0"/>
       <w:autoSpaceDN w:val="0"/>
@@ -8932,11 +9151,12 @@
       <w:lang w:val="zh-CN" w:bidi="zh-CN"/>
     </w:rPr>
   </w:style>
-  <w:style w:type="table" w:customStyle="1" w:styleId="TableNormal0">
+  <w:style w:type="table" w:customStyle="1" w:styleId="28">
     <w:name w:val="Table Normal_0"/>
     <w:semiHidden/>
     <w:unhideWhenUsed/>
     <w:qFormat/>
+    <w:uiPriority w:val="0"/>
     <w:tblPr>
       <w:tblCellMar>
         <w:top w:w="0" w:type="dxa"/>
@@ -8946,81 +9166,87 @@
       </w:tblCellMar>
     </w:tblPr>
   </w:style>
-  <w:style w:type="paragraph" w:customStyle="1" w:styleId="TableText">
+  <w:style w:type="paragraph" w:customStyle="1" w:styleId="29">
     <w:name w:val="Table Text"/>
-    <w:basedOn w:val="Normal"/>
+    <w:basedOn w:val="1"/>
     <w:semiHidden/>
     <w:qFormat/>
+    <w:uiPriority w:val="0"/>
     <w:rPr>
-      <w:rFonts w:ascii="宋体" w:eastAsia="宋体" w:hAnsi="宋体" w:cs="宋体"/>
+      <w:rFonts w:ascii="宋体" w:hAnsi="宋体" w:eastAsia="宋体" w:cs="宋体"/>
       <w:sz w:val="21"/>
       <w:szCs w:val="21"/>
       <w:lang w:val="en-US" w:eastAsia="en-US" w:bidi="ar-SA"/>
     </w:rPr>
   </w:style>
-  <w:style w:type="paragraph" w:customStyle="1" w:styleId="1">
+  <w:style w:type="paragraph" w:customStyle="1" w:styleId="30">
     <w:name w:val="柴_标题1"/>
-    <w:basedOn w:val="Heading1"/>
-    <w:next w:val="a"/>
-    <w:link w:val="1Char"/>
+    <w:basedOn w:val="2"/>
+    <w:next w:val="31"/>
+    <w:link w:val="42"/>
     <w:qFormat/>
+    <w:uiPriority w:val="0"/>
     <w:pPr>
       <w:spacing w:before="100" w:after="90" w:line="360" w:lineRule="auto"/>
     </w:pPr>
     <w:rPr>
-      <w:rFonts w:ascii="Arial" w:eastAsia="宋体" w:hAnsi="Arial"/>
+      <w:rFonts w:ascii="Arial" w:hAnsi="Arial" w:eastAsia="宋体"/>
       <w:sz w:val="32"/>
     </w:rPr>
   </w:style>
-  <w:style w:type="paragraph" w:customStyle="1" w:styleId="a">
+  <w:style w:type="paragraph" w:customStyle="1" w:styleId="31">
     <w:name w:val="柴_正文"/>
-    <w:basedOn w:val="BodyText"/>
-    <w:link w:val="Char"/>
+    <w:basedOn w:val="13"/>
+    <w:link w:val="45"/>
     <w:qFormat/>
+    <w:uiPriority w:val="0"/>
     <w:pPr>
       <w:spacing w:line="360" w:lineRule="auto"/>
       <w:ind w:firstLine="470" w:firstLineChars="200"/>
     </w:pPr>
     <w:rPr>
-      <w:rFonts w:ascii="Arial" w:eastAsia="宋体" w:hAnsi="Arial"/>
+      <w:rFonts w:ascii="Arial" w:hAnsi="Arial" w:eastAsia="宋体"/>
       <w:sz w:val="24"/>
       <w:lang w:eastAsia="zh-CN"/>
     </w:rPr>
   </w:style>
-  <w:style w:type="paragraph" w:customStyle="1" w:styleId="2">
+  <w:style w:type="paragraph" w:customStyle="1" w:styleId="32">
     <w:name w:val="柴_标题2"/>
-    <w:basedOn w:val="Heading2"/>
-    <w:next w:val="a"/>
+    <w:basedOn w:val="3"/>
+    <w:next w:val="31"/>
     <w:qFormat/>
+    <w:uiPriority w:val="0"/>
     <w:pPr>
       <w:spacing w:line="360" w:lineRule="auto"/>
     </w:pPr>
     <w:rPr>
-      <w:rFonts w:ascii="Arial" w:eastAsia="宋体" w:hAnsi="Arial"/>
+      <w:rFonts w:ascii="Arial" w:hAnsi="Arial" w:eastAsia="宋体"/>
       <w:sz w:val="28"/>
     </w:rPr>
   </w:style>
-  <w:style w:type="paragraph" w:customStyle="1" w:styleId="3">
+  <w:style w:type="paragraph" w:customStyle="1" w:styleId="33">
     <w:name w:val="柴_标题3"/>
-    <w:basedOn w:val="Heading3"/>
-    <w:next w:val="a"/>
+    <w:basedOn w:val="4"/>
+    <w:next w:val="31"/>
     <w:qFormat/>
+    <w:uiPriority w:val="0"/>
     <w:pPr>
       <w:spacing w:line="360" w:lineRule="auto"/>
       <w:ind w:left="0" w:firstLine="472" w:firstLineChars="200"/>
     </w:pPr>
     <w:rPr>
-      <w:rFonts w:ascii="宋体" w:eastAsia="宋体" w:hAnsi="宋体" w:cs="宋体"/>
+      <w:rFonts w:ascii="宋体" w:hAnsi="宋体" w:eastAsia="宋体" w:cs="宋体"/>
       <w:spacing w:val="-2"/>
       <w:sz w:val="24"/>
       <w:szCs w:val="24"/>
     </w:rPr>
   </w:style>
-  <w:style w:type="paragraph" w:customStyle="1" w:styleId="a0">
+  <w:style w:type="paragraph" w:customStyle="1" w:styleId="34">
     <w:name w:val="柴_目录"/>
-    <w:basedOn w:val="Normal"/>
-    <w:next w:val="BodyText"/>
+    <w:basedOn w:val="1"/>
+    <w:next w:val="13"/>
     <w:qFormat/>
+    <w:uiPriority w:val="0"/>
     <w:pPr>
       <w:tabs>
         <w:tab w:val="right" w:leader="dot" w:pos="8442"/>
@@ -9028,89 +9254,96 @@
       <w:ind w:left="0" w:leftChars="0"/>
     </w:pPr>
     <w:rPr>
-      <w:rFonts w:ascii="Arial" w:eastAsia="Microsoft JhengHei" w:hAnsi="Arial"/>
+      <w:rFonts w:ascii="Arial" w:hAnsi="Arial" w:eastAsia="Microsoft JhengHei"/>
       <w:sz w:val="24"/>
     </w:rPr>
   </w:style>
-  <w:style w:type="paragraph" w:customStyle="1" w:styleId="a1">
+  <w:style w:type="paragraph" w:customStyle="1" w:styleId="35">
     <w:name w:val="柴_公司名"/>
-    <w:basedOn w:val="Title"/>
+    <w:basedOn w:val="20"/>
     <w:qFormat/>
+    <w:uiPriority w:val="0"/>
     <w:pPr>
       <w:spacing w:after="600" w:afterLines="600"/>
     </w:pPr>
     <w:rPr>
-      <w:rFonts w:ascii="宋体" w:eastAsia="宋体" w:hAnsi="宋体" w:cs="宋体" w:hint="eastAsia"/>
+      <w:rFonts w:hint="eastAsia" w:ascii="宋体" w:hAnsi="宋体" w:eastAsia="宋体" w:cs="宋体"/>
       <w:bCs/>
       <w:spacing w:val="-6"/>
       <w:sz w:val="52"/>
       <w:szCs w:val="52"/>
     </w:rPr>
   </w:style>
-  <w:style w:type="paragraph" w:customStyle="1" w:styleId="a2">
+  <w:style w:type="paragraph" w:customStyle="1" w:styleId="36">
     <w:name w:val="柴_文档名"/>
-    <w:basedOn w:val="Title"/>
+    <w:basedOn w:val="20"/>
     <w:qFormat/>
+    <w:uiPriority w:val="0"/>
     <w:pPr>
       <w:spacing w:after="900" w:afterLines="900"/>
     </w:pPr>
     <w:rPr>
-      <w:rFonts w:ascii="黑体" w:eastAsia="黑体" w:hAnsi="黑体" w:cs="黑体"/>
+      <w:rFonts w:ascii="黑体" w:hAnsi="黑体" w:eastAsia="黑体" w:cs="黑体"/>
       <w:bCs/>
       <w:spacing w:val="-7"/>
       <w:sz w:val="52"/>
       <w:szCs w:val="52"/>
     </w:rPr>
   </w:style>
-  <w:style w:type="paragraph" w:customStyle="1" w:styleId="WPSOffice1">
+  <w:style w:type="paragraph" w:customStyle="1" w:styleId="37">
     <w:name w:val="WPSOffice手动目录 1"/>
     <w:qFormat/>
+    <w:uiPriority w:val="0"/>
     <w:pPr>
       <w:ind w:leftChars="0"/>
     </w:pPr>
     <w:rPr>
-      <w:rFonts w:ascii="Times New Roman" w:eastAsia="宋体" w:hAnsi="Times New Roman" w:cs="Times New Roman"/>
+      <w:rFonts w:ascii="Times New Roman" w:hAnsi="Times New Roman" w:eastAsia="宋体" w:cs="Times New Roman"/>
       <w:sz w:val="20"/>
       <w:szCs w:val="20"/>
     </w:rPr>
   </w:style>
-  <w:style w:type="paragraph" w:customStyle="1" w:styleId="WPSOffice2">
+  <w:style w:type="paragraph" w:customStyle="1" w:styleId="38">
     <w:name w:val="WPSOffice手动目录 2"/>
     <w:qFormat/>
+    <w:uiPriority w:val="0"/>
     <w:pPr>
       <w:ind w:leftChars="200"/>
     </w:pPr>
     <w:rPr>
-      <w:rFonts w:ascii="Times New Roman" w:eastAsia="宋体" w:hAnsi="Times New Roman" w:cs="Times New Roman"/>
+      <w:rFonts w:ascii="Times New Roman" w:hAnsi="Times New Roman" w:eastAsia="宋体" w:cs="Times New Roman"/>
       <w:sz w:val="20"/>
       <w:szCs w:val="20"/>
     </w:rPr>
   </w:style>
-  <w:style w:type="paragraph" w:customStyle="1" w:styleId="WPSOffice3">
+  <w:style w:type="paragraph" w:customStyle="1" w:styleId="39">
     <w:name w:val="WPSOffice手动目录 3"/>
     <w:qFormat/>
+    <w:uiPriority w:val="0"/>
     <w:pPr>
       <w:ind w:leftChars="400"/>
     </w:pPr>
     <w:rPr>
-      <w:rFonts w:ascii="Times New Roman" w:eastAsia="宋体" w:hAnsi="Times New Roman" w:cs="Times New Roman"/>
+      <w:rFonts w:ascii="Times New Roman" w:hAnsi="Times New Roman" w:eastAsia="宋体" w:cs="Times New Roman"/>
       <w:sz w:val="20"/>
       <w:szCs w:val="20"/>
     </w:rPr>
   </w:style>
-  <w:style w:type="paragraph" w:customStyle="1" w:styleId="Compact">
+  <w:style w:type="paragraph" w:customStyle="1" w:styleId="40">
     <w:name w:val="Compact"/>
-    <w:basedOn w:val="BodyText"/>
+    <w:basedOn w:val="13"/>
     <w:qFormat/>
+    <w:uiPriority w:val="0"/>
     <w:pPr>
       <w:spacing w:before="36" w:after="36"/>
     </w:pPr>
   </w:style>
-  <w:style w:type="table" w:customStyle="1" w:styleId="Table">
+  <w:style w:type="table" w:customStyle="1" w:styleId="41">
     <w:name w:val="Table"/>
     <w:semiHidden/>
     <w:unhideWhenUsed/>
     <w:qFormat/>
+    <w:uiPriority w:val="0"/>
     <w:tblPr>
       <w:tblCellMar>
         <w:top w:w="0" w:type="dxa"/>
@@ -9122,25 +9355,27 @@
     <w:tblStylePr w:type="firstRow">
       <w:tcPr>
         <w:tcBorders>
-          <w:bottom w:val="single" w:sz="0" w:space="0" w:color="auto"/>
+          <w:bottom w:val="single" w:color="auto" w:sz="0" w:space="0"/>
         </w:tcBorders>
         <w:vAlign w:val="bottom"/>
       </w:tcPr>
     </w:tblStylePr>
   </w:style>
-  <w:style w:type="character" w:customStyle="1" w:styleId="1Char">
+  <w:style w:type="character" w:customStyle="1" w:styleId="42">
     <w:name w:val="柴_标题1 Char"/>
-    <w:link w:val="1"/>
+    <w:link w:val="30"/>
     <w:qFormat/>
+    <w:uiPriority w:val="0"/>
     <w:rPr>
-      <w:rFonts w:ascii="Arial" w:eastAsia="宋体" w:hAnsi="Arial"/>
+      <w:rFonts w:ascii="Arial" w:hAnsi="Arial" w:eastAsia="宋体"/>
       <w:sz w:val="32"/>
     </w:rPr>
   </w:style>
-  <w:style w:type="paragraph" w:customStyle="1" w:styleId="a3">
+  <w:style w:type="paragraph" w:customStyle="1" w:styleId="43">
     <w:name w:val="柴_正文_无缩进"/>
-    <w:basedOn w:val="Normal"/>
+    <w:basedOn w:val="1"/>
     <w:qFormat/>
+    <w:uiPriority w:val="0"/>
     <w:pPr>
       <w:ind w:firstLine="0" w:firstLineChars="0"/>
     </w:pPr>
@@ -9150,29 +9385,31 @@
       <w:lang w:eastAsia="zh-CN"/>
     </w:rPr>
   </w:style>
-  <w:style w:type="paragraph" w:customStyle="1" w:styleId="4">
+  <w:style w:type="paragraph" w:customStyle="1" w:styleId="44">
     <w:name w:val="柴_标题4"/>
-    <w:basedOn w:val="Heading4"/>
-    <w:next w:val="Normal"/>
+    <w:basedOn w:val="5"/>
+    <w:next w:val="1"/>
     <w:qFormat/>
+    <w:uiPriority w:val="0"/>
     <w:pPr>
       <w:widowControl w:val="0"/>
       <w:spacing w:before="160" w:line="360" w:lineRule="auto"/>
-      <w:ind w:left="981" w:hanging="862" w:leftChars="300"/>
+      <w:ind w:left="981" w:leftChars="300" w:hanging="862"/>
     </w:pPr>
     <w:rPr>
-      <w:rFonts w:ascii="Calibri" w:eastAsia="宋体" w:hAnsi="Calibri" w:cs="宋体" w:hint="eastAsia"/>
+      <w:rFonts w:hint="eastAsia" w:ascii="Calibri" w:hAnsi="Calibri" w:eastAsia="宋体" w:cs="宋体"/>
       <w:sz w:val="24"/>
       <w:szCs w:val="24"/>
       <w:lang w:eastAsia="zh-CN" w:bidi="zh-CN"/>
     </w:rPr>
   </w:style>
-  <w:style w:type="character" w:customStyle="1" w:styleId="Char">
+  <w:style w:type="character" w:customStyle="1" w:styleId="45">
     <w:name w:val="柴_正文 Char"/>
-    <w:link w:val="a"/>
+    <w:link w:val="31"/>
     <w:qFormat/>
+    <w:uiPriority w:val="0"/>
     <w:rPr>
-      <w:rFonts w:ascii="Arial" w:eastAsia="宋体" w:hAnsi="Arial"/>
+      <w:rFonts w:ascii="Arial" w:hAnsi="Arial" w:eastAsia="宋体"/>
       <w:sz w:val="24"/>
       <w:lang w:eastAsia="zh-CN"/>
     </w:rPr>
